--- a/fuse_manufacturing/docs/training/02 Item Transfer.docx
+++ b/fuse_manufacturing/docs/training/02 Item Transfer.docx
@@ -1,91 +1,37 @@
 
 <file path=word/document.xml><?xml version="1.0" encoding="utf-8"?>
-<w:document xmlns:wpc="http://schemas.microsoft.com/office/word/2010/wordprocessingCanvas" xmlns:mc="http://schemas.openxmlformats.org/markup-compatibility/2006" xmlns:o="urn:schemas-microsoft-com:office:office" xmlns:r="http://schemas.openxmlformats.org/officeDocument/2006/relationships" xmlns:m="http://schemas.openxmlformats.org/officeDocument/2006/math" xmlns:v="urn:schemas-microsoft-com:vml" xmlns:wp14="http://schemas.microsoft.com/office/word/2010/wordprocessingDrawing" xmlns:wp="http://schemas.openxmlformats.org/drawingml/2006/wordprocessingDrawing" xmlns:w10="urn:schemas-microsoft-com:office:word" xmlns:w="http://schemas.openxmlformats.org/wordprocessingml/2006/main" xmlns:w14="http://schemas.microsoft.com/office/word/2010/wordml" xmlns:w15="http://schemas.microsoft.com/office/word/2012/wordml" xmlns:wpg="http://schemas.microsoft.com/office/word/2010/wordprocessingGroup" xmlns:wpi="http://schemas.microsoft.com/office/word/2010/wordprocessingInk" xmlns:wne="http://schemas.microsoft.com/office/word/2006/wordml" xmlns:wps="http://schemas.microsoft.com/office/word/2010/wordprocessingShape" xmlns:cx="http://schemas.microsoft.com/office/drawing/2014/chartex" xmlns:cx1="http://schemas.microsoft.com/office/drawing/2015/9/8/chartex" xmlns:cx2="http://schemas.microsoft.com/office/drawing/2015/10/21/chartex" xmlns:cx3="http://schemas.microsoft.com/office/drawing/2016/5/9/chartex" xmlns:cx4="http://schemas.microsoft.com/office/drawing/2016/5/10/chartex" xmlns:cx5="http://schemas.microsoft.com/office/drawing/2016/5/11/chartex" xmlns:cx6="http://schemas.microsoft.com/office/drawing/2016/5/12/chartex" xmlns:cx7="http://schemas.microsoft.com/office/drawing/2016/5/13/chartex" xmlns:cx8="http://schemas.microsoft.com/office/drawing/2016/5/14/chartex" xmlns:aink="http://schemas.microsoft.com/office/drawing/2016/ink" xmlns:am3d="http://schemas.microsoft.com/office/drawing/2017/model3d" xmlns:w16cex="http://schemas.microsoft.com/office/word/2018/wordml/cex" xmlns:w16cid="http://schemas.microsoft.com/office/word/2016/wordml/cid" xmlns:w16="http://schemas.microsoft.com/office/word/2018/wordml" xmlns:w16sdtdh="http://schemas.microsoft.com/office/word/2020/wordml/sdtdatahash" xmlns:w16se="http://schemas.microsoft.com/office/word/2015/wordml/symex" mc:Ignorable="w14 w15 wp14">
+<w:document xmlns:wpc="http://schemas.microsoft.com/office/word/2010/wordprocessingCanvas" xmlns:cx="http://schemas.microsoft.com/office/drawing/2014/chartex" xmlns:cx1="http://schemas.microsoft.com/office/drawing/2015/9/8/chartex" xmlns:cx2="http://schemas.microsoft.com/office/drawing/2015/10/21/chartex" xmlns:cx3="http://schemas.microsoft.com/office/drawing/2016/5/9/chartex" xmlns:cx4="http://schemas.microsoft.com/office/drawing/2016/5/10/chartex" xmlns:cx5="http://schemas.microsoft.com/office/drawing/2016/5/11/chartex" xmlns:cx6="http://schemas.microsoft.com/office/drawing/2016/5/12/chartex" xmlns:cx7="http://schemas.microsoft.com/office/drawing/2016/5/13/chartex" xmlns:cx8="http://schemas.microsoft.com/office/drawing/2016/5/14/chartex" xmlns:mc="http://schemas.openxmlformats.org/markup-compatibility/2006" xmlns:aink="http://schemas.microsoft.com/office/drawing/2016/ink" xmlns:am3d="http://schemas.microsoft.com/office/drawing/2017/model3d" xmlns:o="urn:schemas-microsoft-com:office:office" xmlns:oel="http://schemas.microsoft.com/office/2019/extlst" xmlns:r="http://schemas.openxmlformats.org/officeDocument/2006/relationships" xmlns:m="http://schemas.openxmlformats.org/officeDocument/2006/math" xmlns:v="urn:schemas-microsoft-com:vml" xmlns:wp14="http://schemas.microsoft.com/office/word/2010/wordprocessingDrawing" xmlns:wp="http://schemas.openxmlformats.org/drawingml/2006/wordprocessingDrawing" xmlns:w10="urn:schemas-microsoft-com:office:word" xmlns:w="http://schemas.openxmlformats.org/wordprocessingml/2006/main" xmlns:w14="http://schemas.microsoft.com/office/word/2010/wordml" xmlns:w15="http://schemas.microsoft.com/office/word/2012/wordml" xmlns:w16cei="http://schemas.microsoft.com/office/word/2026/wordml/cei" xmlns:w16cex="http://schemas.microsoft.com/office/word/2018/wordml/cex" xmlns:w16cid="http://schemas.microsoft.com/office/word/2016/wordml/cid" xmlns:w16="http://schemas.microsoft.com/office/word/2018/wordml" xmlns:w16du="http://schemas.microsoft.com/office/word/2023/wordml/word16du" xmlns:w16sdtdh="http://schemas.microsoft.com/office/word/2020/wordml/sdtdatahash" xmlns:w16sdtfl="http://schemas.microsoft.com/office/word/2024/wordml/sdtformatlock" xmlns:w16se="http://schemas.microsoft.com/office/word/2015/wordml/symex" xmlns:wpg="http://schemas.microsoft.com/office/word/2010/wordprocessingGroup" xmlns:wpi="http://schemas.microsoft.com/office/word/2010/wordprocessingInk" xmlns:wne="http://schemas.microsoft.com/office/word/2006/wordml" xmlns:wps="http://schemas.microsoft.com/office/word/2010/wordprocessingShape" mc:Ignorable="w14 w15 w16se w16cid w16 w16cex w16sdtdh w16sdtfl w16du wp14">
   <w:body>
     <w:p>
       <w:pPr>
-        <w:spacing w:after="60"/>
-      </w:pPr>
-      <w:r>
-        <w:rPr>
-          <w:rFonts w:ascii="Calibri" w:cs="Calibri" w:eastAsia="Calibri" w:hAnsi="Calibri"/>
-          <w:b/>
-          <w:bCs/>
-          <w:color w:val="007E45"/>
-          <w:sz w:val="44"/>
-          <w:szCs w:val="44"/>
-        </w:rPr>
-        <w:t xml:space="preserve">Item Transfer</w:t>
-      </w:r>
-    </w:p>
-    <w:p>
-      <w:pPr>
-        <w:spacing w:after="60"/>
-      </w:pPr>
-      <w:r>
-        <w:rPr>
-          <w:rFonts w:ascii="Calibri" w:cs="Calibri" w:eastAsia="Calibri" w:hAnsi="Calibri"/>
-          <w:color w:val="66756D"/>
-          <w:sz w:val="24"/>
-          <w:szCs w:val="24"/>
-        </w:rPr>
-        <w:t xml:space="preserve">Moving stock from one warehouse to another</w:t>
-      </w:r>
-    </w:p>
-    <w:p>
-      <w:pPr>
-        <w:spacing w:after="60"/>
-      </w:pPr>
-      <w:r>
-        <w:rPr>
-          <w:rFonts w:ascii="Calibri" w:cs="Calibri" w:eastAsia="Calibri" w:hAnsi="Calibri"/>
-          <w:color w:val="66756D"/>
-          <w:sz w:val="24"/>
-          <w:szCs w:val="24"/>
-        </w:rPr>
-        <w:t xml:space="preserve">Fuse Manufacturing — user guide 02</w:t>
-      </w:r>
-    </w:p>
-    <w:p>
-      <w:pPr>
-        <w:pBdr>
-          <w:bottom w:val="single" w:color="007E45" w:sz="8" w:space="6"/>
-        </w:pBdr>
-        <w:spacing w:after="300"/>
-      </w:pPr>
-    </w:p>
-    <w:p>
-      <w:pPr>
         <w:pStyle w:val="Heading1"/>
-        <w:spacing w:after="160" w:before="380"/>
-      </w:pPr>
-      <w:r>
-        <w:rPr>
-          <w:rFonts w:ascii="Calibri" w:cs="Calibri" w:eastAsia="Calibri" w:hAnsi="Calibri"/>
+        <w:spacing w:before="380" w:after="160"/>
+      </w:pPr>
+      <w:r>
+        <w:rPr>
           <w:b/>
           <w:bCs/>
           <w:color w:val="007E45"/>
           <w:sz w:val="30"/>
           <w:szCs w:val="30"/>
         </w:rPr>
-        <w:t xml:space="preserve">Before you start</w:t>
+        <w:t>Before you start</w:t>
       </w:r>
     </w:p>
     <w:p>
       <w:pPr>
         <w:pStyle w:val="Heading2"/>
-        <w:spacing w:after="120" w:before="260"/>
-      </w:pPr>
-      <w:r>
-        <w:rPr>
-          <w:rFonts w:ascii="Calibri" w:cs="Calibri" w:eastAsia="Calibri" w:hAnsi="Calibri"/>
+        <w:spacing w:before="260" w:after="120"/>
+      </w:pPr>
+      <w:r>
+        <w:rPr>
           <w:b/>
           <w:bCs/>
           <w:color w:val="006034"/>
           <w:sz w:val="24"/>
           <w:szCs w:val="24"/>
         </w:rPr>
-        <w:t xml:space="preserve">What this job is</w:t>
+        <w:t>What this job is</w:t>
       </w:r>
     </w:p>
     <w:p>
@@ -93,13 +39,7 @@
         <w:spacing w:after="150"/>
       </w:pPr>
       <w:r>
-        <w:rPr>
-          <w:rFonts w:ascii="Calibri" w:cs="Calibri" w:eastAsia="Calibri" w:hAnsi="Calibri"/>
-          <w:color w:val="16241C"/>
-          <w:sz w:val="22"/>
-          <w:szCs w:val="22"/>
-        </w:rPr>
-        <w:t xml:space="preserve">An Item Transfer records stock physically moving from one warehouse to another. Nothing is bought, sold, made or thrown away — the same stock is simply somewhere else afterwards.</w:t>
+        <w:t>An Item Transfer records stock physically moving from one warehouse to another. Nothing is bought, sold, made or thrown away — the same stock is simply somewhere else afterwards.</w:t>
       </w:r>
     </w:p>
     <w:p>
@@ -107,13 +47,7 @@
         <w:spacing w:after="150"/>
       </w:pPr>
       <w:r>
-        <w:rPr>
-          <w:rFonts w:ascii="Calibri" w:cs="Calibri" w:eastAsia="Calibri" w:hAnsi="Calibri"/>
-          <w:color w:val="16241C"/>
-          <w:sz w:val="22"/>
-          <w:szCs w:val="22"/>
-        </w:rPr>
-        <w:t xml:space="preserve">Some everyday examples: a drum of process oil goes from the Johannesburg store to Cape Town; finished tread is moved from the factory to dispatch; raw material is brought from the main store into a smaller working store.</w:t>
+        <w:t>Some everyday examples: a drum of process oil goes from the Johannesburg store to Cape Town; finished tread is moved from the factory to dispatch; raw material is brought from the main store into a smaller working store.</w:t>
       </w:r>
     </w:p>
     <w:p>
@@ -121,30 +55,31 @@
         <w:spacing w:after="150"/>
       </w:pPr>
       <w:r>
-        <w:rPr>
-          <w:rFonts w:ascii="Calibri" w:cs="Calibri" w:eastAsia="Calibri" w:hAnsi="Calibri"/>
-          <w:color w:val="16241C"/>
-          <w:sz w:val="22"/>
-          <w:szCs w:val="22"/>
-        </w:rPr>
-        <w:t xml:space="preserve">If the stock is going to the factory floor to be used in production, use Issue to WIP instead — it is the same idea but it is worth keeping those movements separate so you can see what is out on the floor.</w:t>
+        <w:t xml:space="preserve">If the stock is going to the factory floor to be used in production, use Issue to WIP instead — it is the same </w:t>
+      </w:r>
+      <w:proofErr w:type="gramStart"/>
+      <w:r>
+        <w:t>idea</w:t>
+      </w:r>
+      <w:proofErr w:type="gramEnd"/>
+      <w:r>
+        <w:t xml:space="preserve"> but it is worth keeping those movements separate so you can see what is out on the floor.</w:t>
       </w:r>
     </w:p>
     <w:p>
       <w:pPr>
         <w:pStyle w:val="Heading2"/>
-        <w:spacing w:after="120" w:before="260"/>
-      </w:pPr>
-      <w:r>
-        <w:rPr>
-          <w:rFonts w:ascii="Calibri" w:cs="Calibri" w:eastAsia="Calibri" w:hAnsi="Calibri"/>
+        <w:spacing w:before="260" w:after="120"/>
+      </w:pPr>
+      <w:r>
+        <w:rPr>
           <w:b/>
           <w:bCs/>
           <w:color w:val="006034"/>
           <w:sz w:val="24"/>
           <w:szCs w:val="24"/>
         </w:rPr>
-        <w:t xml:space="preserve">What a warehouse means here</w:t>
+        <w:t>What a warehouse means here</w:t>
       </w:r>
     </w:p>
     <w:p>
@@ -152,13 +87,7 @@
         <w:spacing w:after="150"/>
       </w:pPr>
       <w:r>
-        <w:rPr>
-          <w:rFonts w:ascii="Calibri" w:cs="Calibri" w:eastAsia="Calibri" w:hAnsi="Calibri"/>
-          <w:color w:val="16241C"/>
-          <w:sz w:val="22"/>
-          <w:szCs w:val="22"/>
-        </w:rPr>
-        <w:t xml:space="preserve">A warehouse in Fuse is any place stock can sit. That includes stores, dispatch areas, consignment locations and work-in-progress areas on the factory floor. Every warehouse comes from Sage Intacct — you cannot create one in Fuse, and you should not try.</w:t>
+        <w:t>A warehouse in Fuse is any place stock can sit. That includes stores, dispatch areas, consignment locations and work-in-progress areas on the factory floor. Every warehouse comes from Sage Intacct — you cannot create one in Fuse, and you should not try.</w:t>
       </w:r>
     </w:p>
     <w:p>
@@ -166,30 +95,23 @@
         <w:spacing w:after="150"/>
       </w:pPr>
       <w:r>
-        <w:rPr>
-          <w:rFonts w:ascii="Calibri" w:cs="Calibri" w:eastAsia="Calibri" w:hAnsi="Calibri"/>
-          <w:color w:val="16241C"/>
-          <w:sz w:val="22"/>
-          <w:szCs w:val="22"/>
-        </w:rPr>
-        <w:t xml:space="preserve">Warehouse names follow a pattern: the site, then the area, then the company suffix. For example, JHB Industria - Dispatch - LRC. The last part, LRC, is Leader Rubber Company and appears on every warehouse.</w:t>
+        <w:t>Warehouse names follow a pattern: the site, then the area, then the company suffix. For example, JHB Industria - Dispatch - LRC. The last part, LRC, is Leader Rubber Company and appears on every warehouse.</w:t>
       </w:r>
     </w:p>
     <w:p>
       <w:pPr>
         <w:pStyle w:val="Heading2"/>
-        <w:spacing w:after="120" w:before="260"/>
-      </w:pPr>
-      <w:r>
-        <w:rPr>
-          <w:rFonts w:ascii="Calibri" w:cs="Calibri" w:eastAsia="Calibri" w:hAnsi="Calibri"/>
+        <w:spacing w:before="260" w:after="120"/>
+      </w:pPr>
+      <w:r>
+        <w:rPr>
           <w:b/>
           <w:bCs/>
           <w:color w:val="006034"/>
           <w:sz w:val="24"/>
           <w:szCs w:val="24"/>
         </w:rPr>
-        <w:t xml:space="preserve">Two things that are always true</w:t>
+        <w:t>Two things that are always true</w:t>
       </w:r>
     </w:p>
     <w:p>
@@ -202,13 +124,15 @@
         <w:spacing w:after="110"/>
       </w:pPr>
       <w:r>
-        <w:rPr>
-          <w:rFonts w:ascii="Calibri" w:cs="Calibri" w:eastAsia="Calibri" w:hAnsi="Calibri"/>
-          <w:color w:val="16241C"/>
-          <w:sz w:val="22"/>
-          <w:szCs w:val="22"/>
-        </w:rPr>
-        <w:t xml:space="preserve">You can only move stock that is actually there. Fuse will not let you move 500 kg out of a warehouse holding 200 kg.</w:t>
+        <w:t xml:space="preserve">You can only move stock that is </w:t>
+      </w:r>
+      <w:proofErr w:type="gramStart"/>
+      <w:r>
+        <w:t>actually there</w:t>
+      </w:r>
+      <w:proofErr w:type="gramEnd"/>
+      <w:r>
+        <w:t>. Fuse will not let you move 500 kg out of a warehouse holding 200 kg.</w:t>
       </w:r>
     </w:p>
     <w:p>
@@ -221,13 +145,7 @@
         <w:spacing w:after="110"/>
       </w:pPr>
       <w:r>
-        <w:rPr>
-          <w:rFonts w:ascii="Calibri" w:cs="Calibri" w:eastAsia="Calibri" w:hAnsi="Calibri"/>
-          <w:color w:val="16241C"/>
-          <w:sz w:val="22"/>
-          <w:szCs w:val="22"/>
-        </w:rPr>
-        <w:t xml:space="preserve">The source and target must be different. Moving stock to where it already is means nothing, and Fuse will stop you.</w:t>
+        <w:t>The source and target must be different. Moving stock to where it already is means nothing, and Fuse will stop you.</w:t>
       </w:r>
     </w:p>
     <w:p>
@@ -237,29 +155,38 @@
     </w:p>
     <w:tbl>
       <w:tblPr>
-        <w:tblW w:type="dxa" w:w="9360"/>
+        <w:tblW w:w="9360" w:type="dxa"/>
         <w:tblBorders>
-          <w:top w:val="single" w:color="DCE5E0" w:sz="2"/>
-          <w:left w:val="single" w:color="007E45" w:sz="20"/>
-          <w:bottom w:val="single" w:color="DCE5E0" w:sz="2"/>
-          <w:right w:val="single" w:color="DCE5E0" w:sz="2"/>
-          <w:insideH w:val="none"/>
-          <w:insideV w:val="none"/>
+          <w:top w:val="single" w:sz="2" w:space="0" w:color="DCE5E0"/>
+          <w:left w:val="single" w:sz="20" w:space="0" w:color="007E45"/>
+          <w:bottom w:val="single" w:sz="2" w:space="0" w:color="DCE5E0"/>
+          <w:right w:val="single" w:sz="2" w:space="0" w:color="DCE5E0"/>
         </w:tblBorders>
+        <w:tblCellMar>
+          <w:left w:w="10" w:type="dxa"/>
+          <w:right w:w="10" w:type="dxa"/>
+        </w:tblCellMar>
+        <w:tblLook w:val="04A0" w:firstRow="1" w:lastRow="0" w:firstColumn="1" w:lastColumn="0" w:noHBand="0" w:noVBand="1"/>
       </w:tblPr>
       <w:tblGrid>
         <w:gridCol w:w="9360"/>
       </w:tblGrid>
       <w:tr>
+        <w:tblPrEx>
+          <w:tblCellMar>
+            <w:top w:w="0" w:type="dxa"/>
+            <w:bottom w:w="0" w:type="dxa"/>
+          </w:tblCellMar>
+        </w:tblPrEx>
         <w:tc>
           <w:tcPr>
-            <w:tcW w:type="dxa" w:w="9360"/>
-            <w:shd w:fill="E7F4ED" w:val="clear"/>
+            <w:tcW w:w="9360" w:type="dxa"/>
+            <w:shd w:val="clear" w:color="auto" w:fill="E7F4ED"/>
             <w:tcMar>
-              <w:top w:type="dxa" w:w="150"/>
-              <w:left w:type="dxa" w:w="220"/>
-              <w:bottom w:type="dxa" w:w="150"/>
-              <w:right w:type="dxa" w:w="220"/>
+              <w:top w:w="150" w:type="dxa"/>
+              <w:left w:w="220" w:type="dxa"/>
+              <w:bottom w:w="150" w:type="dxa"/>
+              <w:right w:w="220" w:type="dxa"/>
             </w:tcMar>
           </w:tcPr>
           <w:p>
@@ -268,25 +195,34 @@
             </w:pPr>
             <w:r>
               <w:rPr>
-                <w:rFonts w:ascii="Calibri" w:cs="Calibri" w:eastAsia="Calibri" w:hAnsi="Calibri"/>
                 <w:b/>
                 <w:bCs/>
                 <w:color w:val="007E45"/>
                 <w:sz w:val="21"/>
                 <w:szCs w:val="21"/>
               </w:rPr>
-              <w:t xml:space="preserve">Why this matters</w:t>
-            </w:r>
-          </w:p>
-          <w:p>
-            <w:r>
-              <w:rPr>
-                <w:rFonts w:ascii="Calibri" w:cs="Calibri" w:eastAsia="Calibri" w:hAnsi="Calibri"/>
-                <w:color w:val="16241C"/>
+              <w:t xml:space="preserve">Why </w:t>
+            </w:r>
+            <w:proofErr w:type="gramStart"/>
+            <w:r>
+              <w:rPr>
+                <w:b/>
+                <w:bCs/>
+                <w:color w:val="007E45"/>
                 <w:sz w:val="21"/>
                 <w:szCs w:val="21"/>
               </w:rPr>
-              <w:t xml:space="preserve">Fuse and Sage Intacct hold the same stock figures. When you submit a transfer, Fuse sends it to Intacct first and only records it here once Intacct has accepted it. That is why you never have to enter the same movement twice, and why the two systems cannot drift apart.</w:t>
+              <w:t>this matters</w:t>
+            </w:r>
+            <w:proofErr w:type="gramEnd"/>
+          </w:p>
+          <w:p>
+            <w:r>
+              <w:rPr>
+                <w:sz w:val="21"/>
+                <w:szCs w:val="21"/>
+              </w:rPr>
+              <w:t>Fuse and Sage Intacct hold the same stock figures. When you submit a transfer, Fuse sends it to Intacct first and only records it here once Intacct has accepted it. That is why you never have to enter the same movement twice, and why the two systems cannot drift apart.</w:t>
             </w:r>
           </w:p>
         </w:tc>
@@ -295,18 +231,52 @@
     <w:p>
       <w:pPr>
         <w:pStyle w:val="Heading1"/>
-        <w:spacing w:after="160" w:before="380"/>
-      </w:pPr>
-      <w:r>
-        <w:rPr>
-          <w:rFonts w:ascii="Calibri" w:cs="Calibri" w:eastAsia="Calibri" w:hAnsi="Calibri"/>
+        <w:spacing w:before="380" w:after="160"/>
+        <w:rPr>
           <w:b/>
           <w:bCs/>
           <w:color w:val="007E45"/>
           <w:sz w:val="30"/>
           <w:szCs w:val="30"/>
         </w:rPr>
-        <w:t xml:space="preserve">Doing the transfer</w:t>
+      </w:pPr>
+    </w:p>
+    <w:p>
+      <w:pPr>
+        <w:rPr>
+          <w:b/>
+          <w:bCs/>
+          <w:color w:val="007E45"/>
+          <w:sz w:val="30"/>
+          <w:szCs w:val="30"/>
+        </w:rPr>
+      </w:pPr>
+      <w:r>
+        <w:rPr>
+          <w:b/>
+          <w:bCs/>
+          <w:color w:val="007E45"/>
+          <w:sz w:val="30"/>
+          <w:szCs w:val="30"/>
+        </w:rPr>
+        <w:br w:type="page"/>
+      </w:r>
+    </w:p>
+    <w:p>
+      <w:pPr>
+        <w:pStyle w:val="Heading1"/>
+        <w:spacing w:before="380" w:after="160"/>
+      </w:pPr>
+      <w:r>
+        <w:rPr>
+          <w:b/>
+          <w:bCs/>
+          <w:color w:val="007E45"/>
+          <w:sz w:val="30"/>
+          <w:szCs w:val="30"/>
+        </w:rPr>
+        <w:lastRenderedPageBreak/>
+        <w:t>Doing the transfer</w:t>
       </w:r>
     </w:p>
     <w:p>
@@ -314,30 +284,23 @@
         <w:spacing w:after="150"/>
       </w:pPr>
       <w:r>
-        <w:rPr>
-          <w:rFonts w:ascii="Calibri" w:cs="Calibri" w:eastAsia="Calibri" w:hAnsi="Calibri"/>
-          <w:color w:val="16241C"/>
-          <w:sz w:val="22"/>
-          <w:szCs w:val="22"/>
-        </w:rPr>
-        <w:t xml:space="preserve">The whole job is six pieces of information: where it is coming from, where it is going, what it is, how much, and then save and submit. Everything else on the screen can be left alone.</w:t>
+        <w:t>The whole job is six pieces of information: where it is coming from, where it is going, what it is, how much, and then save and submit. Everything else on the screen can be left alone.</w:t>
       </w:r>
     </w:p>
     <w:p>
       <w:pPr>
         <w:pStyle w:val="Heading2"/>
-        <w:spacing w:after="120" w:before="260"/>
-      </w:pPr>
-      <w:r>
-        <w:rPr>
-          <w:rFonts w:ascii="Calibri" w:cs="Calibri" w:eastAsia="Calibri" w:hAnsi="Calibri"/>
+        <w:spacing w:before="260" w:after="120"/>
+      </w:pPr>
+      <w:r>
+        <w:rPr>
           <w:b/>
           <w:bCs/>
           <w:color w:val="006034"/>
           <w:sz w:val="24"/>
           <w:szCs w:val="24"/>
         </w:rPr>
-        <w:t xml:space="preserve">Step 1 — Open the transfer screen</w:t>
+        <w:t>Step 1 — Open the transfer screen</w:t>
       </w:r>
     </w:p>
     <w:p>
@@ -351,23 +314,25 @@
       </w:pPr>
       <w:r>
         <w:rPr>
-          <w:rFonts w:ascii="Calibri" w:cs="Calibri" w:eastAsia="Calibri" w:hAnsi="Calibri"/>
           <w:b/>
           <w:bCs/>
-          <w:color w:val="16241C"/>
-          <w:sz w:val="22"/>
-          <w:szCs w:val="22"/>
-        </w:rPr>
-        <w:t xml:space="preserve">Item Transfer</w:t>
-      </w:r>
-      <w:r>
-        <w:rPr>
-          <w:rFonts w:ascii="Calibri" w:cs="Calibri" w:eastAsia="Calibri" w:hAnsi="Calibri"/>
-          <w:color w:val="16241C"/>
-          <w:sz w:val="22"/>
-          <w:szCs w:val="22"/>
-        </w:rPr>
-        <w:t xml:space="preserve">On the Fuse Home screen, find the </w:t>
+        </w:rPr>
+        <w:t xml:space="preserve">Item </w:t>
+      </w:r>
+      <w:proofErr w:type="spellStart"/>
+      <w:r>
+        <w:rPr>
+          <w:b/>
+          <w:bCs/>
+        </w:rPr>
+        <w:t>Transfer</w:t>
+      </w:r>
+      <w:r>
+        <w:t>On</w:t>
+      </w:r>
+      <w:proofErr w:type="spellEnd"/>
+      <w:r>
+        <w:t xml:space="preserve"> the Fuse Home screen, find the </w:t>
       </w:r>
     </w:p>
     <w:p>
@@ -380,13 +345,7 @@
         <w:spacing w:after="120"/>
       </w:pPr>
       <w:r>
-        <w:rPr>
-          <w:rFonts w:ascii="Calibri" w:cs="Calibri" w:eastAsia="Calibri" w:hAnsi="Calibri"/>
-          <w:color w:val="16241C"/>
-          <w:sz w:val="22"/>
-          <w:szCs w:val="22"/>
-        </w:rPr>
-        <w:t xml:space="preserve">tile — third along, with the two arrows. Click anywhere on the tile.</w:t>
+        <w:t>tile — third along, with the two arrows. Click anywhere on the tile.</w:t>
       </w:r>
     </w:p>
     <w:p>
@@ -394,26 +353,23 @@
         <w:spacing w:after="150"/>
       </w:pPr>
       <w:r>
-        <w:rPr>
-          <w:rFonts w:ascii="Calibri" w:cs="Calibri" w:eastAsia="Calibri" w:hAnsi="Calibri"/>
-          <w:color w:val="16241C"/>
-          <w:sz w:val="22"/>
-          <w:szCs w:val="22"/>
-        </w:rPr>
-        <w:t xml:space="preserve">If you are not on Fuse Home, click the F button in the green bar at the top of the screen, or Fuse Home in the list down the left.</w:t>
-      </w:r>
-    </w:p>
-    <w:p>
-      <w:pPr>
-        <w:spacing w:after="60" w:before="60"/>
+        <w:t>If you are not on Fuse Home, click the F button in the green bar at the top of the screen, or Fuse Home in the list down the left.</w:t>
+      </w:r>
+    </w:p>
+    <w:p>
+      <w:pPr>
+        <w:spacing w:before="60" w:after="60"/>
         <w:jc w:val="center"/>
       </w:pPr>
       <w:r>
+        <w:rPr>
+          <w:noProof/>
+        </w:rPr>
         <w:drawing>
-          <wp:inline distT="0" distB="0" distL="0" distR="0">
-            <wp:extent cx="4457700" cy="2524125"/>
-            <wp:effectExtent t="0" r="0" b="0" l="0"/>
-            <wp:docPr id="1" name="" descr="" title=""/>
+          <wp:inline distT="0" distB="0" distL="0" distR="0" wp14:anchorId="19473261" wp14:editId="15A4D1E3">
+            <wp:extent cx="3496760" cy="1980000"/>
+            <wp:effectExtent l="0" t="0" r="8890" b="1270"/>
+            <wp:docPr id="1" name="Picture 1"/>
             <wp:cNvGraphicFramePr>
               <a:graphicFrameLocks xmlns:a="http://schemas.openxmlformats.org/drawingml/2006/main" noChangeAspect="1"/>
             </wp:cNvGraphicFramePr>
@@ -421,13 +377,13 @@
               <a:graphicData uri="http://schemas.openxmlformats.org/drawingml/2006/picture">
                 <pic:pic xmlns:pic="http://schemas.openxmlformats.org/drawingml/2006/picture">
                   <pic:nvPicPr>
-                    <pic:cNvPr id="0" name="" descr=""/>
+                    <pic:cNvPr id="0" name=""/>
                     <pic:cNvPicPr>
                       <a:picLocks noChangeAspect="1" noChangeArrowheads="1"/>
                     </pic:cNvPicPr>
                   </pic:nvPicPr>
                   <pic:blipFill>
-                    <a:blip r:embed="rId7" cstate="none"/>
+                    <a:blip r:embed="rId7"/>
                     <a:srcRect/>
                     <a:stretch>
                       <a:fillRect/>
@@ -436,7 +392,7 @@
                   <pic:spPr bwMode="auto">
                     <a:xfrm>
                       <a:off x="0" y="0"/>
-                      <a:ext cx="4457700" cy="2524125"/>
+                      <a:ext cx="3496760" cy="1980000"/>
                     </a:xfrm>
                     <a:prstGeom prst="rect">
                       <a:avLst/>
@@ -456,14 +412,13 @@
       </w:pPr>
       <w:r>
         <w:rPr>
-          <w:rFonts w:ascii="Calibri" w:cs="Calibri" w:eastAsia="Calibri" w:hAnsi="Calibri"/>
           <w:i/>
           <w:iCs/>
           <w:color w:val="66756D"/>
           <w:sz w:val="19"/>
           <w:szCs w:val="19"/>
         </w:rPr>
-        <w:t xml:space="preserve">Screenshot 1 — The Fuse Home screen, showing the four tiles</w:t>
+        <w:t>Screenshot 1 — The Fuse Home screen, showing the four tiles</w:t>
       </w:r>
     </w:p>
     <w:p>
@@ -471,26 +426,31 @@
         <w:spacing w:after="150"/>
       </w:pPr>
       <w:r>
-        <w:rPr>
-          <w:rFonts w:ascii="Calibri" w:cs="Calibri" w:eastAsia="Calibri" w:hAnsi="Calibri"/>
-          <w:color w:val="16241C"/>
-          <w:sz w:val="22"/>
-          <w:szCs w:val="22"/>
-        </w:rPr>
-        <w:t xml:space="preserve">A new blank form opens, titled New Stock Entry. Along the top you will see the words Not Saved in orange — that is normal, and simply means you have not saved yet.</w:t>
-      </w:r>
-    </w:p>
-    <w:p>
-      <w:pPr>
-        <w:spacing w:after="60" w:before="60"/>
+        <w:t xml:space="preserve">A new blank form opens, titled New Stock Entry. Along the top you will see the words Not Saved in orange — that is </w:t>
+      </w:r>
+      <w:proofErr w:type="gramStart"/>
+      <w:r>
+        <w:t>normal, and</w:t>
+      </w:r>
+      <w:proofErr w:type="gramEnd"/>
+      <w:r>
+        <w:t xml:space="preserve"> simply means you have not saved yet.</w:t>
+      </w:r>
+    </w:p>
+    <w:p>
+      <w:pPr>
+        <w:spacing w:before="60" w:after="60"/>
         <w:jc w:val="center"/>
       </w:pPr>
       <w:r>
+        <w:rPr>
+          <w:noProof/>
+        </w:rPr>
         <w:drawing>
-          <wp:inline distT="0" distB="0" distL="0" distR="0">
-            <wp:extent cx="4457700" cy="2524125"/>
-            <wp:effectExtent t="0" r="0" b="0" l="0"/>
-            <wp:docPr id="1" name="" descr="" title=""/>
+          <wp:inline distT="0" distB="0" distL="0" distR="0" wp14:anchorId="351BB3C9" wp14:editId="7B5CF6C8">
+            <wp:extent cx="3496760" cy="1980000"/>
+            <wp:effectExtent l="0" t="0" r="8890" b="1270"/>
+            <wp:docPr id="839307345" name="Picture 839307345"/>
             <wp:cNvGraphicFramePr>
               <a:graphicFrameLocks xmlns:a="http://schemas.openxmlformats.org/drawingml/2006/main" noChangeAspect="1"/>
             </wp:cNvGraphicFramePr>
@@ -498,13 +458,13 @@
               <a:graphicData uri="http://schemas.openxmlformats.org/drawingml/2006/picture">
                 <pic:pic xmlns:pic="http://schemas.openxmlformats.org/drawingml/2006/picture">
                   <pic:nvPicPr>
-                    <pic:cNvPr id="0" name="" descr=""/>
+                    <pic:cNvPr id="0" name=""/>
                     <pic:cNvPicPr>
                       <a:picLocks noChangeAspect="1" noChangeArrowheads="1"/>
                     </pic:cNvPicPr>
                   </pic:nvPicPr>
                   <pic:blipFill>
-                    <a:blip r:embed="rId8" cstate="none"/>
+                    <a:blip r:embed="rId8"/>
                     <a:srcRect/>
                     <a:stretch>
                       <a:fillRect/>
@@ -513,7 +473,7 @@
                   <pic:spPr bwMode="auto">
                     <a:xfrm>
                       <a:off x="0" y="0"/>
-                      <a:ext cx="4457700" cy="2524125"/>
+                      <a:ext cx="3496760" cy="1980000"/>
                     </a:xfrm>
                     <a:prstGeom prst="rect">
                       <a:avLst/>
@@ -530,34 +490,61 @@
       <w:pPr>
         <w:spacing w:after="280"/>
         <w:jc w:val="center"/>
-      </w:pPr>
-      <w:r>
-        <w:rPr>
-          <w:rFonts w:ascii="Calibri" w:cs="Calibri" w:eastAsia="Calibri" w:hAnsi="Calibri"/>
+        <w:rPr>
           <w:i/>
           <w:iCs/>
           <w:color w:val="66756D"/>
           <w:sz w:val="19"/>
           <w:szCs w:val="19"/>
         </w:rPr>
-        <w:t xml:space="preserve">Screenshot 2 — A new, empty Item Transfer</w:t>
+      </w:pPr>
+      <w:r>
+        <w:rPr>
+          <w:i/>
+          <w:iCs/>
+          <w:color w:val="66756D"/>
+          <w:sz w:val="19"/>
+          <w:szCs w:val="19"/>
+        </w:rPr>
+        <w:t>Screenshot 2 — A new, empty Item Transfer</w:t>
+      </w:r>
+    </w:p>
+    <w:p>
+      <w:pPr>
+        <w:rPr>
+          <w:i/>
+          <w:iCs/>
+          <w:color w:val="66756D"/>
+          <w:sz w:val="19"/>
+          <w:szCs w:val="19"/>
+        </w:rPr>
+      </w:pPr>
+      <w:r>
+        <w:rPr>
+          <w:i/>
+          <w:iCs/>
+          <w:color w:val="66756D"/>
+          <w:sz w:val="19"/>
+          <w:szCs w:val="19"/>
+        </w:rPr>
+        <w:br w:type="page"/>
       </w:r>
     </w:p>
     <w:p>
       <w:pPr>
         <w:pStyle w:val="Heading2"/>
-        <w:spacing w:after="120" w:before="260"/>
-      </w:pPr>
-      <w:r>
-        <w:rPr>
-          <w:rFonts w:ascii="Calibri" w:cs="Calibri" w:eastAsia="Calibri" w:hAnsi="Calibri"/>
+        <w:spacing w:before="260" w:after="120"/>
+      </w:pPr>
+      <w:r>
+        <w:rPr>
           <w:b/>
           <w:bCs/>
           <w:color w:val="006034"/>
           <w:sz w:val="24"/>
           <w:szCs w:val="24"/>
         </w:rPr>
-        <w:t xml:space="preserve">Step 2 — Check the top of the form</w:t>
+        <w:lastRenderedPageBreak/>
+        <w:t>Step 2 — Check the top of the form</w:t>
       </w:r>
     </w:p>
     <w:p>
@@ -565,13 +552,7 @@
         <w:spacing w:after="150"/>
       </w:pPr>
       <w:r>
-        <w:rPr>
-          <w:rFonts w:ascii="Calibri" w:cs="Calibri" w:eastAsia="Calibri" w:hAnsi="Calibri"/>
-          <w:color w:val="16241C"/>
-          <w:sz w:val="22"/>
-          <w:szCs w:val="22"/>
-        </w:rPr>
-        <w:t xml:space="preserve">Two fields are already filled in for you. Read them, but do not change them unless the instruction below says so.</w:t>
+        <w:t>Two fields are already filled in for you. Read them, but do not change them unless the instruction below says so.</w:t>
       </w:r>
     </w:p>
     <w:p>
@@ -581,291 +562,278 @@
     </w:p>
     <w:tbl>
       <w:tblPr>
-        <w:tblW w:type="dxa" w:w="9360"/>
+        <w:tblW w:w="9360" w:type="dxa"/>
         <w:tblBorders>
-          <w:top w:val="single" w:color="DCE5E0" w:sz="2"/>
-          <w:left w:val="single" w:color="DCE5E0" w:sz="2"/>
-          <w:bottom w:val="single" w:color="DCE5E0" w:sz="2"/>
-          <w:right w:val="single" w:color="DCE5E0" w:sz="2"/>
-          <w:insideH w:val="single" w:color="DCE5E0" w:sz="2"/>
-          <w:insideV w:val="single" w:color="DCE5E0" w:sz="2"/>
+          <w:top w:val="single" w:sz="2" w:space="0" w:color="DCE5E0"/>
+          <w:left w:val="single" w:sz="2" w:space="0" w:color="DCE5E0"/>
+          <w:bottom w:val="single" w:sz="2" w:space="0" w:color="DCE5E0"/>
+          <w:right w:val="single" w:sz="2" w:space="0" w:color="DCE5E0"/>
+          <w:insideH w:val="single" w:sz="2" w:space="0" w:color="DCE5E0"/>
+          <w:insideV w:val="single" w:sz="2" w:space="0" w:color="DCE5E0"/>
         </w:tblBorders>
+        <w:tblCellMar>
+          <w:left w:w="10" w:type="dxa"/>
+          <w:right w:w="10" w:type="dxa"/>
+        </w:tblCellMar>
+        <w:tblLook w:val="04A0" w:firstRow="1" w:lastRow="0" w:firstColumn="1" w:lastColumn="0" w:noHBand="0" w:noVBand="1"/>
       </w:tblPr>
       <w:tblGrid>
         <w:gridCol w:w="2400"/>
         <w:gridCol w:w="6960"/>
       </w:tblGrid>
       <w:tr>
+        <w:tblPrEx>
+          <w:tblCellMar>
+            <w:top w:w="0" w:type="dxa"/>
+            <w:bottom w:w="0" w:type="dxa"/>
+          </w:tblCellMar>
+        </w:tblPrEx>
         <w:trPr>
           <w:tblHeader/>
         </w:trPr>
         <w:tc>
           <w:tcPr>
-            <w:tcW w:type="dxa" w:w="2400"/>
-            <w:shd w:fill="E7F4ED" w:val="clear"/>
+            <w:tcW w:w="2400" w:type="dxa"/>
+            <w:shd w:val="clear" w:color="auto" w:fill="E7F4ED"/>
             <w:tcMar>
-              <w:top w:type="dxa" w:w="100"/>
-              <w:left w:type="dxa" w:w="140"/>
-              <w:bottom w:type="dxa" w:w="100"/>
-              <w:right w:type="dxa" w:w="140"/>
+              <w:top w:w="100" w:type="dxa"/>
+              <w:left w:w="140" w:type="dxa"/>
+              <w:bottom w:w="100" w:type="dxa"/>
+              <w:right w:w="140" w:type="dxa"/>
             </w:tcMar>
           </w:tcPr>
           <w:p>
             <w:r>
               <w:rPr>
-                <w:rFonts w:ascii="Calibri" w:cs="Calibri" w:eastAsia="Calibri" w:hAnsi="Calibri"/>
                 <w:b/>
                 <w:bCs/>
-                <w:color w:val="16241C"/>
                 <w:sz w:val="20"/>
                 <w:szCs w:val="20"/>
               </w:rPr>
-              <w:t xml:space="preserve">Field</w:t>
+              <w:t>Field</w:t>
             </w:r>
           </w:p>
         </w:tc>
         <w:tc>
           <w:tcPr>
-            <w:tcW w:type="dxa" w:w="6960"/>
-            <w:shd w:fill="E7F4ED" w:val="clear"/>
+            <w:tcW w:w="6960" w:type="dxa"/>
+            <w:shd w:val="clear" w:color="auto" w:fill="E7F4ED"/>
             <w:tcMar>
-              <w:top w:type="dxa" w:w="100"/>
-              <w:left w:type="dxa" w:w="140"/>
-              <w:bottom w:type="dxa" w:w="100"/>
-              <w:right w:type="dxa" w:w="140"/>
+              <w:top w:w="100" w:type="dxa"/>
+              <w:left w:w="140" w:type="dxa"/>
+              <w:bottom w:w="100" w:type="dxa"/>
+              <w:right w:w="140" w:type="dxa"/>
             </w:tcMar>
           </w:tcPr>
           <w:p>
             <w:r>
               <w:rPr>
-                <w:rFonts w:ascii="Calibri" w:cs="Calibri" w:eastAsia="Calibri" w:hAnsi="Calibri"/>
                 <w:b/>
                 <w:bCs/>
-                <w:color w:val="16241C"/>
                 <w:sz w:val="20"/>
                 <w:szCs w:val="20"/>
               </w:rPr>
-              <w:t xml:space="preserve">What it is, and what to do</w:t>
+              <w:t>What it is, and what to do</w:t>
             </w:r>
           </w:p>
         </w:tc>
       </w:tr>
       <w:tr>
-        <w:trPr>
-          <w:tblHeader w:val="false"/>
-        </w:trPr>
+        <w:tblPrEx>
+          <w:tblCellMar>
+            <w:top w:w="0" w:type="dxa"/>
+            <w:bottom w:w="0" w:type="dxa"/>
+          </w:tblCellMar>
+        </w:tblPrEx>
         <w:tc>
           <w:tcPr>
-            <w:tcW w:type="dxa" w:w="2400"/>
-            <w:shd w:fill="FFFFFF" w:val="clear"/>
+            <w:tcW w:w="2400" w:type="dxa"/>
+            <w:shd w:val="clear" w:color="auto" w:fill="FFFFFF"/>
             <w:tcMar>
-              <w:top w:type="dxa" w:w="100"/>
-              <w:left w:type="dxa" w:w="140"/>
-              <w:bottom w:type="dxa" w:w="100"/>
-              <w:right w:type="dxa" w:w="140"/>
+              <w:top w:w="100" w:type="dxa"/>
+              <w:left w:w="140" w:type="dxa"/>
+              <w:bottom w:w="100" w:type="dxa"/>
+              <w:right w:w="140" w:type="dxa"/>
             </w:tcMar>
           </w:tcPr>
           <w:p>
             <w:r>
               <w:rPr>
-                <w:rFonts w:ascii="Calibri" w:cs="Calibri" w:eastAsia="Calibri" w:hAnsi="Calibri"/>
-                <w:b w:val="false"/>
-                <w:bCs w:val="false"/>
-                <w:color w:val="16241C"/>
                 <w:sz w:val="20"/>
                 <w:szCs w:val="20"/>
               </w:rPr>
-              <w:t xml:space="preserve">Series</w:t>
+              <w:t>Series</w:t>
             </w:r>
           </w:p>
         </w:tc>
         <w:tc>
           <w:tcPr>
-            <w:tcW w:type="dxa" w:w="6960"/>
-            <w:shd w:fill="FFFFFF" w:val="clear"/>
+            <w:tcW w:w="6960" w:type="dxa"/>
+            <w:shd w:val="clear" w:color="auto" w:fill="FFFFFF"/>
             <w:tcMar>
-              <w:top w:type="dxa" w:w="100"/>
-              <w:left w:type="dxa" w:w="140"/>
-              <w:bottom w:type="dxa" w:w="100"/>
-              <w:right w:type="dxa" w:w="140"/>
+              <w:top w:w="100" w:type="dxa"/>
+              <w:left w:w="140" w:type="dxa"/>
+              <w:bottom w:w="100" w:type="dxa"/>
+              <w:right w:w="140" w:type="dxa"/>
             </w:tcMar>
           </w:tcPr>
           <w:p>
             <w:r>
               <w:rPr>
-                <w:rFonts w:ascii="Calibri" w:cs="Calibri" w:eastAsia="Calibri" w:hAnsi="Calibri"/>
-                <w:b w:val="false"/>
-                <w:bCs w:val="false"/>
-                <w:color w:val="16241C"/>
                 <w:sz w:val="20"/>
                 <w:szCs w:val="20"/>
               </w:rPr>
-              <w:t xml:space="preserve">The numbering pattern for the document. Leave it exactly as it is.</w:t>
+              <w:t>The numbering pattern for the document. Leave it exactly as it is.</w:t>
             </w:r>
           </w:p>
         </w:tc>
       </w:tr>
       <w:tr>
-        <w:trPr>
-          <w:tblHeader w:val="false"/>
-        </w:trPr>
+        <w:tblPrEx>
+          <w:tblCellMar>
+            <w:top w:w="0" w:type="dxa"/>
+            <w:bottom w:w="0" w:type="dxa"/>
+          </w:tblCellMar>
+        </w:tblPrEx>
         <w:tc>
           <w:tcPr>
-            <w:tcW w:type="dxa" w:w="2400"/>
-            <w:shd w:fill="FFFFFF" w:val="clear"/>
+            <w:tcW w:w="2400" w:type="dxa"/>
+            <w:shd w:val="clear" w:color="auto" w:fill="FFFFFF"/>
             <w:tcMar>
-              <w:top w:type="dxa" w:w="100"/>
-              <w:left w:type="dxa" w:w="140"/>
-              <w:bottom w:type="dxa" w:w="100"/>
-              <w:right w:type="dxa" w:w="140"/>
+              <w:top w:w="100" w:type="dxa"/>
+              <w:left w:w="140" w:type="dxa"/>
+              <w:bottom w:w="100" w:type="dxa"/>
+              <w:right w:w="140" w:type="dxa"/>
             </w:tcMar>
           </w:tcPr>
           <w:p>
             <w:r>
               <w:rPr>
-                <w:rFonts w:ascii="Calibri" w:cs="Calibri" w:eastAsia="Calibri" w:hAnsi="Calibri"/>
-                <w:b w:val="false"/>
-                <w:bCs w:val="false"/>
-                <w:color w:val="16241C"/>
                 <w:sz w:val="20"/>
                 <w:szCs w:val="20"/>
               </w:rPr>
-              <w:t xml:space="preserve">Stock Entry Type</w:t>
+              <w:t>Stock Entry Type</w:t>
             </w:r>
           </w:p>
         </w:tc>
         <w:tc>
           <w:tcPr>
-            <w:tcW w:type="dxa" w:w="6960"/>
-            <w:shd w:fill="FFFFFF" w:val="clear"/>
+            <w:tcW w:w="6960" w:type="dxa"/>
+            <w:shd w:val="clear" w:color="auto" w:fill="FFFFFF"/>
             <w:tcMar>
-              <w:top w:type="dxa" w:w="100"/>
-              <w:left w:type="dxa" w:w="140"/>
-              <w:bottom w:type="dxa" w:w="100"/>
-              <w:right w:type="dxa" w:w="140"/>
+              <w:top w:w="100" w:type="dxa"/>
+              <w:left w:w="140" w:type="dxa"/>
+              <w:bottom w:w="100" w:type="dxa"/>
+              <w:right w:w="140" w:type="dxa"/>
             </w:tcMar>
           </w:tcPr>
           <w:p>
             <w:r>
               <w:rPr>
-                <w:rFonts w:ascii="Calibri" w:cs="Calibri" w:eastAsia="Calibri" w:hAnsi="Calibri"/>
-                <w:b w:val="false"/>
-                <w:bCs w:val="false"/>
-                <w:color w:val="16241C"/>
                 <w:sz w:val="20"/>
                 <w:szCs w:val="20"/>
               </w:rPr>
-              <w:t xml:space="preserve">Already says Material Transfer, because you came in through the Item Transfer tile. If it says anything else, close the form and start again from the tile.</w:t>
+              <w:t>Already says Material Transfer, because you came in through the Item Transfer tile. If it says anything else, close the form and start again from the tile.</w:t>
             </w:r>
           </w:p>
         </w:tc>
       </w:tr>
       <w:tr>
-        <w:trPr>
-          <w:tblHeader w:val="false"/>
-        </w:trPr>
+        <w:tblPrEx>
+          <w:tblCellMar>
+            <w:top w:w="0" w:type="dxa"/>
+            <w:bottom w:w="0" w:type="dxa"/>
+          </w:tblCellMar>
+        </w:tblPrEx>
         <w:tc>
           <w:tcPr>
-            <w:tcW w:type="dxa" w:w="2400"/>
-            <w:shd w:fill="FFFFFF" w:val="clear"/>
+            <w:tcW w:w="2400" w:type="dxa"/>
+            <w:shd w:val="clear" w:color="auto" w:fill="FFFFFF"/>
             <w:tcMar>
-              <w:top w:type="dxa" w:w="100"/>
-              <w:left w:type="dxa" w:w="140"/>
-              <w:bottom w:type="dxa" w:w="100"/>
-              <w:right w:type="dxa" w:w="140"/>
+              <w:top w:w="100" w:type="dxa"/>
+              <w:left w:w="140" w:type="dxa"/>
+              <w:bottom w:w="100" w:type="dxa"/>
+              <w:right w:w="140" w:type="dxa"/>
             </w:tcMar>
           </w:tcPr>
           <w:p>
             <w:r>
               <w:rPr>
-                <w:rFonts w:ascii="Calibri" w:cs="Calibri" w:eastAsia="Calibri" w:hAnsi="Calibri"/>
-                <w:b w:val="false"/>
-                <w:bCs w:val="false"/>
-                <w:color w:val="16241C"/>
                 <w:sz w:val="20"/>
                 <w:szCs w:val="20"/>
               </w:rPr>
-              <w:t xml:space="preserve">Posting Date</w:t>
+              <w:t>Posting Date</w:t>
             </w:r>
           </w:p>
         </w:tc>
         <w:tc>
           <w:tcPr>
-            <w:tcW w:type="dxa" w:w="6960"/>
-            <w:shd w:fill="FFFFFF" w:val="clear"/>
+            <w:tcW w:w="6960" w:type="dxa"/>
+            <w:shd w:val="clear" w:color="auto" w:fill="FFFFFF"/>
             <w:tcMar>
-              <w:top w:type="dxa" w:w="100"/>
-              <w:left w:type="dxa" w:w="140"/>
-              <w:bottom w:type="dxa" w:w="100"/>
-              <w:right w:type="dxa" w:w="140"/>
+              <w:top w:w="100" w:type="dxa"/>
+              <w:left w:w="140" w:type="dxa"/>
+              <w:bottom w:w="100" w:type="dxa"/>
+              <w:right w:w="140" w:type="dxa"/>
             </w:tcMar>
           </w:tcPr>
           <w:p>
             <w:r>
               <w:rPr>
-                <w:rFonts w:ascii="Calibri" w:cs="Calibri" w:eastAsia="Calibri" w:hAnsi="Calibri"/>
-                <w:b w:val="false"/>
-                <w:bCs w:val="false"/>
-                <w:color w:val="16241C"/>
                 <w:sz w:val="20"/>
                 <w:szCs w:val="20"/>
               </w:rPr>
-              <w:t xml:space="preserve">Today's date. Change it only if you are recording a movement that physically happened on an earlier day.</w:t>
+              <w:t>Today's date. Change it only if you are recording a movement that physically happened on an earlier day.</w:t>
             </w:r>
           </w:p>
         </w:tc>
       </w:tr>
       <w:tr>
-        <w:trPr>
-          <w:tblHeader w:val="false"/>
-        </w:trPr>
+        <w:tblPrEx>
+          <w:tblCellMar>
+            <w:top w:w="0" w:type="dxa"/>
+            <w:bottom w:w="0" w:type="dxa"/>
+          </w:tblCellMar>
+        </w:tblPrEx>
         <w:tc>
           <w:tcPr>
-            <w:tcW w:type="dxa" w:w="2400"/>
-            <w:shd w:fill="FFFFFF" w:val="clear"/>
+            <w:tcW w:w="2400" w:type="dxa"/>
+            <w:shd w:val="clear" w:color="auto" w:fill="FFFFFF"/>
             <w:tcMar>
-              <w:top w:type="dxa" w:w="100"/>
-              <w:left w:type="dxa" w:w="140"/>
-              <w:bottom w:type="dxa" w:w="100"/>
-              <w:right w:type="dxa" w:w="140"/>
+              <w:top w:w="100" w:type="dxa"/>
+              <w:left w:w="140" w:type="dxa"/>
+              <w:bottom w:w="100" w:type="dxa"/>
+              <w:right w:w="140" w:type="dxa"/>
             </w:tcMar>
           </w:tcPr>
           <w:p>
             <w:r>
               <w:rPr>
-                <w:rFonts w:ascii="Calibri" w:cs="Calibri" w:eastAsia="Calibri" w:hAnsi="Calibri"/>
-                <w:b w:val="false"/>
-                <w:bCs w:val="false"/>
-                <w:color w:val="16241C"/>
                 <w:sz w:val="20"/>
                 <w:szCs w:val="20"/>
               </w:rPr>
-              <w:t xml:space="preserve">Posting Time</w:t>
+              <w:t>Posting Time</w:t>
             </w:r>
           </w:p>
         </w:tc>
         <w:tc>
           <w:tcPr>
-            <w:tcW w:type="dxa" w:w="6960"/>
-            <w:shd w:fill="FFFFFF" w:val="clear"/>
+            <w:tcW w:w="6960" w:type="dxa"/>
+            <w:shd w:val="clear" w:color="auto" w:fill="FFFFFF"/>
             <w:tcMar>
-              <w:top w:type="dxa" w:w="100"/>
-              <w:left w:type="dxa" w:w="140"/>
-              <w:bottom w:type="dxa" w:w="100"/>
-              <w:right w:type="dxa" w:w="140"/>
+              <w:top w:w="100" w:type="dxa"/>
+              <w:left w:w="140" w:type="dxa"/>
+              <w:bottom w:w="100" w:type="dxa"/>
+              <w:right w:w="140" w:type="dxa"/>
             </w:tcMar>
           </w:tcPr>
           <w:p>
             <w:r>
               <w:rPr>
-                <w:rFonts w:ascii="Calibri" w:cs="Calibri" w:eastAsia="Calibri" w:hAnsi="Calibri"/>
-                <w:b w:val="false"/>
-                <w:bCs w:val="false"/>
-                <w:color w:val="16241C"/>
                 <w:sz w:val="20"/>
                 <w:szCs w:val="20"/>
               </w:rPr>
-              <w:t xml:space="preserve">The time now. Leave it.</w:t>
+              <w:t>The time now. Leave it.</w:t>
             </w:r>
           </w:p>
         </w:tc>
@@ -881,30 +849,31 @@
         <w:spacing w:after="150"/>
       </w:pPr>
       <w:r>
-        <w:rPr>
-          <w:rFonts w:ascii="Calibri" w:cs="Calibri" w:eastAsia="Calibri" w:hAnsi="Calibri"/>
-          <w:color w:val="16241C"/>
-          <w:sz w:val="22"/>
-          <w:szCs w:val="22"/>
-        </w:rPr>
-        <w:t xml:space="preserve">You may also see tick boxes named Add to Transit, Apply Putaway Rule and Inspection Required, and sections named Default Warehouse and Scan Barcode. Leave all of them alone. They are for other ways of working that Leader Rubber does not use.</w:t>
+        <w:t xml:space="preserve">You may also see tick boxes named Add to Transit, Apply </w:t>
+      </w:r>
+      <w:proofErr w:type="spellStart"/>
+      <w:r>
+        <w:t>Putaway</w:t>
+      </w:r>
+      <w:proofErr w:type="spellEnd"/>
+      <w:r>
+        <w:t xml:space="preserve"> Rule and Inspection Required, and sections named Default Warehouse and Scan Barcode. Leave all of them alone. They are for other ways of working that Leader Rubber does not use.</w:t>
       </w:r>
     </w:p>
     <w:p>
       <w:pPr>
         <w:pStyle w:val="Heading2"/>
-        <w:spacing w:after="120" w:before="260"/>
-      </w:pPr>
-      <w:r>
-        <w:rPr>
-          <w:rFonts w:ascii="Calibri" w:cs="Calibri" w:eastAsia="Calibri" w:hAnsi="Calibri"/>
+        <w:spacing w:before="260" w:after="120"/>
+      </w:pPr>
+      <w:r>
+        <w:rPr>
           <w:b/>
           <w:bCs/>
           <w:color w:val="006034"/>
           <w:sz w:val="24"/>
           <w:szCs w:val="24"/>
         </w:rPr>
-        <w:t xml:space="preserve">Step 3 — Fill in the first line</w:t>
+        <w:t>Step 3 — Fill in the first line</w:t>
       </w:r>
     </w:p>
     <w:p>
@@ -912,26 +881,23 @@
         <w:spacing w:after="150"/>
       </w:pPr>
       <w:r>
-        <w:rPr>
-          <w:rFonts w:ascii="Calibri" w:cs="Calibri" w:eastAsia="Calibri" w:hAnsi="Calibri"/>
-          <w:color w:val="16241C"/>
-          <w:sz w:val="22"/>
-          <w:szCs w:val="22"/>
-        </w:rPr>
-        <w:t xml:space="preserve">Scroll down to the section headed Items. There is a table with one empty row, numbered 1. Each row is one item being moved. You will fill in four boxes across that row.</w:t>
-      </w:r>
-    </w:p>
-    <w:p>
-      <w:pPr>
-        <w:spacing w:after="60" w:before="60"/>
+        <w:t>Scroll down to the section headed Items. There is a table with one empty row, numbered 1. Each row is one item being moved. You will fill in four boxes across that row.</w:t>
+      </w:r>
+    </w:p>
+    <w:p>
+      <w:pPr>
+        <w:spacing w:before="60" w:after="60"/>
         <w:jc w:val="center"/>
       </w:pPr>
       <w:r>
+        <w:rPr>
+          <w:noProof/>
+        </w:rPr>
         <w:drawing>
-          <wp:inline distT="0" distB="0" distL="0" distR="0">
-            <wp:extent cx="4457700" cy="2524125"/>
-            <wp:effectExtent t="0" r="0" b="0" l="0"/>
-            <wp:docPr id="1" name="" descr="" title=""/>
+          <wp:inline distT="0" distB="0" distL="0" distR="0" wp14:anchorId="09A0B937" wp14:editId="6C594CC2">
+            <wp:extent cx="3496760" cy="1980000"/>
+            <wp:effectExtent l="0" t="0" r="8890" b="1270"/>
+            <wp:docPr id="1585853152" name="Picture 1585853152"/>
             <wp:cNvGraphicFramePr>
               <a:graphicFrameLocks xmlns:a="http://schemas.openxmlformats.org/drawingml/2006/main" noChangeAspect="1"/>
             </wp:cNvGraphicFramePr>
@@ -939,13 +905,13 @@
               <a:graphicData uri="http://schemas.openxmlformats.org/drawingml/2006/picture">
                 <pic:pic xmlns:pic="http://schemas.openxmlformats.org/drawingml/2006/picture">
                   <pic:nvPicPr>
-                    <pic:cNvPr id="0" name="" descr=""/>
+                    <pic:cNvPr id="0" name=""/>
                     <pic:cNvPicPr>
                       <a:picLocks noChangeAspect="1" noChangeArrowheads="1"/>
                     </pic:cNvPicPr>
                   </pic:nvPicPr>
                   <pic:blipFill>
-                    <a:blip r:embed="rId9" cstate="none"/>
+                    <a:blip r:embed="rId9"/>
                     <a:srcRect/>
                     <a:stretch>
                       <a:fillRect/>
@@ -954,7 +920,7 @@
                   <pic:spPr bwMode="auto">
                     <a:xfrm>
                       <a:off x="0" y="0"/>
-                      <a:ext cx="4457700" cy="2524125"/>
+                      <a:ext cx="3496760" cy="1980000"/>
                     </a:xfrm>
                     <a:prstGeom prst="rect">
                       <a:avLst/>
@@ -974,14 +940,13 @@
       </w:pPr>
       <w:r>
         <w:rPr>
-          <w:rFonts w:ascii="Calibri" w:cs="Calibri" w:eastAsia="Calibri" w:hAnsi="Calibri"/>
           <w:i/>
           <w:iCs/>
           <w:color w:val="66756D"/>
           <w:sz w:val="19"/>
           <w:szCs w:val="19"/>
         </w:rPr>
-        <w:t xml:space="preserve">Screenshot 3 — The empty Items table</w:t>
+        <w:t>Screenshot 3 — The empty Items table</w:t>
       </w:r>
     </w:p>
     <w:p>
@@ -989,30 +954,37 @@
         <w:spacing w:after="150"/>
       </w:pPr>
       <w:r>
-        <w:rPr>
-          <w:rFonts w:ascii="Calibri" w:cs="Calibri" w:eastAsia="Calibri" w:hAnsi="Calibri"/>
-          <w:color w:val="16241C"/>
-          <w:sz w:val="22"/>
-          <w:szCs w:val="22"/>
-        </w:rPr>
-        <w:t xml:space="preserve">Click directly into the box under Source Warehouse on row 1. The row opens up for editing and a list appears below it.</w:t>
+        <w:t xml:space="preserve">Click directly into the box under Source Warehouse on row 1. The row </w:t>
+      </w:r>
+      <w:proofErr w:type="gramStart"/>
+      <w:r>
+        <w:t>opens up</w:t>
+      </w:r>
+      <w:proofErr w:type="gramEnd"/>
+      <w:r>
+        <w:t xml:space="preserve"> for editing and a list appears below it.</w:t>
+      </w:r>
+    </w:p>
+    <w:p>
+      <w:r>
+        <w:br w:type="page"/>
       </w:r>
     </w:p>
     <w:p>
       <w:pPr>
         <w:pStyle w:val="Heading2"/>
-        <w:spacing w:after="120" w:before="260"/>
-      </w:pPr>
-      <w:r>
-        <w:rPr>
-          <w:rFonts w:ascii="Calibri" w:cs="Calibri" w:eastAsia="Calibri" w:hAnsi="Calibri"/>
+        <w:spacing w:before="260" w:after="120"/>
+      </w:pPr>
+      <w:r>
+        <w:rPr>
           <w:b/>
           <w:bCs/>
           <w:color w:val="006034"/>
           <w:sz w:val="24"/>
           <w:szCs w:val="24"/>
         </w:rPr>
-        <w:t xml:space="preserve">Step 4 — Choose the warehouses</w:t>
+        <w:lastRenderedPageBreak/>
+        <w:t>Step 4 — Choose the warehouses</w:t>
       </w:r>
     </w:p>
     <w:p>
@@ -1026,22 +998,12 @@
       </w:pPr>
       <w:r>
         <w:rPr>
-          <w:rFonts w:ascii="Calibri" w:cs="Calibri" w:eastAsia="Calibri" w:hAnsi="Calibri"/>
           <w:b/>
           <w:bCs/>
-          <w:color w:val="16241C"/>
-          <w:sz w:val="22"/>
-          <w:szCs w:val="22"/>
         </w:rPr>
         <w:t xml:space="preserve">Source Warehouse: </w:t>
       </w:r>
       <w:r>
-        <w:rPr>
-          <w:rFonts w:ascii="Calibri" w:cs="Calibri" w:eastAsia="Calibri" w:hAnsi="Calibri"/>
-          <w:color w:val="16241C"/>
-          <w:sz w:val="22"/>
-          <w:szCs w:val="22"/>
-        </w:rPr>
         <w:t xml:space="preserve">Type the first few letters of the warehouse you are taking stock </w:t>
       </w:r>
     </w:p>
@@ -1055,13 +1017,7 @@
         <w:spacing w:after="120"/>
       </w:pPr>
       <w:r>
-        <w:rPr>
-          <w:rFonts w:ascii="Calibri" w:cs="Calibri" w:eastAsia="Calibri" w:hAnsi="Calibri"/>
-          <w:color w:val="16241C"/>
-          <w:sz w:val="22"/>
-          <w:szCs w:val="22"/>
-        </w:rPr>
-        <w:t xml:space="preserve">from. A list appears underneath as you type.</w:t>
+        <w:t>from. A list appears underneath as you type.</w:t>
       </w:r>
     </w:p>
     <w:p>
@@ -1074,13 +1030,7 @@
         <w:spacing w:after="100"/>
       </w:pPr>
       <w:r>
-        <w:rPr>
-          <w:rFonts w:ascii="Calibri" w:cs="Calibri" w:eastAsia="Calibri" w:hAnsi="Calibri"/>
-          <w:color w:val="16241C"/>
-          <w:sz w:val="22"/>
-          <w:szCs w:val="22"/>
-        </w:rPr>
-        <w:t xml:space="preserve">Click the warehouse you want in that list. Do not just type the name and move on.</w:t>
+        <w:t>Click the warehouse you want in that list. Do not just type the name and move on.</w:t>
       </w:r>
     </w:p>
     <w:p>
@@ -1093,26 +1043,23 @@
         <w:spacing w:after="100"/>
       </w:pPr>
       <w:r>
-        <w:rPr>
-          <w:rFonts w:ascii="Calibri" w:cs="Calibri" w:eastAsia="Calibri" w:hAnsi="Calibri"/>
-          <w:color w:val="16241C"/>
-          <w:sz w:val="22"/>
-          <w:szCs w:val="22"/>
-        </w:rPr>
-        <w:t xml:space="preserve">The search is loose — typing JHB Industria - Dis will also offer Cape Town - Dispatch and Fuse_WIP_Process1. Always read the list and click the right one.</w:t>
-      </w:r>
-    </w:p>
-    <w:p>
-      <w:pPr>
-        <w:spacing w:after="60" w:before="60"/>
+        <w:t>The search is loose — typing JHB Industria - Dis will also offer Cape Town - Dispatch and Fuse_WIP_Process1. Always read the list and click the right one.</w:t>
+      </w:r>
+    </w:p>
+    <w:p>
+      <w:pPr>
+        <w:spacing w:before="60" w:after="60"/>
         <w:jc w:val="center"/>
       </w:pPr>
       <w:r>
+        <w:rPr>
+          <w:noProof/>
+        </w:rPr>
         <w:drawing>
-          <wp:inline distT="0" distB="0" distL="0" distR="0">
-            <wp:extent cx="4457700" cy="2524125"/>
-            <wp:effectExtent t="0" r="0" b="0" l="0"/>
-            <wp:docPr id="1" name="" descr="" title=""/>
+          <wp:inline distT="0" distB="0" distL="0" distR="0" wp14:anchorId="4C8E1BF0" wp14:editId="63575F67">
+            <wp:extent cx="3496760" cy="1980000"/>
+            <wp:effectExtent l="0" t="0" r="8890" b="1270"/>
+            <wp:docPr id="1936561644" name="Picture 1936561644"/>
             <wp:cNvGraphicFramePr>
               <a:graphicFrameLocks xmlns:a="http://schemas.openxmlformats.org/drawingml/2006/main" noChangeAspect="1"/>
             </wp:cNvGraphicFramePr>
@@ -1120,13 +1067,13 @@
               <a:graphicData uri="http://schemas.openxmlformats.org/drawingml/2006/picture">
                 <pic:pic xmlns:pic="http://schemas.openxmlformats.org/drawingml/2006/picture">
                   <pic:nvPicPr>
-                    <pic:cNvPr id="0" name="" descr=""/>
+                    <pic:cNvPr id="0" name=""/>
                     <pic:cNvPicPr>
                       <a:picLocks noChangeAspect="1" noChangeArrowheads="1"/>
                     </pic:cNvPicPr>
                   </pic:nvPicPr>
                   <pic:blipFill>
-                    <a:blip r:embed="rId10" cstate="none"/>
+                    <a:blip r:embed="rId10"/>
                     <a:srcRect/>
                     <a:stretch>
                       <a:fillRect/>
@@ -1135,7 +1082,7 @@
                   <pic:spPr bwMode="auto">
                     <a:xfrm>
                       <a:off x="0" y="0"/>
-                      <a:ext cx="4457700" cy="2524125"/>
+                      <a:ext cx="3496760" cy="1980000"/>
                     </a:xfrm>
                     <a:prstGeom prst="rect">
                       <a:avLst/>
@@ -1155,14 +1102,13 @@
       </w:pPr>
       <w:r>
         <w:rPr>
-          <w:rFonts w:ascii="Calibri" w:cs="Calibri" w:eastAsia="Calibri" w:hAnsi="Calibri"/>
           <w:i/>
           <w:iCs/>
           <w:color w:val="66756D"/>
           <w:sz w:val="19"/>
           <w:szCs w:val="19"/>
         </w:rPr>
-        <w:t xml:space="preserve">Screenshot 4 — Choosing a warehouse from the list</w:t>
+        <w:t>Screenshot 4 — Choosing a warehouse from the list</w:t>
       </w:r>
     </w:p>
     <w:p>
@@ -1176,23 +1122,13 @@
       </w:pPr>
       <w:r>
         <w:rPr>
-          <w:rFonts w:ascii="Calibri" w:cs="Calibri" w:eastAsia="Calibri" w:hAnsi="Calibri"/>
           <w:b/>
           <w:bCs/>
-          <w:color w:val="16241C"/>
-          <w:sz w:val="22"/>
-          <w:szCs w:val="22"/>
         </w:rPr>
         <w:t xml:space="preserve">Target Warehouse: </w:t>
       </w:r>
       <w:r>
-        <w:rPr>
-          <w:rFonts w:ascii="Calibri" w:cs="Calibri" w:eastAsia="Calibri" w:hAnsi="Calibri"/>
-          <w:color w:val="16241C"/>
-          <w:sz w:val="22"/>
-          <w:szCs w:val="22"/>
-        </w:rPr>
-        <w:t xml:space="preserve">Do the same in the next box for where the stock is going.</w:t>
+        <w:t>Do the same in the next box for where the stock is going.</w:t>
       </w:r>
     </w:p>
     <w:p>
@@ -1202,29 +1138,38 @@
     </w:p>
     <w:tbl>
       <w:tblPr>
-        <w:tblW w:type="dxa" w:w="9360"/>
+        <w:tblW w:w="9360" w:type="dxa"/>
         <w:tblBorders>
-          <w:top w:val="single" w:color="DCE5E0" w:sz="2"/>
-          <w:left w:val="single" w:color="007E45" w:sz="20"/>
-          <w:bottom w:val="single" w:color="DCE5E0" w:sz="2"/>
-          <w:right w:val="single" w:color="DCE5E0" w:sz="2"/>
-          <w:insideH w:val="none"/>
-          <w:insideV w:val="none"/>
+          <w:top w:val="single" w:sz="2" w:space="0" w:color="DCE5E0"/>
+          <w:left w:val="single" w:sz="20" w:space="0" w:color="007E45"/>
+          <w:bottom w:val="single" w:sz="2" w:space="0" w:color="DCE5E0"/>
+          <w:right w:val="single" w:sz="2" w:space="0" w:color="DCE5E0"/>
         </w:tblBorders>
+        <w:tblCellMar>
+          <w:left w:w="10" w:type="dxa"/>
+          <w:right w:w="10" w:type="dxa"/>
+        </w:tblCellMar>
+        <w:tblLook w:val="04A0" w:firstRow="1" w:lastRow="0" w:firstColumn="1" w:lastColumn="0" w:noHBand="0" w:noVBand="1"/>
       </w:tblPr>
       <w:tblGrid>
         <w:gridCol w:w="9360"/>
       </w:tblGrid>
       <w:tr>
+        <w:tblPrEx>
+          <w:tblCellMar>
+            <w:top w:w="0" w:type="dxa"/>
+            <w:bottom w:w="0" w:type="dxa"/>
+          </w:tblCellMar>
+        </w:tblPrEx>
         <w:tc>
           <w:tcPr>
-            <w:tcW w:type="dxa" w:w="9360"/>
-            <w:shd w:fill="E7F4ED" w:val="clear"/>
+            <w:tcW w:w="9360" w:type="dxa"/>
+            <w:shd w:val="clear" w:color="auto" w:fill="E7F4ED"/>
             <w:tcMar>
-              <w:top w:type="dxa" w:w="150"/>
-              <w:left w:type="dxa" w:w="220"/>
-              <w:bottom w:type="dxa" w:w="150"/>
-              <w:right w:type="dxa" w:w="220"/>
+              <w:top w:w="150" w:type="dxa"/>
+              <w:left w:w="220" w:type="dxa"/>
+              <w:bottom w:w="150" w:type="dxa"/>
+              <w:right w:w="220" w:type="dxa"/>
             </w:tcMar>
           </w:tcPr>
           <w:p>
@@ -1233,25 +1178,22 @@
             </w:pPr>
             <w:r>
               <w:rPr>
-                <w:rFonts w:ascii="Calibri" w:cs="Calibri" w:eastAsia="Calibri" w:hAnsi="Calibri"/>
                 <w:b/>
                 <w:bCs/>
                 <w:color w:val="007E45"/>
                 <w:sz w:val="21"/>
                 <w:szCs w:val="21"/>
               </w:rPr>
-              <w:t xml:space="preserve">A common slip</w:t>
-            </w:r>
-          </w:p>
-          <w:p>
-            <w:r>
-              <w:rPr>
-                <w:rFonts w:ascii="Calibri" w:cs="Calibri" w:eastAsia="Calibri" w:hAnsi="Calibri"/>
-                <w:color w:val="16241C"/>
+              <w:t>A common slip</w:t>
+            </w:r>
+          </w:p>
+          <w:p>
+            <w:r>
+              <w:rPr>
                 <w:sz w:val="21"/>
                 <w:szCs w:val="21"/>
               </w:rPr>
-              <w:t xml:space="preserve">Typing a warehouse name and pressing Tab without clicking an entry in the list leaves the box empty. If a warehouse box looks blank after you have typed in it, that is what happened — click into it and pick from the list.</w:t>
+              <w:t>Typing a warehouse name and pressing Tab without clicking an entry in the list leaves the box empty. If a warehouse box looks blank after you have typed in it, that is what happened — click into it and pick from the list.</w:t>
             </w:r>
           </w:p>
         </w:tc>
@@ -1260,18 +1202,52 @@
     <w:p>
       <w:pPr>
         <w:pStyle w:val="Heading2"/>
-        <w:spacing w:after="120" w:before="260"/>
-      </w:pPr>
-      <w:r>
-        <w:rPr>
-          <w:rFonts w:ascii="Calibri" w:cs="Calibri" w:eastAsia="Calibri" w:hAnsi="Calibri"/>
+        <w:spacing w:before="260" w:after="120"/>
+        <w:rPr>
           <w:b/>
           <w:bCs/>
           <w:color w:val="006034"/>
           <w:sz w:val="24"/>
           <w:szCs w:val="24"/>
         </w:rPr>
-        <w:t xml:space="preserve">Step 5 — Choose the item and the quantity</w:t>
+      </w:pPr>
+    </w:p>
+    <w:p>
+      <w:pPr>
+        <w:rPr>
+          <w:b/>
+          <w:bCs/>
+          <w:color w:val="006034"/>
+          <w:sz w:val="24"/>
+          <w:szCs w:val="24"/>
+        </w:rPr>
+      </w:pPr>
+      <w:r>
+        <w:rPr>
+          <w:b/>
+          <w:bCs/>
+          <w:color w:val="006034"/>
+          <w:sz w:val="24"/>
+          <w:szCs w:val="24"/>
+        </w:rPr>
+        <w:br w:type="page"/>
+      </w:r>
+    </w:p>
+    <w:p>
+      <w:pPr>
+        <w:pStyle w:val="Heading2"/>
+        <w:spacing w:before="260" w:after="120"/>
+      </w:pPr>
+      <w:r>
+        <w:rPr>
+          <w:b/>
+          <w:bCs/>
+          <w:color w:val="006034"/>
+          <w:sz w:val="24"/>
+          <w:szCs w:val="24"/>
+        </w:rPr>
+        <w:lastRenderedPageBreak/>
+        <w:t>Step 5 — Choose the item and the quantity</w:t>
       </w:r>
     </w:p>
     <w:p>
@@ -1285,23 +1261,13 @@
       </w:pPr>
       <w:r>
         <w:rPr>
-          <w:rFonts w:ascii="Calibri" w:cs="Calibri" w:eastAsia="Calibri" w:hAnsi="Calibri"/>
           <w:b/>
           <w:bCs/>
-          <w:color w:val="16241C"/>
-          <w:sz w:val="22"/>
-          <w:szCs w:val="22"/>
         </w:rPr>
         <w:t xml:space="preserve">Item Code: </w:t>
       </w:r>
       <w:r>
-        <w:rPr>
-          <w:rFonts w:ascii="Calibri" w:cs="Calibri" w:eastAsia="Calibri" w:hAnsi="Calibri"/>
-          <w:color w:val="16241C"/>
-          <w:sz w:val="22"/>
-          <w:szCs w:val="22"/>
-        </w:rPr>
-        <w:t xml:space="preserve">Click into the Item Code box. Type part of the item code or part of its description — either works. Pick the right one from the list.</w:t>
+        <w:t>Click into the Item Code box. Type part of the item code or part of its description — either works. Pick the right one from the list.</w:t>
       </w:r>
     </w:p>
     <w:p>
@@ -1315,23 +1281,13 @@
       </w:pPr>
       <w:r>
         <w:rPr>
-          <w:rFonts w:ascii="Calibri" w:cs="Calibri" w:eastAsia="Calibri" w:hAnsi="Calibri"/>
           <w:b/>
           <w:bCs/>
-          <w:color w:val="16241C"/>
-          <w:sz w:val="22"/>
-          <w:szCs w:val="22"/>
         </w:rPr>
         <w:t xml:space="preserve">Qty: </w:t>
       </w:r>
       <w:r>
-        <w:rPr>
-          <w:rFonts w:ascii="Calibri" w:cs="Calibri" w:eastAsia="Calibri" w:hAnsi="Calibri"/>
-          <w:color w:val="16241C"/>
-          <w:sz w:val="22"/>
-          <w:szCs w:val="22"/>
-        </w:rPr>
-        <w:t xml:space="preserve">Type how much is moving. Use the item's own unit — kilograms for compound, each for a moulded part. You do not choose the unit; Fuse uses whatever the item is measured in.</w:t>
+        <w:t>Type how much is moving. Use the item's own unit — kilograms for compound, each for a moulded part. You do not choose the unit; Fuse uses whatever the item is measured in.</w:t>
       </w:r>
     </w:p>
     <w:p>
@@ -1339,26 +1295,23 @@
         <w:spacing w:after="150"/>
       </w:pPr>
       <w:r>
-        <w:rPr>
-          <w:rFonts w:ascii="Calibri" w:cs="Calibri" w:eastAsia="Calibri" w:hAnsi="Calibri"/>
-          <w:color w:val="16241C"/>
-          <w:sz w:val="22"/>
-          <w:szCs w:val="22"/>
-        </w:rPr>
-        <w:t xml:space="preserve">You may see a column called Basic Rate showing a value. Leave it. Fuse works the value out from what the stock is already worth; you never price a transfer.</w:t>
-      </w:r>
-    </w:p>
-    <w:p>
-      <w:pPr>
-        <w:spacing w:after="60" w:before="60"/>
+        <w:t>You may see a column called Basic Rate showing a value. Leave it. Fuse works the value out from what the stock is already worth; you never price a transfer.</w:t>
+      </w:r>
+    </w:p>
+    <w:p>
+      <w:pPr>
+        <w:spacing w:before="60" w:after="60"/>
         <w:jc w:val="center"/>
       </w:pPr>
       <w:r>
+        <w:rPr>
+          <w:noProof/>
+        </w:rPr>
         <w:drawing>
-          <wp:inline distT="0" distB="0" distL="0" distR="0">
-            <wp:extent cx="4457700" cy="2524125"/>
-            <wp:effectExtent t="0" r="0" b="0" l="0"/>
-            <wp:docPr id="1" name="" descr="" title=""/>
+          <wp:inline distT="0" distB="0" distL="0" distR="0" wp14:anchorId="636F13F1" wp14:editId="374884E6">
+            <wp:extent cx="3496760" cy="1980000"/>
+            <wp:effectExtent l="0" t="0" r="8890" b="1270"/>
+            <wp:docPr id="249822785" name="Picture 249822785"/>
             <wp:cNvGraphicFramePr>
               <a:graphicFrameLocks xmlns:a="http://schemas.openxmlformats.org/drawingml/2006/main" noChangeAspect="1"/>
             </wp:cNvGraphicFramePr>
@@ -1366,13 +1319,13 @@
               <a:graphicData uri="http://schemas.openxmlformats.org/drawingml/2006/picture">
                 <pic:pic xmlns:pic="http://schemas.openxmlformats.org/drawingml/2006/picture">
                   <pic:nvPicPr>
-                    <pic:cNvPr id="0" name="" descr=""/>
+                    <pic:cNvPr id="0" name=""/>
                     <pic:cNvPicPr>
                       <a:picLocks noChangeAspect="1" noChangeArrowheads="1"/>
                     </pic:cNvPicPr>
                   </pic:nvPicPr>
                   <pic:blipFill>
-                    <a:blip r:embed="rId11" cstate="none"/>
+                    <a:blip r:embed="rId11"/>
                     <a:srcRect/>
                     <a:stretch>
                       <a:fillRect/>
@@ -1381,7 +1334,7 @@
                   <pic:spPr bwMode="auto">
                     <a:xfrm>
                       <a:off x="0" y="0"/>
-                      <a:ext cx="4457700" cy="2524125"/>
+                      <a:ext cx="3496760" cy="1980000"/>
                     </a:xfrm>
                     <a:prstGeom prst="rect">
                       <a:avLst/>
@@ -1401,31 +1354,29 @@
       </w:pPr>
       <w:r>
         <w:rPr>
-          <w:rFonts w:ascii="Calibri" w:cs="Calibri" w:eastAsia="Calibri" w:hAnsi="Calibri"/>
           <w:i/>
           <w:iCs/>
           <w:color w:val="66756D"/>
           <w:sz w:val="19"/>
           <w:szCs w:val="19"/>
         </w:rPr>
-        <w:t xml:space="preserve">Screenshot 5 — A completed line</w:t>
+        <w:t>Screenshot 5 — A completed line</w:t>
       </w:r>
     </w:p>
     <w:p>
       <w:pPr>
         <w:pStyle w:val="Heading2"/>
-        <w:spacing w:after="120" w:before="260"/>
-      </w:pPr>
-      <w:r>
-        <w:rPr>
-          <w:rFonts w:ascii="Calibri" w:cs="Calibri" w:eastAsia="Calibri" w:hAnsi="Calibri"/>
+        <w:spacing w:before="260" w:after="120"/>
+      </w:pPr>
+      <w:r>
+        <w:rPr>
           <w:b/>
           <w:bCs/>
           <w:color w:val="006034"/>
           <w:sz w:val="24"/>
           <w:szCs w:val="24"/>
         </w:rPr>
-        <w:t xml:space="preserve">Step 6 — Add any more items</w:t>
+        <w:t>Step 6 — Add any more items</w:t>
       </w:r>
     </w:p>
     <w:p>
@@ -1433,13 +1384,7 @@
         <w:spacing w:after="150"/>
       </w:pPr>
       <w:r>
-        <w:rPr>
-          <w:rFonts w:ascii="Calibri" w:cs="Calibri" w:eastAsia="Calibri" w:hAnsi="Calibri"/>
-          <w:color w:val="16241C"/>
-          <w:sz w:val="22"/>
-          <w:szCs w:val="22"/>
-        </w:rPr>
-        <w:t xml:space="preserve">One transfer can carry as many items as you like, and each row can use different warehouses. If a lorry is taking six items from Johannesburg to Cape Town, that is one transfer with six rows — not six transfers.</w:t>
+        <w:t>One transfer can carry as many items as you like, and each row can use different warehouses. If a lorry is taking six items from Johannesburg to Cape Town, that is one transfer with six rows — not six transfers.</w:t>
       </w:r>
     </w:p>
     <w:p>
@@ -1452,13 +1397,7 @@
         <w:spacing w:after="120"/>
       </w:pPr>
       <w:r>
-        <w:rPr>
-          <w:rFonts w:ascii="Calibri" w:cs="Calibri" w:eastAsia="Calibri" w:hAnsi="Calibri"/>
-          <w:color w:val="16241C"/>
-          <w:sz w:val="22"/>
-          <w:szCs w:val="22"/>
-        </w:rPr>
-        <w:t xml:space="preserve">Click Add row underneath the table.</w:t>
+        <w:t>Click Add row underneath the table.</w:t>
       </w:r>
     </w:p>
     <w:p>
@@ -1471,13 +1410,7 @@
         <w:spacing w:after="120"/>
       </w:pPr>
       <w:r>
-        <w:rPr>
-          <w:rFonts w:ascii="Calibri" w:cs="Calibri" w:eastAsia="Calibri" w:hAnsi="Calibri"/>
-          <w:color w:val="16241C"/>
-          <w:sz w:val="22"/>
-          <w:szCs w:val="22"/>
-        </w:rPr>
-        <w:t xml:space="preserve">Fill in the new row the same way.</w:t>
+        <w:t>Fill in the new row the same way.</w:t>
       </w:r>
     </w:p>
     <w:p>
@@ -1490,13 +1423,7 @@
         <w:spacing w:after="120"/>
       </w:pPr>
       <w:r>
-        <w:rPr>
-          <w:rFonts w:ascii="Calibri" w:cs="Calibri" w:eastAsia="Calibri" w:hAnsi="Calibri"/>
-          <w:color w:val="16241C"/>
-          <w:sz w:val="22"/>
-          <w:szCs w:val="22"/>
-        </w:rPr>
-        <w:t xml:space="preserve">Repeat until every item on the move is listed.</w:t>
+        <w:t>Repeat until every item on the move is listed.</w:t>
       </w:r>
     </w:p>
     <w:p>
@@ -1504,30 +1431,33 @@
         <w:spacing w:after="150"/>
       </w:pPr>
       <w:r>
-        <w:rPr>
-          <w:rFonts w:ascii="Calibri" w:cs="Calibri" w:eastAsia="Calibri" w:hAnsi="Calibri"/>
-          <w:color w:val="16241C"/>
-          <w:sz w:val="22"/>
-          <w:szCs w:val="22"/>
-        </w:rPr>
-        <w:t xml:space="preserve">To remove a row you added by mistake, tick the box on the left of that row and choose the delete option that appears.</w:t>
-      </w:r>
+        <w:t>To remove a row you added by mistake, tick the box on the left of that row and choose the delete option that appears.</w:t>
+      </w:r>
+    </w:p>
+    <w:p>
+      <w:r>
+        <w:br w:type="page"/>
+      </w:r>
+    </w:p>
+    <w:p>
+      <w:pPr>
+        <w:spacing w:after="150"/>
+      </w:pPr>
     </w:p>
     <w:p>
       <w:pPr>
         <w:pStyle w:val="Heading2"/>
-        <w:spacing w:after="120" w:before="260"/>
-      </w:pPr>
-      <w:r>
-        <w:rPr>
-          <w:rFonts w:ascii="Calibri" w:cs="Calibri" w:eastAsia="Calibri" w:hAnsi="Calibri"/>
+        <w:spacing w:before="260" w:after="120"/>
+      </w:pPr>
+      <w:r>
+        <w:rPr>
           <w:b/>
           <w:bCs/>
           <w:color w:val="006034"/>
           <w:sz w:val="24"/>
           <w:szCs w:val="24"/>
         </w:rPr>
-        <w:t xml:space="preserve">Step 7 — Save</w:t>
+        <w:t>Step 7 — Save</w:t>
       </w:r>
     </w:p>
     <w:p>
@@ -1540,13 +1470,7 @@
         <w:spacing w:after="120"/>
       </w:pPr>
       <w:r>
-        <w:rPr>
-          <w:rFonts w:ascii="Calibri" w:cs="Calibri" w:eastAsia="Calibri" w:hAnsi="Calibri"/>
-          <w:color w:val="16241C"/>
-          <w:sz w:val="22"/>
-          <w:szCs w:val="22"/>
-        </w:rPr>
-        <w:t xml:space="preserve">Click the Save button at the top right of the screen.</w:t>
+        <w:t>Click the Save button at the top right of the screen.</w:t>
       </w:r>
     </w:p>
     <w:p>
@@ -1554,13 +1478,7 @@
         <w:spacing w:after="150"/>
       </w:pPr>
       <w:r>
-        <w:rPr>
-          <w:rFonts w:ascii="Calibri" w:cs="Calibri" w:eastAsia="Calibri" w:hAnsi="Calibri"/>
-          <w:color w:val="16241C"/>
-          <w:sz w:val="22"/>
-          <w:szCs w:val="22"/>
-        </w:rPr>
-        <w:t xml:space="preserve">The document is now saved as a draft. It has been given a number — something like MAT-STE-2026-00012 — and the orange Not Saved has gone.</w:t>
+        <w:t>The document is now saved as a draft. It has been given a number — something like MAT-STE-2026-00012 — and the orange Not Saved has gone.</w:t>
       </w:r>
     </w:p>
     <w:p>
@@ -1568,26 +1486,23 @@
         <w:spacing w:after="150"/>
       </w:pPr>
       <w:r>
-        <w:rPr>
-          <w:rFonts w:ascii="Calibri" w:cs="Calibri" w:eastAsia="Calibri" w:hAnsi="Calibri"/>
-          <w:color w:val="16241C"/>
-          <w:sz w:val="22"/>
-          <w:szCs w:val="22"/>
-        </w:rPr>
-        <w:t xml:space="preserve">Nothing has moved yet. A draft changes no stock at all, in Fuse or in Intacct. You can leave it, come back later, or correct it as much as you like.</w:t>
-      </w:r>
-    </w:p>
-    <w:p>
-      <w:pPr>
-        <w:spacing w:after="60" w:before="60"/>
+        <w:t>Nothing has moved yet. A draft changes no stock at all, in Fuse or in Intacct. You can leave it, come back later, or correct it as much as you like.</w:t>
+      </w:r>
+    </w:p>
+    <w:p>
+      <w:pPr>
+        <w:spacing w:before="60" w:after="60"/>
         <w:jc w:val="center"/>
       </w:pPr>
       <w:r>
+        <w:rPr>
+          <w:noProof/>
+        </w:rPr>
         <w:drawing>
-          <wp:inline distT="0" distB="0" distL="0" distR="0">
-            <wp:extent cx="4457700" cy="2524125"/>
-            <wp:effectExtent t="0" r="0" b="0" l="0"/>
-            <wp:docPr id="1" name="" descr="" title=""/>
+          <wp:inline distT="0" distB="0" distL="0" distR="0" wp14:anchorId="010048AE" wp14:editId="65C1FA37">
+            <wp:extent cx="3496760" cy="1980000"/>
+            <wp:effectExtent l="0" t="0" r="8890" b="1270"/>
+            <wp:docPr id="1072384274" name="Picture 1072384274"/>
             <wp:cNvGraphicFramePr>
               <a:graphicFrameLocks xmlns:a="http://schemas.openxmlformats.org/drawingml/2006/main" noChangeAspect="1"/>
             </wp:cNvGraphicFramePr>
@@ -1595,13 +1510,13 @@
               <a:graphicData uri="http://schemas.openxmlformats.org/drawingml/2006/picture">
                 <pic:pic xmlns:pic="http://schemas.openxmlformats.org/drawingml/2006/picture">
                   <pic:nvPicPr>
-                    <pic:cNvPr id="0" name="" descr=""/>
+                    <pic:cNvPr id="0" name=""/>
                     <pic:cNvPicPr>
                       <a:picLocks noChangeAspect="1" noChangeArrowheads="1"/>
                     </pic:cNvPicPr>
                   </pic:nvPicPr>
                   <pic:blipFill>
-                    <a:blip r:embed="rId12" cstate="none"/>
+                    <a:blip r:embed="rId12"/>
                     <a:srcRect/>
                     <a:stretch>
                       <a:fillRect/>
@@ -1610,7 +1525,7 @@
                   <pic:spPr bwMode="auto">
                     <a:xfrm>
                       <a:off x="0" y="0"/>
-                      <a:ext cx="4457700" cy="2524125"/>
+                      <a:ext cx="3496760" cy="1980000"/>
                     </a:xfrm>
                     <a:prstGeom prst="rect">
                       <a:avLst/>
@@ -1630,31 +1545,29 @@
       </w:pPr>
       <w:r>
         <w:rPr>
-          <w:rFonts w:ascii="Calibri" w:cs="Calibri" w:eastAsia="Calibri" w:hAnsi="Calibri"/>
           <w:i/>
           <w:iCs/>
           <w:color w:val="66756D"/>
           <w:sz w:val="19"/>
           <w:szCs w:val="19"/>
         </w:rPr>
-        <w:t xml:space="preserve">Screenshot 6 — The saved draft</w:t>
+        <w:t>Screenshot 6 — The saved draft</w:t>
       </w:r>
     </w:p>
     <w:p>
       <w:pPr>
         <w:pStyle w:val="Heading2"/>
-        <w:spacing w:after="120" w:before="260"/>
-      </w:pPr>
-      <w:r>
-        <w:rPr>
-          <w:rFonts w:ascii="Calibri" w:cs="Calibri" w:eastAsia="Calibri" w:hAnsi="Calibri"/>
+        <w:spacing w:before="260" w:after="120"/>
+      </w:pPr>
+      <w:r>
+        <w:rPr>
           <w:b/>
           <w:bCs/>
           <w:color w:val="006034"/>
           <w:sz w:val="24"/>
           <w:szCs w:val="24"/>
         </w:rPr>
-        <w:t xml:space="preserve">Step 8 — Check it, then submit</w:t>
+        <w:t>Step 8 — Check it, then submit</w:t>
       </w:r>
     </w:p>
     <w:p>
@@ -1662,13 +1575,7 @@
         <w:spacing w:after="150"/>
       </w:pPr>
       <w:r>
-        <w:rPr>
-          <w:rFonts w:ascii="Calibri" w:cs="Calibri" w:eastAsia="Calibri" w:hAnsi="Calibri"/>
-          <w:color w:val="16241C"/>
-          <w:sz w:val="22"/>
-          <w:szCs w:val="22"/>
-        </w:rPr>
-        <w:t xml:space="preserve">This is the last point at which changing your mind is free. Read the lines once more, against the paperwork or the pallet in front of you:</w:t>
+        <w:t>This is the last point at which changing your mind is free. Read the lines once more, against the paperwork or the pallet in front of you:</w:t>
       </w:r>
     </w:p>
     <w:p>
@@ -1681,13 +1588,7 @@
         <w:spacing w:after="110"/>
       </w:pPr>
       <w:r>
-        <w:rPr>
-          <w:rFonts w:ascii="Calibri" w:cs="Calibri" w:eastAsia="Calibri" w:hAnsi="Calibri"/>
-          <w:color w:val="16241C"/>
-          <w:sz w:val="22"/>
-          <w:szCs w:val="22"/>
-        </w:rPr>
-        <w:t xml:space="preserve">Is the stock really coming out of that warehouse?</w:t>
+        <w:t>Is the stock really coming out of that warehouse?</w:t>
       </w:r>
     </w:p>
     <w:p>
@@ -1700,13 +1601,7 @@
         <w:spacing w:after="110"/>
       </w:pPr>
       <w:r>
-        <w:rPr>
-          <w:rFonts w:ascii="Calibri" w:cs="Calibri" w:eastAsia="Calibri" w:hAnsi="Calibri"/>
-          <w:color w:val="16241C"/>
-          <w:sz w:val="22"/>
-          <w:szCs w:val="22"/>
-        </w:rPr>
-        <w:t xml:space="preserve">Is it really going to that one?</w:t>
+        <w:t>Is it really going to that one?</w:t>
       </w:r>
     </w:p>
     <w:p>
@@ -1719,13 +1614,7 @@
         <w:spacing w:after="110"/>
       </w:pPr>
       <w:r>
-        <w:rPr>
-          <w:rFonts w:ascii="Calibri" w:cs="Calibri" w:eastAsia="Calibri" w:hAnsi="Calibri"/>
-          <w:color w:val="16241C"/>
-          <w:sz w:val="22"/>
-          <w:szCs w:val="22"/>
-        </w:rPr>
-        <w:t xml:space="preserve">Is the quantity right, in the right unit?</w:t>
+        <w:t>Is the quantity right, in the right unit?</w:t>
       </w:r>
     </w:p>
     <w:p>
@@ -1738,13 +1627,7 @@
         <w:spacing w:after="120"/>
       </w:pPr>
       <w:r>
-        <w:rPr>
-          <w:rFonts w:ascii="Calibri" w:cs="Calibri" w:eastAsia="Calibri" w:hAnsi="Calibri"/>
-          <w:color w:val="16241C"/>
-          <w:sz w:val="22"/>
-          <w:szCs w:val="22"/>
-        </w:rPr>
-        <w:t xml:space="preserve">When you are satisfied, click Submit at the top right.</w:t>
+        <w:t>When you are satisfied, click Submit at the top right.</w:t>
       </w:r>
     </w:p>
     <w:p>
@@ -1757,13 +1640,15 @@
         <w:spacing w:after="120"/>
       </w:pPr>
       <w:r>
-        <w:rPr>
-          <w:rFonts w:ascii="Calibri" w:cs="Calibri" w:eastAsia="Calibri" w:hAnsi="Calibri"/>
-          <w:color w:val="16241C"/>
-          <w:sz w:val="22"/>
-          <w:szCs w:val="22"/>
-        </w:rPr>
-        <w:t xml:space="preserve">Confirm when Fuse asks whether you are sure.</w:t>
+        <w:t xml:space="preserve">Confirm when Fuse asks </w:t>
+      </w:r>
+      <w:proofErr w:type="gramStart"/>
+      <w:r>
+        <w:t>whether</w:t>
+      </w:r>
+      <w:proofErr w:type="gramEnd"/>
+      <w:r>
+        <w:t xml:space="preserve"> you are sure.</w:t>
       </w:r>
     </w:p>
     <w:p>
@@ -1773,29 +1658,38 @@
     </w:p>
     <w:tbl>
       <w:tblPr>
-        <w:tblW w:type="dxa" w:w="9360"/>
+        <w:tblW w:w="9360" w:type="dxa"/>
         <w:tblBorders>
-          <w:top w:val="single" w:color="DCE5E0" w:sz="2"/>
-          <w:left w:val="single" w:color="007E45" w:sz="20"/>
-          <w:bottom w:val="single" w:color="DCE5E0" w:sz="2"/>
-          <w:right w:val="single" w:color="DCE5E0" w:sz="2"/>
-          <w:insideH w:val="none"/>
-          <w:insideV w:val="none"/>
+          <w:top w:val="single" w:sz="2" w:space="0" w:color="DCE5E0"/>
+          <w:left w:val="single" w:sz="20" w:space="0" w:color="007E45"/>
+          <w:bottom w:val="single" w:sz="2" w:space="0" w:color="DCE5E0"/>
+          <w:right w:val="single" w:sz="2" w:space="0" w:color="DCE5E0"/>
         </w:tblBorders>
+        <w:tblCellMar>
+          <w:left w:w="10" w:type="dxa"/>
+          <w:right w:w="10" w:type="dxa"/>
+        </w:tblCellMar>
+        <w:tblLook w:val="04A0" w:firstRow="1" w:lastRow="0" w:firstColumn="1" w:lastColumn="0" w:noHBand="0" w:noVBand="1"/>
       </w:tblPr>
       <w:tblGrid>
         <w:gridCol w:w="9360"/>
       </w:tblGrid>
       <w:tr>
+        <w:tblPrEx>
+          <w:tblCellMar>
+            <w:top w:w="0" w:type="dxa"/>
+            <w:bottom w:w="0" w:type="dxa"/>
+          </w:tblCellMar>
+        </w:tblPrEx>
         <w:tc>
           <w:tcPr>
-            <w:tcW w:type="dxa" w:w="9360"/>
-            <w:shd w:fill="E7F4ED" w:val="clear"/>
+            <w:tcW w:w="9360" w:type="dxa"/>
+            <w:shd w:val="clear" w:color="auto" w:fill="E7F4ED"/>
             <w:tcMar>
-              <w:top w:type="dxa" w:w="150"/>
-              <w:left w:type="dxa" w:w="220"/>
-              <w:bottom w:type="dxa" w:w="150"/>
-              <w:right w:type="dxa" w:w="220"/>
+              <w:top w:w="150" w:type="dxa"/>
+              <w:left w:w="220" w:type="dxa"/>
+              <w:bottom w:w="150" w:type="dxa"/>
+              <w:right w:w="220" w:type="dxa"/>
             </w:tcMar>
           </w:tcPr>
           <w:p>
@@ -1804,25 +1698,54 @@
             </w:pPr>
             <w:r>
               <w:rPr>
-                <w:rFonts w:ascii="Calibri" w:cs="Calibri" w:eastAsia="Calibri" w:hAnsi="Calibri"/>
                 <w:b/>
                 <w:bCs/>
                 <w:color w:val="007E45"/>
                 <w:sz w:val="21"/>
                 <w:szCs w:val="21"/>
               </w:rPr>
-              <w:t xml:space="preserve">What happens the moment you submit</w:t>
-            </w:r>
-          </w:p>
-          <w:p>
-            <w:r>
-              <w:rPr>
-                <w:rFonts w:ascii="Calibri" w:cs="Calibri" w:eastAsia="Calibri" w:hAnsi="Calibri"/>
-                <w:color w:val="16241C"/>
+              <w:t>What happens the moment you submit</w:t>
+            </w:r>
+          </w:p>
+          <w:p>
+            <w:r>
+              <w:rPr>
                 <w:sz w:val="21"/>
                 <w:szCs w:val="21"/>
               </w:rPr>
-              <w:t xml:space="preserve">Fuse sends the transfer to Sage Intacct. Intacct records the stock leaving the source warehouse and arriving at the target, and sends back its reference. Only then does Fuse record the movement here. If Intacct refuses it, nothing is saved in either system and you will see the reason on screen.</w:t>
+              <w:t xml:space="preserve">Fuse sends the transfer to Sage Intacct. Intacct records the stock leaving the source warehouse and arriving at the </w:t>
+            </w:r>
+            <w:proofErr w:type="gramStart"/>
+            <w:r>
+              <w:rPr>
+                <w:sz w:val="21"/>
+                <w:szCs w:val="21"/>
+              </w:rPr>
+              <w:t>target, and</w:t>
+            </w:r>
+            <w:proofErr w:type="gramEnd"/>
+            <w:r>
+              <w:rPr>
+                <w:sz w:val="21"/>
+                <w:szCs w:val="21"/>
+              </w:rPr>
+              <w:t xml:space="preserve"> sends back its reference. Only then does Fuse record the movement here. If Intacct refuses it, nothing is saved in either system </w:t>
+            </w:r>
+            <w:proofErr w:type="gramStart"/>
+            <w:r>
+              <w:rPr>
+                <w:sz w:val="21"/>
+                <w:szCs w:val="21"/>
+              </w:rPr>
+              <w:t>and</w:t>
+            </w:r>
+            <w:proofErr w:type="gramEnd"/>
+            <w:r>
+              <w:rPr>
+                <w:sz w:val="21"/>
+                <w:szCs w:val="21"/>
+              </w:rPr>
+              <w:t xml:space="preserve"> you will see the reason on screen.</w:t>
             </w:r>
           </w:p>
         </w:tc>
@@ -1831,18 +1754,52 @@
     <w:p>
       <w:pPr>
         <w:pStyle w:val="Heading1"/>
-        <w:spacing w:after="160" w:before="380"/>
-      </w:pPr>
-      <w:r>
-        <w:rPr>
-          <w:rFonts w:ascii="Calibri" w:cs="Calibri" w:eastAsia="Calibri" w:hAnsi="Calibri"/>
+        <w:spacing w:before="380" w:after="160"/>
+        <w:rPr>
           <w:b/>
           <w:bCs/>
           <w:color w:val="007E45"/>
           <w:sz w:val="30"/>
           <w:szCs w:val="30"/>
         </w:rPr>
-        <w:t xml:space="preserve">Checking it worked</w:t>
+      </w:pPr>
+    </w:p>
+    <w:p>
+      <w:pPr>
+        <w:rPr>
+          <w:b/>
+          <w:bCs/>
+          <w:color w:val="007E45"/>
+          <w:sz w:val="30"/>
+          <w:szCs w:val="30"/>
+        </w:rPr>
+      </w:pPr>
+      <w:r>
+        <w:rPr>
+          <w:b/>
+          <w:bCs/>
+          <w:color w:val="007E45"/>
+          <w:sz w:val="30"/>
+          <w:szCs w:val="30"/>
+        </w:rPr>
+        <w:br w:type="page"/>
+      </w:r>
+    </w:p>
+    <w:p>
+      <w:pPr>
+        <w:pStyle w:val="Heading1"/>
+        <w:spacing w:before="380" w:after="160"/>
+      </w:pPr>
+      <w:r>
+        <w:rPr>
+          <w:b/>
+          <w:bCs/>
+          <w:color w:val="007E45"/>
+          <w:sz w:val="30"/>
+          <w:szCs w:val="30"/>
+        </w:rPr>
+        <w:lastRenderedPageBreak/>
+        <w:t>Checking it worked</w:t>
       </w:r>
     </w:p>
     <w:p>
@@ -1850,13 +1807,7 @@
         <w:spacing w:after="150"/>
       </w:pPr>
       <w:r>
-        <w:rPr>
-          <w:rFonts w:ascii="Calibri" w:cs="Calibri" w:eastAsia="Calibri" w:hAnsi="Calibri"/>
-          <w:color w:val="16241C"/>
-          <w:sz w:val="22"/>
-          <w:szCs w:val="22"/>
-        </w:rPr>
-        <w:t xml:space="preserve">A submitted transfer shows the status Submitted at the top of the screen, and the document can no longer be edited. That is the sign that both systems have accepted it.</w:t>
+        <w:t>A submitted transfer shows the status Submitted at the top of the screen, and the document can no longer be edited. That is the sign that both systems have accepted it.</w:t>
       </w:r>
     </w:p>
     <w:p>
@@ -1864,13 +1815,7 @@
         <w:spacing w:after="150"/>
       </w:pPr>
       <w:r>
-        <w:rPr>
-          <w:rFonts w:ascii="Calibri" w:cs="Calibri" w:eastAsia="Calibri" w:hAnsi="Calibri"/>
-          <w:color w:val="16241C"/>
-          <w:sz w:val="22"/>
-          <w:szCs w:val="22"/>
-        </w:rPr>
-        <w:t xml:space="preserve">To see the effect on stock:</w:t>
+        <w:t>To see the effect on stock:</w:t>
       </w:r>
     </w:p>
     <w:p>
@@ -1883,13 +1828,7 @@
         <w:spacing w:after="120"/>
       </w:pPr>
       <w:r>
-        <w:rPr>
-          <w:rFonts w:ascii="Calibri" w:cs="Calibri" w:eastAsia="Calibri" w:hAnsi="Calibri"/>
-          <w:color w:val="16241C"/>
-          <w:sz w:val="22"/>
-          <w:szCs w:val="22"/>
-        </w:rPr>
-        <w:t xml:space="preserve">Go to Fuse Home and click Stock Control.</w:t>
+        <w:t>Go to Fuse Home and click Stock Control.</w:t>
       </w:r>
     </w:p>
     <w:p>
@@ -1902,13 +1841,7 @@
         <w:spacing w:after="120"/>
       </w:pPr>
       <w:r>
-        <w:rPr>
-          <w:rFonts w:ascii="Calibri" w:cs="Calibri" w:eastAsia="Calibri" w:hAnsi="Calibri"/>
-          <w:color w:val="16241C"/>
-          <w:sz w:val="22"/>
-          <w:szCs w:val="22"/>
-        </w:rPr>
-        <w:t xml:space="preserve">Under Reports, open Stock Balance.</w:t>
+        <w:t>Under Reports, open Stock Balance.</w:t>
       </w:r>
     </w:p>
     <w:p>
@@ -1921,13 +1854,7 @@
         <w:spacing w:after="120"/>
       </w:pPr>
       <w:r>
-        <w:rPr>
-          <w:rFonts w:ascii="Calibri" w:cs="Calibri" w:eastAsia="Calibri" w:hAnsi="Calibri"/>
-          <w:color w:val="16241C"/>
-          <w:sz w:val="22"/>
-          <w:szCs w:val="22"/>
-        </w:rPr>
-        <w:t xml:space="preserve">Filter to the item you moved. The source warehouse should be lower by the quantity you moved, and the target warehouse higher by the same amount.</w:t>
+        <w:t>Filter to the item you moved. The source warehouse should be lower by the quantity you moved, and the target warehouse higher by the same amount.</w:t>
       </w:r>
     </w:p>
     <w:p>
@@ -1935,30 +1862,31 @@
         <w:spacing w:after="150"/>
       </w:pPr>
       <w:r>
-        <w:rPr>
-          <w:rFonts w:ascii="Calibri" w:cs="Calibri" w:eastAsia="Calibri" w:hAnsi="Calibri"/>
-          <w:color w:val="16241C"/>
-          <w:sz w:val="22"/>
-          <w:szCs w:val="22"/>
-        </w:rPr>
-        <w:t xml:space="preserve">Under the Transfers shortcut on that same screen you will find every transfer that has been recorded, including the one you just did.</w:t>
+        <w:t xml:space="preserve">Under the Transfers shortcut on that same </w:t>
+      </w:r>
+      <w:proofErr w:type="gramStart"/>
+      <w:r>
+        <w:t>screen</w:t>
+      </w:r>
+      <w:proofErr w:type="gramEnd"/>
+      <w:r>
+        <w:t xml:space="preserve"> you will find every transfer that has been recorded, including the one you just did.</w:t>
       </w:r>
     </w:p>
     <w:p>
       <w:pPr>
         <w:pStyle w:val="Heading1"/>
-        <w:spacing w:after="160" w:before="380"/>
-      </w:pPr>
-      <w:r>
-        <w:rPr>
-          <w:rFonts w:ascii="Calibri" w:cs="Calibri" w:eastAsia="Calibri" w:hAnsi="Calibri"/>
+        <w:spacing w:before="380" w:after="160"/>
+      </w:pPr>
+      <w:r>
+        <w:rPr>
           <w:b/>
           <w:bCs/>
           <w:color w:val="007E45"/>
           <w:sz w:val="30"/>
           <w:szCs w:val="30"/>
         </w:rPr>
-        <w:t xml:space="preserve">If something goes wrong</w:t>
+        <w:t>If something goes wrong</w:t>
       </w:r>
     </w:p>
     <w:p>
@@ -1966,13 +1894,7 @@
         <w:spacing w:after="150"/>
       </w:pPr>
       <w:r>
-        <w:rPr>
-          <w:rFonts w:ascii="Calibri" w:cs="Calibri" w:eastAsia="Calibri" w:hAnsi="Calibri"/>
-          <w:color w:val="16241C"/>
-          <w:sz w:val="22"/>
-          <w:szCs w:val="22"/>
-        </w:rPr>
-        <w:t xml:space="preserve">Fuse would rather stop you than record something wrong. A message on a red or orange background means nothing has been saved — read it, fix that one thing, and try again.</w:t>
+        <w:t>Fuse would rather stop you than record something wrong. A message on a red or orange background means nothing has been saved — read it, fix that one thing, and try again.</w:t>
       </w:r>
     </w:p>
     <w:p>
@@ -1982,346 +1904,328 @@
     </w:p>
     <w:tbl>
       <w:tblPr>
-        <w:tblW w:type="dxa" w:w="9360"/>
+        <w:tblW w:w="9360" w:type="dxa"/>
         <w:tblBorders>
-          <w:top w:val="single" w:color="DCE5E0" w:sz="2"/>
-          <w:left w:val="single" w:color="DCE5E0" w:sz="2"/>
-          <w:bottom w:val="single" w:color="DCE5E0" w:sz="2"/>
-          <w:right w:val="single" w:color="DCE5E0" w:sz="2"/>
-          <w:insideH w:val="single" w:color="DCE5E0" w:sz="2"/>
-          <w:insideV w:val="single" w:color="DCE5E0" w:sz="2"/>
+          <w:top w:val="single" w:sz="2" w:space="0" w:color="DCE5E0"/>
+          <w:left w:val="single" w:sz="2" w:space="0" w:color="DCE5E0"/>
+          <w:bottom w:val="single" w:sz="2" w:space="0" w:color="DCE5E0"/>
+          <w:right w:val="single" w:sz="2" w:space="0" w:color="DCE5E0"/>
+          <w:insideH w:val="single" w:sz="2" w:space="0" w:color="DCE5E0"/>
+          <w:insideV w:val="single" w:sz="2" w:space="0" w:color="DCE5E0"/>
         </w:tblBorders>
+        <w:tblCellMar>
+          <w:left w:w="10" w:type="dxa"/>
+          <w:right w:w="10" w:type="dxa"/>
+        </w:tblCellMar>
+        <w:tblLook w:val="04A0" w:firstRow="1" w:lastRow="0" w:firstColumn="1" w:lastColumn="0" w:noHBand="0" w:noVBand="1"/>
       </w:tblPr>
       <w:tblGrid>
         <w:gridCol w:w="3400"/>
         <w:gridCol w:w="5960"/>
       </w:tblGrid>
       <w:tr>
+        <w:tblPrEx>
+          <w:tblCellMar>
+            <w:top w:w="0" w:type="dxa"/>
+            <w:bottom w:w="0" w:type="dxa"/>
+          </w:tblCellMar>
+        </w:tblPrEx>
         <w:trPr>
           <w:tblHeader/>
         </w:trPr>
         <w:tc>
           <w:tcPr>
-            <w:tcW w:type="dxa" w:w="3400"/>
-            <w:shd w:fill="E7F4ED" w:val="clear"/>
+            <w:tcW w:w="3400" w:type="dxa"/>
+            <w:shd w:val="clear" w:color="auto" w:fill="E7F4ED"/>
             <w:tcMar>
-              <w:top w:type="dxa" w:w="100"/>
-              <w:left w:type="dxa" w:w="140"/>
-              <w:bottom w:type="dxa" w:w="100"/>
-              <w:right w:type="dxa" w:w="140"/>
+              <w:top w:w="100" w:type="dxa"/>
+              <w:left w:w="140" w:type="dxa"/>
+              <w:bottom w:w="100" w:type="dxa"/>
+              <w:right w:w="140" w:type="dxa"/>
             </w:tcMar>
           </w:tcPr>
           <w:p>
             <w:r>
               <w:rPr>
-                <w:rFonts w:ascii="Calibri" w:cs="Calibri" w:eastAsia="Calibri" w:hAnsi="Calibri"/>
                 <w:b/>
                 <w:bCs/>
-                <w:color w:val="16241C"/>
                 <w:sz w:val="20"/>
                 <w:szCs w:val="20"/>
               </w:rPr>
-              <w:t xml:space="preserve">What you see</w:t>
+              <w:t>What you see</w:t>
             </w:r>
           </w:p>
         </w:tc>
         <w:tc>
           <w:tcPr>
-            <w:tcW w:type="dxa" w:w="5960"/>
-            <w:shd w:fill="E7F4ED" w:val="clear"/>
+            <w:tcW w:w="5960" w:type="dxa"/>
+            <w:shd w:val="clear" w:color="auto" w:fill="E7F4ED"/>
             <w:tcMar>
-              <w:top w:type="dxa" w:w="100"/>
-              <w:left w:type="dxa" w:w="140"/>
-              <w:bottom w:type="dxa" w:w="100"/>
-              <w:right w:type="dxa" w:w="140"/>
+              <w:top w:w="100" w:type="dxa"/>
+              <w:left w:w="140" w:type="dxa"/>
+              <w:bottom w:w="100" w:type="dxa"/>
+              <w:right w:w="140" w:type="dxa"/>
             </w:tcMar>
           </w:tcPr>
           <w:p>
             <w:r>
               <w:rPr>
-                <w:rFonts w:ascii="Calibri" w:cs="Calibri" w:eastAsia="Calibri" w:hAnsi="Calibri"/>
                 <w:b/>
                 <w:bCs/>
-                <w:color w:val="16241C"/>
                 <w:sz w:val="20"/>
                 <w:szCs w:val="20"/>
               </w:rPr>
-              <w:t xml:space="preserve">What it means and what to do</w:t>
+              <w:t>What it means and what to do</w:t>
             </w:r>
           </w:p>
         </w:tc>
       </w:tr>
       <w:tr>
-        <w:trPr>
-          <w:tblHeader w:val="false"/>
-        </w:trPr>
+        <w:tblPrEx>
+          <w:tblCellMar>
+            <w:top w:w="0" w:type="dxa"/>
+            <w:bottom w:w="0" w:type="dxa"/>
+          </w:tblCellMar>
+        </w:tblPrEx>
         <w:tc>
           <w:tcPr>
-            <w:tcW w:type="dxa" w:w="3400"/>
-            <w:shd w:fill="FFFFFF" w:val="clear"/>
+            <w:tcW w:w="3400" w:type="dxa"/>
+            <w:shd w:val="clear" w:color="auto" w:fill="FFFFFF"/>
             <w:tcMar>
-              <w:top w:type="dxa" w:w="100"/>
-              <w:left w:type="dxa" w:w="140"/>
-              <w:bottom w:type="dxa" w:w="100"/>
-              <w:right w:type="dxa" w:w="140"/>
+              <w:top w:w="100" w:type="dxa"/>
+              <w:left w:w="140" w:type="dxa"/>
+              <w:bottom w:w="100" w:type="dxa"/>
+              <w:right w:w="140" w:type="dxa"/>
             </w:tcMar>
           </w:tcPr>
           <w:p>
             <w:r>
               <w:rPr>
-                <w:rFonts w:ascii="Calibri" w:cs="Calibri" w:eastAsia="Calibri" w:hAnsi="Calibri"/>
-                <w:b w:val="false"/>
-                <w:bCs w:val="false"/>
-                <w:color w:val="16241C"/>
                 <w:sz w:val="20"/>
                 <w:szCs w:val="20"/>
               </w:rPr>
-              <w:t xml:space="preserve">Source and destination are the same warehouse</w:t>
+              <w:t>Source and destination are the same warehouse</w:t>
             </w:r>
           </w:p>
         </w:tc>
         <w:tc>
           <w:tcPr>
-            <w:tcW w:type="dxa" w:w="5960"/>
-            <w:shd w:fill="FFFFFF" w:val="clear"/>
+            <w:tcW w:w="5960" w:type="dxa"/>
+            <w:shd w:val="clear" w:color="auto" w:fill="FFFFFF"/>
             <w:tcMar>
-              <w:top w:type="dxa" w:w="100"/>
-              <w:left w:type="dxa" w:w="140"/>
-              <w:bottom w:type="dxa" w:w="100"/>
-              <w:right w:type="dxa" w:w="140"/>
+              <w:top w:w="100" w:type="dxa"/>
+              <w:left w:w="140" w:type="dxa"/>
+              <w:bottom w:w="100" w:type="dxa"/>
+              <w:right w:w="140" w:type="dxa"/>
             </w:tcMar>
           </w:tcPr>
           <w:p>
             <w:r>
               <w:rPr>
-                <w:rFonts w:ascii="Calibri" w:cs="Calibri" w:eastAsia="Calibri" w:hAnsi="Calibri"/>
-                <w:b w:val="false"/>
-                <w:bCs w:val="false"/>
-                <w:color w:val="16241C"/>
                 <w:sz w:val="20"/>
                 <w:szCs w:val="20"/>
               </w:rPr>
-              <w:t xml:space="preserve">Both boxes on a row point at the same place. Correct one of them.</w:t>
+              <w:t>Both boxes on a row point at the same place. Correct one of them.</w:t>
             </w:r>
           </w:p>
         </w:tc>
       </w:tr>
       <w:tr>
-        <w:trPr>
-          <w:tblHeader w:val="false"/>
-        </w:trPr>
+        <w:tblPrEx>
+          <w:tblCellMar>
+            <w:top w:w="0" w:type="dxa"/>
+            <w:bottom w:w="0" w:type="dxa"/>
+          </w:tblCellMar>
+        </w:tblPrEx>
         <w:tc>
           <w:tcPr>
-            <w:tcW w:type="dxa" w:w="3400"/>
-            <w:shd w:fill="FFFFFF" w:val="clear"/>
+            <w:tcW w:w="3400" w:type="dxa"/>
+            <w:shd w:val="clear" w:color="auto" w:fill="FFFFFF"/>
             <w:tcMar>
-              <w:top w:type="dxa" w:w="100"/>
-              <w:left w:type="dxa" w:w="140"/>
-              <w:bottom w:type="dxa" w:w="100"/>
-              <w:right w:type="dxa" w:w="140"/>
+              <w:top w:w="100" w:type="dxa"/>
+              <w:left w:w="140" w:type="dxa"/>
+              <w:bottom w:w="100" w:type="dxa"/>
+              <w:right w:w="140" w:type="dxa"/>
             </w:tcMar>
           </w:tcPr>
           <w:p>
             <w:r>
               <w:rPr>
-                <w:rFonts w:ascii="Calibri" w:cs="Calibri" w:eastAsia="Calibri" w:hAnsi="Calibri"/>
-                <w:b w:val="false"/>
-                <w:bCs w:val="false"/>
-                <w:color w:val="16241C"/>
                 <w:sz w:val="20"/>
                 <w:szCs w:val="20"/>
               </w:rPr>
-              <w:t xml:space="preserve">Quantity must be positive</w:t>
+              <w:t>Quantity must be positive</w:t>
             </w:r>
           </w:p>
         </w:tc>
         <w:tc>
           <w:tcPr>
-            <w:tcW w:type="dxa" w:w="5960"/>
-            <w:shd w:fill="FFFFFF" w:val="clear"/>
+            <w:tcW w:w="5960" w:type="dxa"/>
+            <w:shd w:val="clear" w:color="auto" w:fill="FFFFFF"/>
             <w:tcMar>
-              <w:top w:type="dxa" w:w="100"/>
-              <w:left w:type="dxa" w:w="140"/>
-              <w:bottom w:type="dxa" w:w="100"/>
-              <w:right w:type="dxa" w:w="140"/>
+              <w:top w:w="100" w:type="dxa"/>
+              <w:left w:w="140" w:type="dxa"/>
+              <w:bottom w:w="100" w:type="dxa"/>
+              <w:right w:w="140" w:type="dxa"/>
             </w:tcMar>
           </w:tcPr>
           <w:p>
             <w:r>
               <w:rPr>
-                <w:rFonts w:ascii="Calibri" w:cs="Calibri" w:eastAsia="Calibri" w:hAnsi="Calibri"/>
-                <w:b w:val="false"/>
-                <w:bCs w:val="false"/>
-                <w:color w:val="16241C"/>
                 <w:sz w:val="20"/>
                 <w:szCs w:val="20"/>
               </w:rPr>
-              <w:t xml:space="preserve">A quantity is zero, blank or negative. Enter how much is moving as a positive number; to move stock back the other way, do another transfer.</w:t>
+              <w:t>A quantity is zero, blank or negative. Enter how much is moving as a positive number; to move stock back the other way, do another transfer.</w:t>
             </w:r>
           </w:p>
         </w:tc>
       </w:tr>
       <w:tr>
-        <w:trPr>
-          <w:tblHeader w:val="false"/>
-        </w:trPr>
+        <w:tblPrEx>
+          <w:tblCellMar>
+            <w:top w:w="0" w:type="dxa"/>
+            <w:bottom w:w="0" w:type="dxa"/>
+          </w:tblCellMar>
+        </w:tblPrEx>
         <w:tc>
           <w:tcPr>
-            <w:tcW w:type="dxa" w:w="3400"/>
-            <w:shd w:fill="FFFFFF" w:val="clear"/>
+            <w:tcW w:w="3400" w:type="dxa"/>
+            <w:shd w:val="clear" w:color="auto" w:fill="FFFFFF"/>
             <w:tcMar>
-              <w:top w:type="dxa" w:w="100"/>
-              <w:left w:type="dxa" w:w="140"/>
-              <w:bottom w:type="dxa" w:w="100"/>
-              <w:right w:type="dxa" w:w="140"/>
+              <w:top w:w="100" w:type="dxa"/>
+              <w:left w:w="140" w:type="dxa"/>
+              <w:bottom w:w="100" w:type="dxa"/>
+              <w:right w:w="140" w:type="dxa"/>
             </w:tcMar>
           </w:tcPr>
           <w:p>
             <w:r>
               <w:rPr>
-                <w:rFonts w:ascii="Calibri" w:cs="Calibri" w:eastAsia="Calibri" w:hAnsi="Calibri"/>
-                <w:b w:val="false"/>
-                <w:bCs w:val="false"/>
-                <w:color w:val="16241C"/>
                 <w:sz w:val="20"/>
                 <w:szCs w:val="20"/>
               </w:rPr>
-              <w:t xml:space="preserve">Negative stock / not enough quantity</w:t>
+              <w:t>Negative stock / not enough quantity</w:t>
             </w:r>
           </w:p>
         </w:tc>
         <w:tc>
           <w:tcPr>
-            <w:tcW w:type="dxa" w:w="5960"/>
-            <w:shd w:fill="FFFFFF" w:val="clear"/>
+            <w:tcW w:w="5960" w:type="dxa"/>
+            <w:shd w:val="clear" w:color="auto" w:fill="FFFFFF"/>
             <w:tcMar>
-              <w:top w:type="dxa" w:w="100"/>
-              <w:left w:type="dxa" w:w="140"/>
-              <w:bottom w:type="dxa" w:w="100"/>
-              <w:right w:type="dxa" w:w="140"/>
+              <w:top w:w="100" w:type="dxa"/>
+              <w:left w:w="140" w:type="dxa"/>
+              <w:bottom w:w="100" w:type="dxa"/>
+              <w:right w:w="140" w:type="dxa"/>
             </w:tcMar>
           </w:tcPr>
           <w:p>
             <w:r>
               <w:rPr>
-                <w:rFonts w:ascii="Calibri" w:cs="Calibri" w:eastAsia="Calibri" w:hAnsi="Calibri"/>
-                <w:b w:val="false"/>
-                <w:bCs w:val="false"/>
-                <w:color w:val="16241C"/>
                 <w:sz w:val="20"/>
                 <w:szCs w:val="20"/>
               </w:rPr>
-              <w:t xml:space="preserve">The source warehouse does not hold that much. Check the figure in Stock Balance, or check you have the right warehouse.</w:t>
+              <w:t>The source warehouse does not hold that much. Check the figure in Stock Balance, or check you have the right warehouse.</w:t>
             </w:r>
           </w:p>
         </w:tc>
       </w:tr>
       <w:tr>
-        <w:trPr>
-          <w:tblHeader w:val="false"/>
-        </w:trPr>
+        <w:tblPrEx>
+          <w:tblCellMar>
+            <w:top w:w="0" w:type="dxa"/>
+            <w:bottom w:w="0" w:type="dxa"/>
+          </w:tblCellMar>
+        </w:tblPrEx>
         <w:tc>
           <w:tcPr>
-            <w:tcW w:type="dxa" w:w="3400"/>
-            <w:shd w:fill="FFFFFF" w:val="clear"/>
+            <w:tcW w:w="3400" w:type="dxa"/>
+            <w:shd w:val="clear" w:color="auto" w:fill="FFFFFF"/>
             <w:tcMar>
-              <w:top w:type="dxa" w:w="100"/>
-              <w:left w:type="dxa" w:w="140"/>
-              <w:bottom w:type="dxa" w:w="100"/>
-              <w:right w:type="dxa" w:w="140"/>
+              <w:top w:w="100" w:type="dxa"/>
+              <w:left w:w="140" w:type="dxa"/>
+              <w:bottom w:w="100" w:type="dxa"/>
+              <w:right w:w="140" w:type="dxa"/>
             </w:tcMar>
           </w:tcPr>
           <w:p>
             <w:r>
               <w:rPr>
-                <w:rFonts w:ascii="Calibri" w:cs="Calibri" w:eastAsia="Calibri" w:hAnsi="Calibri"/>
-                <w:b w:val="false"/>
-                <w:bCs w:val="false"/>
-                <w:color w:val="16241C"/>
                 <w:sz w:val="20"/>
                 <w:szCs w:val="20"/>
               </w:rPr>
-              <w:t xml:space="preserve">Warehouse … has no Intacct Warehouse ID</w:t>
+              <w:t>Warehouse … has no Intacct Warehouse ID</w:t>
             </w:r>
           </w:p>
         </w:tc>
         <w:tc>
           <w:tcPr>
-            <w:tcW w:type="dxa" w:w="5960"/>
-            <w:shd w:fill="FFFFFF" w:val="clear"/>
+            <w:tcW w:w="5960" w:type="dxa"/>
+            <w:shd w:val="clear" w:color="auto" w:fill="FFFFFF"/>
             <w:tcMar>
-              <w:top w:type="dxa" w:w="100"/>
-              <w:left w:type="dxa" w:w="140"/>
-              <w:bottom w:type="dxa" w:w="100"/>
-              <w:right w:type="dxa" w:w="140"/>
+              <w:top w:w="100" w:type="dxa"/>
+              <w:left w:w="140" w:type="dxa"/>
+              <w:bottom w:w="100" w:type="dxa"/>
+              <w:right w:w="140" w:type="dxa"/>
             </w:tcMar>
           </w:tcPr>
           <w:p>
             <w:r>
               <w:rPr>
-                <w:rFonts w:ascii="Calibri" w:cs="Calibri" w:eastAsia="Calibri" w:hAnsi="Calibri"/>
-                <w:b w:val="false"/>
-                <w:bCs w:val="false"/>
-                <w:color w:val="16241C"/>
                 <w:sz w:val="20"/>
                 <w:szCs w:val="20"/>
               </w:rPr>
-              <w:t xml:space="preserve">The warehouse is not one Intacct knows about. Do not work around it — tell your administrator, as something is out of step between the two systems.</w:t>
+              <w:t>The warehouse is not one Intacct knows about. Do not work around it — tell your administrator, as something is out of step between the two systems.</w:t>
             </w:r>
           </w:p>
         </w:tc>
       </w:tr>
       <w:tr>
-        <w:trPr>
-          <w:tblHeader w:val="false"/>
-        </w:trPr>
+        <w:tblPrEx>
+          <w:tblCellMar>
+            <w:top w:w="0" w:type="dxa"/>
+            <w:bottom w:w="0" w:type="dxa"/>
+          </w:tblCellMar>
+        </w:tblPrEx>
         <w:tc>
           <w:tcPr>
-            <w:tcW w:type="dxa" w:w="3400"/>
-            <w:shd w:fill="FFFFFF" w:val="clear"/>
+            <w:tcW w:w="3400" w:type="dxa"/>
+            <w:shd w:val="clear" w:color="auto" w:fill="FFFFFF"/>
             <w:tcMar>
-              <w:top w:type="dxa" w:w="100"/>
-              <w:left w:type="dxa" w:w="140"/>
-              <w:bottom w:type="dxa" w:w="100"/>
-              <w:right w:type="dxa" w:w="140"/>
+              <w:top w:w="100" w:type="dxa"/>
+              <w:left w:w="140" w:type="dxa"/>
+              <w:bottom w:w="100" w:type="dxa"/>
+              <w:right w:w="140" w:type="dxa"/>
             </w:tcMar>
           </w:tcPr>
           <w:p>
             <w:r>
               <w:rPr>
-                <w:rFonts w:ascii="Calibri" w:cs="Calibri" w:eastAsia="Calibri" w:hAnsi="Calibri"/>
-                <w:b w:val="false"/>
-                <w:bCs w:val="false"/>
-                <w:color w:val="16241C"/>
                 <w:sz w:val="20"/>
                 <w:szCs w:val="20"/>
               </w:rPr>
-              <w:t xml:space="preserve">Intacct rejected the request</w:t>
+              <w:t>Intacct rejected the request</w:t>
             </w:r>
           </w:p>
         </w:tc>
         <w:tc>
           <w:tcPr>
-            <w:tcW w:type="dxa" w:w="5960"/>
-            <w:shd w:fill="FFFFFF" w:val="clear"/>
+            <w:tcW w:w="5960" w:type="dxa"/>
+            <w:shd w:val="clear" w:color="auto" w:fill="FFFFFF"/>
             <w:tcMar>
-              <w:top w:type="dxa" w:w="100"/>
-              <w:left w:type="dxa" w:w="140"/>
-              <w:bottom w:type="dxa" w:w="100"/>
-              <w:right w:type="dxa" w:w="140"/>
+              <w:top w:w="100" w:type="dxa"/>
+              <w:left w:w="140" w:type="dxa"/>
+              <w:bottom w:w="100" w:type="dxa"/>
+              <w:right w:w="140" w:type="dxa"/>
             </w:tcMar>
           </w:tcPr>
           <w:p>
             <w:r>
               <w:rPr>
-                <w:rFonts w:ascii="Calibri" w:cs="Calibri" w:eastAsia="Calibri" w:hAnsi="Calibri"/>
-                <w:b w:val="false"/>
-                <w:bCs w:val="false"/>
-                <w:color w:val="16241C"/>
                 <w:sz w:val="20"/>
                 <w:szCs w:val="20"/>
               </w:rPr>
-              <w:t xml:space="preserve">Intacct would not accept the movement, and the reason from Intacct follows the message. Nothing has been recorded anywhere. If the reason is not something you can fix, send the message to your administrator.</w:t>
+              <w:t>Intacct would not accept the movement, and the reason from Intacct follows the message. Nothing has been recorded anywhere. If the reason is not something you can fix, send the message to your administrator.</w:t>
             </w:r>
           </w:p>
         </w:tc>
@@ -2330,18 +2234,17 @@
     <w:p>
       <w:pPr>
         <w:pStyle w:val="Heading1"/>
-        <w:spacing w:after="160" w:before="380"/>
-      </w:pPr>
-      <w:r>
-        <w:rPr>
-          <w:rFonts w:ascii="Calibri" w:cs="Calibri" w:eastAsia="Calibri" w:hAnsi="Calibri"/>
+        <w:spacing w:before="380" w:after="160"/>
+      </w:pPr>
+      <w:r>
+        <w:rPr>
           <w:b/>
           <w:bCs/>
           <w:color w:val="007E45"/>
           <w:sz w:val="30"/>
           <w:szCs w:val="30"/>
         </w:rPr>
-        <w:t xml:space="preserve">If you make a mistake after submitting</w:t>
+        <w:t>If you make a mistake after submitting</w:t>
       </w:r>
     </w:p>
     <w:p>
@@ -2349,13 +2252,7 @@
         <w:spacing w:after="150"/>
       </w:pPr>
       <w:r>
-        <w:rPr>
-          <w:rFonts w:ascii="Calibri" w:cs="Calibri" w:eastAsia="Calibri" w:hAnsi="Calibri"/>
-          <w:color w:val="16241C"/>
-          <w:sz w:val="22"/>
-          <w:szCs w:val="22"/>
-        </w:rPr>
-        <w:t xml:space="preserve">Mistakes happen and there is a proper way to undo one. Do not try to fix it with a second transfer going the other way — that leaves two wrong movements in the history instead of none.</w:t>
+        <w:t>Mistakes happen and there is a proper way to undo one. Do not try to fix it with a second transfer going the other way — that leaves two wrong movements in the history instead of none.</w:t>
       </w:r>
     </w:p>
     <w:p>
@@ -2368,13 +2265,7 @@
         <w:spacing w:after="120"/>
       </w:pPr>
       <w:r>
-        <w:rPr>
-          <w:rFonts w:ascii="Calibri" w:cs="Calibri" w:eastAsia="Calibri" w:hAnsi="Calibri"/>
-          <w:color w:val="16241C"/>
-          <w:sz w:val="22"/>
-          <w:szCs w:val="22"/>
-        </w:rPr>
-        <w:t xml:space="preserve">Open the transfer. You can find it under Stock Control, then Transfers.</w:t>
+        <w:t>Open the transfer. You can find it under Stock Control, then Transfers.</w:t>
       </w:r>
     </w:p>
     <w:p>
@@ -2387,13 +2278,7 @@
         <w:spacing w:after="120"/>
       </w:pPr>
       <w:r>
-        <w:rPr>
-          <w:rFonts w:ascii="Calibri" w:cs="Calibri" w:eastAsia="Calibri" w:hAnsi="Calibri"/>
-          <w:color w:val="16241C"/>
-          <w:sz w:val="22"/>
-          <w:szCs w:val="22"/>
-        </w:rPr>
-        <w:t xml:space="preserve">Click Cancel at the top right.</w:t>
+        <w:t>Click Cancel at the top right.</w:t>
       </w:r>
     </w:p>
     <w:p>
@@ -2406,13 +2291,7 @@
         <w:spacing w:after="120"/>
       </w:pPr>
       <w:r>
-        <w:rPr>
-          <w:rFonts w:ascii="Calibri" w:cs="Calibri" w:eastAsia="Calibri" w:hAnsi="Calibri"/>
-          <w:color w:val="16241C"/>
-          <w:sz w:val="22"/>
-          <w:szCs w:val="22"/>
-        </w:rPr>
-        <w:t xml:space="preserve">Confirm.</w:t>
+        <w:t>Confirm.</w:t>
       </w:r>
     </w:p>
     <w:p>
@@ -2420,13 +2299,8 @@
         <w:spacing w:after="150"/>
       </w:pPr>
       <w:r>
-        <w:rPr>
-          <w:rFonts w:ascii="Calibri" w:cs="Calibri" w:eastAsia="Calibri" w:hAnsi="Calibri"/>
-          <w:color w:val="16241C"/>
-          <w:sz w:val="22"/>
-          <w:szCs w:val="22"/>
-        </w:rPr>
-        <w:t xml:space="preserve">Fuse reverses the movement in Intacct first, then cancels the document here. Both systems return to exactly where they were, and the record of what happened and what undid it is kept.</w:t>
+        <w:lastRenderedPageBreak/>
+        <w:t>Fuse reverses the movement in Intacct first, then cancels the document here. Both systems return to exactly where they were, and the record of what happened and what undid it is kept.</w:t>
       </w:r>
     </w:p>
     <w:p>
@@ -2436,29 +2310,38 @@
     </w:p>
     <w:tbl>
       <w:tblPr>
-        <w:tblW w:type="dxa" w:w="9360"/>
+        <w:tblW w:w="9360" w:type="dxa"/>
         <w:tblBorders>
-          <w:top w:val="single" w:color="DCE5E0" w:sz="2"/>
-          <w:left w:val="single" w:color="B7791F" w:sz="20"/>
-          <w:bottom w:val="single" w:color="DCE5E0" w:sz="2"/>
-          <w:right w:val="single" w:color="DCE5E0" w:sz="2"/>
-          <w:insideH w:val="none"/>
-          <w:insideV w:val="none"/>
+          <w:top w:val="single" w:sz="2" w:space="0" w:color="DCE5E0"/>
+          <w:left w:val="single" w:sz="20" w:space="0" w:color="B7791F"/>
+          <w:bottom w:val="single" w:sz="2" w:space="0" w:color="DCE5E0"/>
+          <w:right w:val="single" w:sz="2" w:space="0" w:color="DCE5E0"/>
         </w:tblBorders>
+        <w:tblCellMar>
+          <w:left w:w="10" w:type="dxa"/>
+          <w:right w:w="10" w:type="dxa"/>
+        </w:tblCellMar>
+        <w:tblLook w:val="04A0" w:firstRow="1" w:lastRow="0" w:firstColumn="1" w:lastColumn="0" w:noHBand="0" w:noVBand="1"/>
       </w:tblPr>
       <w:tblGrid>
         <w:gridCol w:w="9360"/>
       </w:tblGrid>
       <w:tr>
+        <w:tblPrEx>
+          <w:tblCellMar>
+            <w:top w:w="0" w:type="dxa"/>
+            <w:bottom w:w="0" w:type="dxa"/>
+          </w:tblCellMar>
+        </w:tblPrEx>
         <w:tc>
           <w:tcPr>
-            <w:tcW w:type="dxa" w:w="9360"/>
-            <w:shd w:fill="FFF4E5" w:val="clear"/>
+            <w:tcW w:w="9360" w:type="dxa"/>
+            <w:shd w:val="clear" w:color="auto" w:fill="FFF4E5"/>
             <w:tcMar>
-              <w:top w:type="dxa" w:w="150"/>
-              <w:left w:type="dxa" w:w="220"/>
-              <w:bottom w:type="dxa" w:w="150"/>
-              <w:right w:type="dxa" w:w="220"/>
+              <w:top w:w="150" w:type="dxa"/>
+              <w:left w:w="220" w:type="dxa"/>
+              <w:bottom w:w="150" w:type="dxa"/>
+              <w:right w:w="220" w:type="dxa"/>
             </w:tcMar>
           </w:tcPr>
           <w:p>
@@ -2467,25 +2350,22 @@
             </w:pPr>
             <w:r>
               <w:rPr>
-                <w:rFonts w:ascii="Calibri" w:cs="Calibri" w:eastAsia="Calibri" w:hAnsi="Calibri"/>
                 <w:b/>
                 <w:bCs/>
                 <w:color w:val="B7791F"/>
                 <w:sz w:val="21"/>
                 <w:szCs w:val="21"/>
               </w:rPr>
-              <w:t xml:space="preserve">Do not delete</w:t>
-            </w:r>
-          </w:p>
-          <w:p>
-            <w:r>
-              <w:rPr>
-                <w:rFonts w:ascii="Calibri" w:cs="Calibri" w:eastAsia="Calibri" w:hAnsi="Calibri"/>
-                <w:color w:val="16241C"/>
+              <w:t>Do not delete</w:t>
+            </w:r>
+          </w:p>
+          <w:p>
+            <w:r>
+              <w:rPr>
                 <w:sz w:val="21"/>
                 <w:szCs w:val="21"/>
               </w:rPr>
-              <w:t xml:space="preserve">Cancelling and deleting are not the same thing. Cancelling reverses the movement properly and leaves an audit trail. Deleting would remove the record while Intacct still holds the movement, and the two systems would disagree from that point on.</w:t>
+              <w:t>Cancelling and deleting are not the same thing. Cancelling reverses the movement properly and leaves an audit trail. Deleting would remove the record while Intacct still holds the movement, and the two systems would disagree from that point on.</w:t>
             </w:r>
           </w:p>
         </w:tc>
@@ -2494,18 +2374,17 @@
     <w:p>
       <w:pPr>
         <w:pStyle w:val="Heading1"/>
-        <w:spacing w:after="160" w:before="380"/>
-      </w:pPr>
-      <w:r>
-        <w:rPr>
-          <w:rFonts w:ascii="Calibri" w:cs="Calibri" w:eastAsia="Calibri" w:hAnsi="Calibri"/>
+        <w:spacing w:before="380" w:after="160"/>
+      </w:pPr>
+      <w:r>
+        <w:rPr>
           <w:b/>
           <w:bCs/>
           <w:color w:val="007E45"/>
           <w:sz w:val="30"/>
           <w:szCs w:val="30"/>
         </w:rPr>
-        <w:t xml:space="preserve">Practise it</w:t>
+        <w:t>Practise it</w:t>
       </w:r>
     </w:p>
     <w:p>
@@ -2513,13 +2392,7 @@
         <w:spacing w:after="150"/>
       </w:pPr>
       <w:r>
-        <w:rPr>
-          <w:rFonts w:ascii="Calibri" w:cs="Calibri" w:eastAsia="Calibri" w:hAnsi="Calibri"/>
-          <w:color w:val="16241C"/>
-          <w:sz w:val="22"/>
-          <w:szCs w:val="22"/>
-        </w:rPr>
-        <w:t xml:space="preserve">Before you do this for real, try the whole thing once on the training system. A good first exercise:</w:t>
+        <w:t>Before you do this for real, try the whole thing once on the training system. A good first exercise:</w:t>
       </w:r>
     </w:p>
     <w:p>
@@ -2532,13 +2405,7 @@
         <w:spacing w:after="100"/>
       </w:pPr>
       <w:r>
-        <w:rPr>
-          <w:rFonts w:ascii="Calibri" w:cs="Calibri" w:eastAsia="Calibri" w:hAnsi="Calibri"/>
-          <w:color w:val="16241C"/>
-          <w:sz w:val="22"/>
-          <w:szCs w:val="22"/>
-        </w:rPr>
-        <w:t xml:space="preserve">Use Stock Control, then Stock Balance, to find an item that has stock in two warehouses. Write down both figures.</w:t>
+        <w:t>Use Stock Control, then Stock Balance, to find an item that has stock in two warehouses. Write down both figures.</w:t>
       </w:r>
     </w:p>
     <w:p>
@@ -2551,13 +2418,7 @@
         <w:spacing w:after="100"/>
       </w:pPr>
       <w:r>
-        <w:rPr>
-          <w:rFonts w:ascii="Calibri" w:cs="Calibri" w:eastAsia="Calibri" w:hAnsi="Calibri"/>
-          <w:color w:val="16241C"/>
-          <w:sz w:val="22"/>
-          <w:szCs w:val="22"/>
-        </w:rPr>
-        <w:t xml:space="preserve">Transfer a small quantity — five of something — from one to the other.</w:t>
+        <w:t>Transfer a small quantity — five of something — from one to the other.</w:t>
       </w:r>
     </w:p>
     <w:p>
@@ -2570,13 +2431,7 @@
         <w:spacing w:after="100"/>
       </w:pPr>
       <w:r>
-        <w:rPr>
-          <w:rFonts w:ascii="Calibri" w:cs="Calibri" w:eastAsia="Calibri" w:hAnsi="Calibri"/>
-          <w:color w:val="16241C"/>
-          <w:sz w:val="22"/>
-          <w:szCs w:val="22"/>
-        </w:rPr>
-        <w:t xml:space="preserve">Go back to Stock Balance and check both figures moved by exactly that amount.</w:t>
+        <w:t>Go back to Stock Balance and check both figures moved by exactly that amount.</w:t>
       </w:r>
     </w:p>
     <w:p>
@@ -2589,13 +2444,7 @@
         <w:spacing w:after="100"/>
       </w:pPr>
       <w:r>
-        <w:rPr>
-          <w:rFonts w:ascii="Calibri" w:cs="Calibri" w:eastAsia="Calibri" w:hAnsi="Calibri"/>
-          <w:color w:val="16241C"/>
-          <w:sz w:val="22"/>
-          <w:szCs w:val="22"/>
-        </w:rPr>
-        <w:t xml:space="preserve">Now cancel the transfer, and check the figures return to what you first wrote down.</w:t>
+        <w:t>Now cancel the transfer, and check the figures return to what you first wrote down.</w:t>
       </w:r>
     </w:p>
     <w:p>
@@ -2603,30 +2452,23 @@
         <w:spacing w:after="150"/>
       </w:pPr>
       <w:r>
-        <w:rPr>
-          <w:rFonts w:ascii="Calibri" w:cs="Calibri" w:eastAsia="Calibri" w:hAnsi="Calibri"/>
-          <w:color w:val="16241C"/>
-          <w:sz w:val="22"/>
-          <w:szCs w:val="22"/>
-        </w:rPr>
-        <w:t xml:space="preserve">Once you have done that and the numbers behave the way you expect, you understand the job well enough to do it live.</w:t>
+        <w:t>Once you have done that and the numbers behave the way you expect, you understand the job well enough to do it live.</w:t>
       </w:r>
     </w:p>
     <w:p>
       <w:pPr>
         <w:pStyle w:val="Heading1"/>
-        <w:spacing w:after="160" w:before="380"/>
-      </w:pPr>
-      <w:r>
-        <w:rPr>
-          <w:rFonts w:ascii="Calibri" w:cs="Calibri" w:eastAsia="Calibri" w:hAnsi="Calibri"/>
+        <w:spacing w:before="380" w:after="160"/>
+      </w:pPr>
+      <w:r>
+        <w:rPr>
           <w:b/>
           <w:bCs/>
           <w:color w:val="007E45"/>
           <w:sz w:val="30"/>
           <w:szCs w:val="30"/>
         </w:rPr>
-        <w:t xml:space="preserve">Quick reference</w:t>
+        <w:t>Quick reference</w:t>
       </w:r>
     </w:p>
     <w:p>
@@ -2634,13 +2476,7 @@
         <w:spacing w:after="150"/>
       </w:pPr>
       <w:r>
-        <w:rPr>
-          <w:rFonts w:ascii="Calibri" w:cs="Calibri" w:eastAsia="Calibri" w:hAnsi="Calibri"/>
-          <w:color w:val="16241C"/>
-          <w:sz w:val="22"/>
-          <w:szCs w:val="22"/>
-        </w:rPr>
-        <w:t xml:space="preserve">Fuse Home → Item Transfer → fill the row → Save → check → Submit.</w:t>
+        <w:t>Fuse Home → Item Transfer → fill the row → Save → check → Submit.</w:t>
       </w:r>
     </w:p>
     <w:p>
@@ -2650,543 +2486,499 @@
     </w:p>
     <w:tbl>
       <w:tblPr>
-        <w:tblW w:type="dxa" w:w="9360"/>
+        <w:tblW w:w="9360" w:type="dxa"/>
         <w:tblBorders>
-          <w:top w:val="single" w:color="DCE5E0" w:sz="2"/>
-          <w:left w:val="single" w:color="DCE5E0" w:sz="2"/>
-          <w:bottom w:val="single" w:color="DCE5E0" w:sz="2"/>
-          <w:right w:val="single" w:color="DCE5E0" w:sz="2"/>
-          <w:insideH w:val="single" w:color="DCE5E0" w:sz="2"/>
-          <w:insideV w:val="single" w:color="DCE5E0" w:sz="2"/>
+          <w:top w:val="single" w:sz="2" w:space="0" w:color="DCE5E0"/>
+          <w:left w:val="single" w:sz="2" w:space="0" w:color="DCE5E0"/>
+          <w:bottom w:val="single" w:sz="2" w:space="0" w:color="DCE5E0"/>
+          <w:right w:val="single" w:sz="2" w:space="0" w:color="DCE5E0"/>
+          <w:insideH w:val="single" w:sz="2" w:space="0" w:color="DCE5E0"/>
+          <w:insideV w:val="single" w:sz="2" w:space="0" w:color="DCE5E0"/>
         </w:tblBorders>
+        <w:tblCellMar>
+          <w:left w:w="10" w:type="dxa"/>
+          <w:right w:w="10" w:type="dxa"/>
+        </w:tblCellMar>
+        <w:tblLook w:val="04A0" w:firstRow="1" w:lastRow="0" w:firstColumn="1" w:lastColumn="0" w:noHBand="0" w:noVBand="1"/>
       </w:tblPr>
       <w:tblGrid>
         <w:gridCol w:w="3000"/>
         <w:gridCol w:w="6360"/>
       </w:tblGrid>
       <w:tr>
+        <w:tblPrEx>
+          <w:tblCellMar>
+            <w:top w:w="0" w:type="dxa"/>
+            <w:bottom w:w="0" w:type="dxa"/>
+          </w:tblCellMar>
+        </w:tblPrEx>
         <w:trPr>
           <w:tblHeader/>
         </w:trPr>
         <w:tc>
           <w:tcPr>
-            <w:tcW w:type="dxa" w:w="3000"/>
-            <w:shd w:fill="E7F4ED" w:val="clear"/>
+            <w:tcW w:w="3000" w:type="dxa"/>
+            <w:shd w:val="clear" w:color="auto" w:fill="E7F4ED"/>
             <w:tcMar>
-              <w:top w:type="dxa" w:w="100"/>
-              <w:left w:type="dxa" w:w="140"/>
-              <w:bottom w:type="dxa" w:w="100"/>
-              <w:right w:type="dxa" w:w="140"/>
+              <w:top w:w="100" w:type="dxa"/>
+              <w:left w:w="140" w:type="dxa"/>
+              <w:bottom w:w="100" w:type="dxa"/>
+              <w:right w:w="140" w:type="dxa"/>
             </w:tcMar>
           </w:tcPr>
           <w:p>
             <w:r>
               <w:rPr>
-                <w:rFonts w:ascii="Calibri" w:cs="Calibri" w:eastAsia="Calibri" w:hAnsi="Calibri"/>
                 <w:b/>
                 <w:bCs/>
-                <w:color w:val="16241C"/>
                 <w:sz w:val="20"/>
                 <w:szCs w:val="20"/>
               </w:rPr>
-              <w:t xml:space="preserve">Question</w:t>
+              <w:t>Question</w:t>
             </w:r>
           </w:p>
         </w:tc>
         <w:tc>
           <w:tcPr>
-            <w:tcW w:type="dxa" w:w="6360"/>
-            <w:shd w:fill="E7F4ED" w:val="clear"/>
+            <w:tcW w:w="6360" w:type="dxa"/>
+            <w:shd w:val="clear" w:color="auto" w:fill="E7F4ED"/>
             <w:tcMar>
-              <w:top w:type="dxa" w:w="100"/>
-              <w:left w:type="dxa" w:w="140"/>
-              <w:bottom w:type="dxa" w:w="100"/>
-              <w:right w:type="dxa" w:w="140"/>
+              <w:top w:w="100" w:type="dxa"/>
+              <w:left w:w="140" w:type="dxa"/>
+              <w:bottom w:w="100" w:type="dxa"/>
+              <w:right w:w="140" w:type="dxa"/>
             </w:tcMar>
           </w:tcPr>
           <w:p>
             <w:r>
               <w:rPr>
-                <w:rFonts w:ascii="Calibri" w:cs="Calibri" w:eastAsia="Calibri" w:hAnsi="Calibri"/>
                 <w:b/>
                 <w:bCs/>
-                <w:color w:val="16241C"/>
                 <w:sz w:val="20"/>
                 <w:szCs w:val="20"/>
               </w:rPr>
-              <w:t xml:space="preserve">Answer</w:t>
+              <w:t>Answer</w:t>
             </w:r>
           </w:p>
         </w:tc>
       </w:tr>
       <w:tr>
-        <w:trPr>
-          <w:tblHeader w:val="false"/>
-        </w:trPr>
+        <w:tblPrEx>
+          <w:tblCellMar>
+            <w:top w:w="0" w:type="dxa"/>
+            <w:bottom w:w="0" w:type="dxa"/>
+          </w:tblCellMar>
+        </w:tblPrEx>
         <w:tc>
           <w:tcPr>
-            <w:tcW w:type="dxa" w:w="3000"/>
-            <w:shd w:fill="FFFFFF" w:val="clear"/>
+            <w:tcW w:w="3000" w:type="dxa"/>
+            <w:shd w:val="clear" w:color="auto" w:fill="FFFFFF"/>
             <w:tcMar>
-              <w:top w:type="dxa" w:w="100"/>
-              <w:left w:type="dxa" w:w="140"/>
-              <w:bottom w:type="dxa" w:w="100"/>
-              <w:right w:type="dxa" w:w="140"/>
+              <w:top w:w="100" w:type="dxa"/>
+              <w:left w:w="140" w:type="dxa"/>
+              <w:bottom w:w="100" w:type="dxa"/>
+              <w:right w:w="140" w:type="dxa"/>
             </w:tcMar>
           </w:tcPr>
           <w:p>
             <w:r>
               <w:rPr>
-                <w:rFonts w:ascii="Calibri" w:cs="Calibri" w:eastAsia="Calibri" w:hAnsi="Calibri"/>
-                <w:b w:val="false"/>
-                <w:bCs w:val="false"/>
-                <w:color w:val="16241C"/>
                 <w:sz w:val="20"/>
                 <w:szCs w:val="20"/>
               </w:rPr>
-              <w:t xml:space="preserve">Can I move several items at once?</w:t>
+              <w:t>Can I move several items at once?</w:t>
             </w:r>
           </w:p>
         </w:tc>
         <w:tc>
           <w:tcPr>
-            <w:tcW w:type="dxa" w:w="6360"/>
-            <w:shd w:fill="FFFFFF" w:val="clear"/>
+            <w:tcW w:w="6360" w:type="dxa"/>
+            <w:shd w:val="clear" w:color="auto" w:fill="FFFFFF"/>
             <w:tcMar>
-              <w:top w:type="dxa" w:w="100"/>
-              <w:left w:type="dxa" w:w="140"/>
-              <w:bottom w:type="dxa" w:w="100"/>
-              <w:right w:type="dxa" w:w="140"/>
+              <w:top w:w="100" w:type="dxa"/>
+              <w:left w:w="140" w:type="dxa"/>
+              <w:bottom w:w="100" w:type="dxa"/>
+              <w:right w:w="140" w:type="dxa"/>
             </w:tcMar>
           </w:tcPr>
           <w:p>
             <w:r>
               <w:rPr>
-                <w:rFonts w:ascii="Calibri" w:cs="Calibri" w:eastAsia="Calibri" w:hAnsi="Calibri"/>
-                <w:b w:val="false"/>
-                <w:bCs w:val="false"/>
-                <w:color w:val="16241C"/>
                 <w:sz w:val="20"/>
                 <w:szCs w:val="20"/>
               </w:rPr>
-              <w:t xml:space="preserve">Yes. Add a row for each. They can use different warehouses.</w:t>
+              <w:t>Yes. Add a row for each. They can use different warehouses.</w:t>
             </w:r>
           </w:p>
         </w:tc>
       </w:tr>
       <w:tr>
-        <w:trPr>
-          <w:tblHeader w:val="false"/>
-        </w:trPr>
+        <w:tblPrEx>
+          <w:tblCellMar>
+            <w:top w:w="0" w:type="dxa"/>
+            <w:bottom w:w="0" w:type="dxa"/>
+          </w:tblCellMar>
+        </w:tblPrEx>
         <w:tc>
           <w:tcPr>
-            <w:tcW w:type="dxa" w:w="3000"/>
-            <w:shd w:fill="FFFFFF" w:val="clear"/>
+            <w:tcW w:w="3000" w:type="dxa"/>
+            <w:shd w:val="clear" w:color="auto" w:fill="FFFFFF"/>
             <w:tcMar>
-              <w:top w:type="dxa" w:w="100"/>
-              <w:left w:type="dxa" w:w="140"/>
-              <w:bottom w:type="dxa" w:w="100"/>
-              <w:right w:type="dxa" w:w="140"/>
+              <w:top w:w="100" w:type="dxa"/>
+              <w:left w:w="140" w:type="dxa"/>
+              <w:bottom w:w="100" w:type="dxa"/>
+              <w:right w:w="140" w:type="dxa"/>
             </w:tcMar>
           </w:tcPr>
           <w:p>
             <w:r>
               <w:rPr>
-                <w:rFonts w:ascii="Calibri" w:cs="Calibri" w:eastAsia="Calibri" w:hAnsi="Calibri"/>
-                <w:b w:val="false"/>
-                <w:bCs w:val="false"/>
-                <w:color w:val="16241C"/>
                 <w:sz w:val="20"/>
                 <w:szCs w:val="20"/>
               </w:rPr>
-              <w:t xml:space="preserve">Do I set the price?</w:t>
+              <w:t>Do I set the price?</w:t>
             </w:r>
           </w:p>
         </w:tc>
         <w:tc>
           <w:tcPr>
-            <w:tcW w:type="dxa" w:w="6360"/>
-            <w:shd w:fill="FFFFFF" w:val="clear"/>
+            <w:tcW w:w="6360" w:type="dxa"/>
+            <w:shd w:val="clear" w:color="auto" w:fill="FFFFFF"/>
             <w:tcMar>
-              <w:top w:type="dxa" w:w="100"/>
-              <w:left w:type="dxa" w:w="140"/>
-              <w:bottom w:type="dxa" w:w="100"/>
-              <w:right w:type="dxa" w:w="140"/>
+              <w:top w:w="100" w:type="dxa"/>
+              <w:left w:w="140" w:type="dxa"/>
+              <w:bottom w:w="100" w:type="dxa"/>
+              <w:right w:w="140" w:type="dxa"/>
             </w:tcMar>
           </w:tcPr>
           <w:p>
             <w:r>
               <w:rPr>
-                <w:rFonts w:ascii="Calibri" w:cs="Calibri" w:eastAsia="Calibri" w:hAnsi="Calibri"/>
-                <w:b w:val="false"/>
-                <w:bCs w:val="false"/>
-                <w:color w:val="16241C"/>
                 <w:sz w:val="20"/>
                 <w:szCs w:val="20"/>
               </w:rPr>
-              <w:t xml:space="preserve">No. Fuse uses what the stock is already worth.</w:t>
+              <w:t>No. Fuse uses what the stock is already worth.</w:t>
             </w:r>
           </w:p>
         </w:tc>
       </w:tr>
       <w:tr>
-        <w:trPr>
-          <w:tblHeader w:val="false"/>
-        </w:trPr>
+        <w:tblPrEx>
+          <w:tblCellMar>
+            <w:top w:w="0" w:type="dxa"/>
+            <w:bottom w:w="0" w:type="dxa"/>
+          </w:tblCellMar>
+        </w:tblPrEx>
         <w:tc>
           <w:tcPr>
-            <w:tcW w:type="dxa" w:w="3000"/>
-            <w:shd w:fill="FFFFFF" w:val="clear"/>
+            <w:tcW w:w="3000" w:type="dxa"/>
+            <w:shd w:val="clear" w:color="auto" w:fill="FFFFFF"/>
             <w:tcMar>
-              <w:top w:type="dxa" w:w="100"/>
-              <w:left w:type="dxa" w:w="140"/>
-              <w:bottom w:type="dxa" w:w="100"/>
-              <w:right w:type="dxa" w:w="140"/>
+              <w:top w:w="100" w:type="dxa"/>
+              <w:left w:w="140" w:type="dxa"/>
+              <w:bottom w:w="100" w:type="dxa"/>
+              <w:right w:w="140" w:type="dxa"/>
             </w:tcMar>
           </w:tcPr>
           <w:p>
             <w:r>
               <w:rPr>
-                <w:rFonts w:ascii="Calibri" w:cs="Calibri" w:eastAsia="Calibri" w:hAnsi="Calibri"/>
-                <w:b w:val="false"/>
-                <w:bCs w:val="false"/>
-                <w:color w:val="16241C"/>
                 <w:sz w:val="20"/>
                 <w:szCs w:val="20"/>
               </w:rPr>
-              <w:t xml:space="preserve">Do I choose the unit?</w:t>
+              <w:t>Do I choose the unit?</w:t>
             </w:r>
           </w:p>
         </w:tc>
         <w:tc>
           <w:tcPr>
-            <w:tcW w:type="dxa" w:w="6360"/>
-            <w:shd w:fill="FFFFFF" w:val="clear"/>
+            <w:tcW w:w="6360" w:type="dxa"/>
+            <w:shd w:val="clear" w:color="auto" w:fill="FFFFFF"/>
             <w:tcMar>
-              <w:top w:type="dxa" w:w="100"/>
-              <w:left w:type="dxa" w:w="140"/>
-              <w:bottom w:type="dxa" w:w="100"/>
-              <w:right w:type="dxa" w:w="140"/>
+              <w:top w:w="100" w:type="dxa"/>
+              <w:left w:w="140" w:type="dxa"/>
+              <w:bottom w:w="100" w:type="dxa"/>
+              <w:right w:w="140" w:type="dxa"/>
             </w:tcMar>
           </w:tcPr>
           <w:p>
             <w:r>
               <w:rPr>
-                <w:rFonts w:ascii="Calibri" w:cs="Calibri" w:eastAsia="Calibri" w:hAnsi="Calibri"/>
-                <w:b w:val="false"/>
-                <w:bCs w:val="false"/>
-                <w:color w:val="16241C"/>
                 <w:sz w:val="20"/>
                 <w:szCs w:val="20"/>
               </w:rPr>
-              <w:t xml:space="preserve">No. Fuse uses the item's own unit.</w:t>
+              <w:t>No. Fuse uses the item's own unit.</w:t>
             </w:r>
           </w:p>
         </w:tc>
       </w:tr>
       <w:tr>
-        <w:trPr>
-          <w:tblHeader w:val="false"/>
-        </w:trPr>
+        <w:tblPrEx>
+          <w:tblCellMar>
+            <w:top w:w="0" w:type="dxa"/>
+            <w:bottom w:w="0" w:type="dxa"/>
+          </w:tblCellMar>
+        </w:tblPrEx>
         <w:tc>
           <w:tcPr>
-            <w:tcW w:type="dxa" w:w="3000"/>
-            <w:shd w:fill="FFFFFF" w:val="clear"/>
+            <w:tcW w:w="3000" w:type="dxa"/>
+            <w:shd w:val="clear" w:color="auto" w:fill="FFFFFF"/>
             <w:tcMar>
-              <w:top w:type="dxa" w:w="100"/>
-              <w:left w:type="dxa" w:w="140"/>
-              <w:bottom w:type="dxa" w:w="100"/>
-              <w:right w:type="dxa" w:w="140"/>
+              <w:top w:w="100" w:type="dxa"/>
+              <w:left w:w="140" w:type="dxa"/>
+              <w:bottom w:w="100" w:type="dxa"/>
+              <w:right w:w="140" w:type="dxa"/>
             </w:tcMar>
           </w:tcPr>
           <w:p>
             <w:r>
               <w:rPr>
-                <w:rFonts w:ascii="Calibri" w:cs="Calibri" w:eastAsia="Calibri" w:hAnsi="Calibri"/>
-                <w:b w:val="false"/>
-                <w:bCs w:val="false"/>
-                <w:color w:val="16241C"/>
                 <w:sz w:val="20"/>
                 <w:szCs w:val="20"/>
               </w:rPr>
-              <w:t xml:space="preserve">Does saving move stock?</w:t>
+              <w:t>Does saving move stock?</w:t>
             </w:r>
           </w:p>
         </w:tc>
         <w:tc>
           <w:tcPr>
-            <w:tcW w:type="dxa" w:w="6360"/>
-            <w:shd w:fill="FFFFFF" w:val="clear"/>
+            <w:tcW w:w="6360" w:type="dxa"/>
+            <w:shd w:val="clear" w:color="auto" w:fill="FFFFFF"/>
             <w:tcMar>
-              <w:top w:type="dxa" w:w="100"/>
-              <w:left w:type="dxa" w:w="140"/>
-              <w:bottom w:type="dxa" w:w="100"/>
-              <w:right w:type="dxa" w:w="140"/>
+              <w:top w:w="100" w:type="dxa"/>
+              <w:left w:w="140" w:type="dxa"/>
+              <w:bottom w:w="100" w:type="dxa"/>
+              <w:right w:w="140" w:type="dxa"/>
             </w:tcMar>
           </w:tcPr>
           <w:p>
             <w:r>
               <w:rPr>
-                <w:rFonts w:ascii="Calibri" w:cs="Calibri" w:eastAsia="Calibri" w:hAnsi="Calibri"/>
-                <w:b w:val="false"/>
-                <w:bCs w:val="false"/>
-                <w:color w:val="16241C"/>
                 <w:sz w:val="20"/>
                 <w:szCs w:val="20"/>
               </w:rPr>
-              <w:t xml:space="preserve">No. Only submitting does.</w:t>
+              <w:t>No. Only submitting does.</w:t>
             </w:r>
           </w:p>
         </w:tc>
       </w:tr>
       <w:tr>
-        <w:trPr>
-          <w:tblHeader w:val="false"/>
-        </w:trPr>
+        <w:tblPrEx>
+          <w:tblCellMar>
+            <w:top w:w="0" w:type="dxa"/>
+            <w:bottom w:w="0" w:type="dxa"/>
+          </w:tblCellMar>
+        </w:tblPrEx>
         <w:tc>
           <w:tcPr>
-            <w:tcW w:type="dxa" w:w="3000"/>
-            <w:shd w:fill="FFFFFF" w:val="clear"/>
+            <w:tcW w:w="3000" w:type="dxa"/>
+            <w:shd w:val="clear" w:color="auto" w:fill="FFFFFF"/>
             <w:tcMar>
-              <w:top w:type="dxa" w:w="100"/>
-              <w:left w:type="dxa" w:w="140"/>
-              <w:bottom w:type="dxa" w:w="100"/>
-              <w:right w:type="dxa" w:w="140"/>
+              <w:top w:w="100" w:type="dxa"/>
+              <w:left w:w="140" w:type="dxa"/>
+              <w:bottom w:w="100" w:type="dxa"/>
+              <w:right w:w="140" w:type="dxa"/>
             </w:tcMar>
           </w:tcPr>
           <w:p>
             <w:r>
               <w:rPr>
-                <w:rFonts w:ascii="Calibri" w:cs="Calibri" w:eastAsia="Calibri" w:hAnsi="Calibri"/>
-                <w:b w:val="false"/>
-                <w:bCs w:val="false"/>
-                <w:color w:val="16241C"/>
                 <w:sz w:val="20"/>
                 <w:szCs w:val="20"/>
               </w:rPr>
-              <w:t xml:space="preserve">Can I edit after submitting?</w:t>
+              <w:t>Can I edit after submitting?</w:t>
             </w:r>
           </w:p>
         </w:tc>
         <w:tc>
           <w:tcPr>
-            <w:tcW w:type="dxa" w:w="6360"/>
-            <w:shd w:fill="FFFFFF" w:val="clear"/>
+            <w:tcW w:w="6360" w:type="dxa"/>
+            <w:shd w:val="clear" w:color="auto" w:fill="FFFFFF"/>
             <w:tcMar>
-              <w:top w:type="dxa" w:w="100"/>
-              <w:left w:type="dxa" w:w="140"/>
-              <w:bottom w:type="dxa" w:w="100"/>
-              <w:right w:type="dxa" w:w="140"/>
+              <w:top w:w="100" w:type="dxa"/>
+              <w:left w:w="140" w:type="dxa"/>
+              <w:bottom w:w="100" w:type="dxa"/>
+              <w:right w:w="140" w:type="dxa"/>
             </w:tcMar>
           </w:tcPr>
           <w:p>
             <w:r>
               <w:rPr>
-                <w:rFonts w:ascii="Calibri" w:cs="Calibri" w:eastAsia="Calibri" w:hAnsi="Calibri"/>
-                <w:b w:val="false"/>
-                <w:bCs w:val="false"/>
-                <w:color w:val="16241C"/>
                 <w:sz w:val="20"/>
                 <w:szCs w:val="20"/>
               </w:rPr>
-              <w:t xml:space="preserve">No. Cancel it and do a new one.</w:t>
+              <w:t>No. Cancel it and do a new one.</w:t>
             </w:r>
           </w:p>
         </w:tc>
       </w:tr>
       <w:tr>
-        <w:trPr>
-          <w:tblHeader w:val="false"/>
-        </w:trPr>
+        <w:tblPrEx>
+          <w:tblCellMar>
+            <w:top w:w="0" w:type="dxa"/>
+            <w:bottom w:w="0" w:type="dxa"/>
+          </w:tblCellMar>
+        </w:tblPrEx>
         <w:tc>
           <w:tcPr>
-            <w:tcW w:type="dxa" w:w="3000"/>
-            <w:shd w:fill="FFFFFF" w:val="clear"/>
+            <w:tcW w:w="3000" w:type="dxa"/>
+            <w:shd w:val="clear" w:color="auto" w:fill="FFFFFF"/>
             <w:tcMar>
-              <w:top w:type="dxa" w:w="100"/>
-              <w:left w:type="dxa" w:w="140"/>
-              <w:bottom w:type="dxa" w:w="100"/>
-              <w:right w:type="dxa" w:w="140"/>
+              <w:top w:w="100" w:type="dxa"/>
+              <w:left w:w="140" w:type="dxa"/>
+              <w:bottom w:w="100" w:type="dxa"/>
+              <w:right w:w="140" w:type="dxa"/>
             </w:tcMar>
           </w:tcPr>
           <w:p>
             <w:r>
               <w:rPr>
-                <w:rFonts w:ascii="Calibri" w:cs="Calibri" w:eastAsia="Calibri" w:hAnsi="Calibri"/>
-                <w:b w:val="false"/>
-                <w:bCs w:val="false"/>
-                <w:color w:val="16241C"/>
                 <w:sz w:val="20"/>
                 <w:szCs w:val="20"/>
               </w:rPr>
-              <w:t xml:space="preserve">Do I need to tell Intacct?</w:t>
+              <w:t>Do I need to tell Intacct?</w:t>
             </w:r>
           </w:p>
         </w:tc>
         <w:tc>
           <w:tcPr>
-            <w:tcW w:type="dxa" w:w="6360"/>
-            <w:shd w:fill="FFFFFF" w:val="clear"/>
+            <w:tcW w:w="6360" w:type="dxa"/>
+            <w:shd w:val="clear" w:color="auto" w:fill="FFFFFF"/>
             <w:tcMar>
-              <w:top w:type="dxa" w:w="100"/>
-              <w:left w:type="dxa" w:w="140"/>
-              <w:bottom w:type="dxa" w:w="100"/>
-              <w:right w:type="dxa" w:w="140"/>
+              <w:top w:w="100" w:type="dxa"/>
+              <w:left w:w="140" w:type="dxa"/>
+              <w:bottom w:w="100" w:type="dxa"/>
+              <w:right w:w="140" w:type="dxa"/>
             </w:tcMar>
           </w:tcPr>
           <w:p>
             <w:r>
               <w:rPr>
-                <w:rFonts w:ascii="Calibri" w:cs="Calibri" w:eastAsia="Calibri" w:hAnsi="Calibri"/>
-                <w:b w:val="false"/>
-                <w:bCs w:val="false"/>
-                <w:color w:val="16241C"/>
                 <w:sz w:val="20"/>
                 <w:szCs w:val="20"/>
               </w:rPr>
-              <w:t xml:space="preserve">No. Fuse sends it as you submit.</w:t>
+              <w:t>No. Fuse sends it as you submit.</w:t>
             </w:r>
           </w:p>
         </w:tc>
       </w:tr>
       <w:tr>
-        <w:trPr>
-          <w:tblHeader w:val="false"/>
-        </w:trPr>
+        <w:tblPrEx>
+          <w:tblCellMar>
+            <w:top w:w="0" w:type="dxa"/>
+            <w:bottom w:w="0" w:type="dxa"/>
+          </w:tblCellMar>
+        </w:tblPrEx>
         <w:tc>
           <w:tcPr>
-            <w:tcW w:type="dxa" w:w="3000"/>
-            <w:shd w:fill="FFFFFF" w:val="clear"/>
+            <w:tcW w:w="3000" w:type="dxa"/>
+            <w:shd w:val="clear" w:color="auto" w:fill="FFFFFF"/>
             <w:tcMar>
-              <w:top w:type="dxa" w:w="100"/>
-              <w:left w:type="dxa" w:w="140"/>
-              <w:bottom w:type="dxa" w:w="100"/>
-              <w:right w:type="dxa" w:w="140"/>
+              <w:top w:w="100" w:type="dxa"/>
+              <w:left w:w="140" w:type="dxa"/>
+              <w:bottom w:w="100" w:type="dxa"/>
+              <w:right w:w="140" w:type="dxa"/>
             </w:tcMar>
           </w:tcPr>
           <w:p>
             <w:r>
               <w:rPr>
-                <w:rFonts w:ascii="Calibri" w:cs="Calibri" w:eastAsia="Calibri" w:hAnsi="Calibri"/>
-                <w:b w:val="false"/>
-                <w:bCs w:val="false"/>
-                <w:color w:val="16241C"/>
                 <w:sz w:val="20"/>
                 <w:szCs w:val="20"/>
               </w:rPr>
-              <w:t xml:space="preserve">Can I receive supplier goods here?</w:t>
+              <w:t>Can I receive supplier goods here?</w:t>
             </w:r>
           </w:p>
         </w:tc>
         <w:tc>
           <w:tcPr>
-            <w:tcW w:type="dxa" w:w="6360"/>
-            <w:shd w:fill="FFFFFF" w:val="clear"/>
+            <w:tcW w:w="6360" w:type="dxa"/>
+            <w:shd w:val="clear" w:color="auto" w:fill="FFFFFF"/>
             <w:tcMar>
-              <w:top w:type="dxa" w:w="100"/>
-              <w:left w:type="dxa" w:w="140"/>
-              <w:bottom w:type="dxa" w:w="100"/>
-              <w:right w:type="dxa" w:w="140"/>
+              <w:top w:w="100" w:type="dxa"/>
+              <w:left w:w="140" w:type="dxa"/>
+              <w:bottom w:w="100" w:type="dxa"/>
+              <w:right w:w="140" w:type="dxa"/>
             </w:tcMar>
           </w:tcPr>
           <w:p>
             <w:r>
               <w:rPr>
-                <w:rFonts w:ascii="Calibri" w:cs="Calibri" w:eastAsia="Calibri" w:hAnsi="Calibri"/>
-                <w:b w:val="false"/>
-                <w:bCs w:val="false"/>
-                <w:color w:val="16241C"/>
                 <w:sz w:val="20"/>
                 <w:szCs w:val="20"/>
               </w:rPr>
-              <w:t xml:space="preserve">No. Goods receipting is done in Intacct.</w:t>
+              <w:t>No. Goods receipting is done in Intacct.</w:t>
             </w:r>
           </w:p>
         </w:tc>
       </w:tr>
       <w:tr>
-        <w:trPr>
-          <w:tblHeader w:val="false"/>
-        </w:trPr>
+        <w:tblPrEx>
+          <w:tblCellMar>
+            <w:top w:w="0" w:type="dxa"/>
+            <w:bottom w:w="0" w:type="dxa"/>
+          </w:tblCellMar>
+        </w:tblPrEx>
         <w:tc>
           <w:tcPr>
-            <w:tcW w:type="dxa" w:w="3000"/>
-            <w:shd w:fill="FFFFFF" w:val="clear"/>
+            <w:tcW w:w="3000" w:type="dxa"/>
+            <w:shd w:val="clear" w:color="auto" w:fill="FFFFFF"/>
             <w:tcMar>
-              <w:top w:type="dxa" w:w="100"/>
-              <w:left w:type="dxa" w:w="140"/>
-              <w:bottom w:type="dxa" w:w="100"/>
-              <w:right w:type="dxa" w:w="140"/>
+              <w:top w:w="100" w:type="dxa"/>
+              <w:left w:w="140" w:type="dxa"/>
+              <w:bottom w:w="100" w:type="dxa"/>
+              <w:right w:w="140" w:type="dxa"/>
             </w:tcMar>
           </w:tcPr>
           <w:p>
             <w:r>
               <w:rPr>
-                <w:rFonts w:ascii="Calibri" w:cs="Calibri" w:eastAsia="Calibri" w:hAnsi="Calibri"/>
-                <w:b w:val="false"/>
-                <w:bCs w:val="false"/>
-                <w:color w:val="16241C"/>
                 <w:sz w:val="20"/>
                 <w:szCs w:val="20"/>
               </w:rPr>
-              <w:t xml:space="preserve">Can I adjust stock up or down here?</w:t>
+              <w:t>Can I adjust stock up or down here?</w:t>
             </w:r>
           </w:p>
         </w:tc>
         <w:tc>
           <w:tcPr>
-            <w:tcW w:type="dxa" w:w="6360"/>
-            <w:shd w:fill="FFFFFF" w:val="clear"/>
+            <w:tcW w:w="6360" w:type="dxa"/>
+            <w:shd w:val="clear" w:color="auto" w:fill="FFFFFF"/>
             <w:tcMar>
-              <w:top w:type="dxa" w:w="100"/>
-              <w:left w:type="dxa" w:w="140"/>
-              <w:bottom w:type="dxa" w:w="100"/>
-              <w:right w:type="dxa" w:w="140"/>
+              <w:top w:w="100" w:type="dxa"/>
+              <w:left w:w="140" w:type="dxa"/>
+              <w:bottom w:w="100" w:type="dxa"/>
+              <w:right w:w="140" w:type="dxa"/>
             </w:tcMar>
           </w:tcPr>
           <w:p>
             <w:r>
               <w:rPr>
-                <w:rFonts w:ascii="Calibri" w:cs="Calibri" w:eastAsia="Calibri" w:hAnsi="Calibri"/>
-                <w:b w:val="false"/>
-                <w:bCs w:val="false"/>
-                <w:color w:val="16241C"/>
                 <w:sz w:val="20"/>
                 <w:szCs w:val="20"/>
               </w:rPr>
-              <w:t xml:space="preserve">No. That is a Cycle Count in Intacct.</w:t>
+              <w:t>No. That is a Cycle Count in Intacct.</w:t>
             </w:r>
           </w:p>
         </w:tc>
       </w:tr>
     </w:tbl>
+    <w:p/>
     <w:sectPr>
-      <w:pgSz w:w="11906" w:h="16838" w:orient="portrait"/>
+      <w:headerReference w:type="default" r:id="rId13"/>
+      <w:pgSz w:w="11906" w:h="16838"/>
       <w:pgMar w:top="1134" w:right="1134" w:bottom="1134" w:left="1134" w:header="708" w:footer="708" w:gutter="0"/>
-      <w:pgNumType/>
+      <w:cols w:space="720"/>
       <w:docGrid w:linePitch="360"/>
     </w:sectPr>
   </w:body>
 </w:document>
 </file>
 
-<file path=word/comments.xml><?xml version="1.0" encoding="utf-8"?>
-<w:comments xmlns:cx="http://schemas.microsoft.com/office/drawing/2014/chartex" xmlns:cx1="http://schemas.microsoft.com/office/drawing/2015/9/8/chartex" xmlns:cx2="http://schemas.microsoft.com/office/drawing/2015/10/21/chartex" xmlns:cx3="http://schemas.microsoft.com/office/drawing/2016/5/9/chartex" xmlns:cx4="http://schemas.microsoft.com/office/drawing/2016/5/10/chartex" xmlns:cx5="http://schemas.microsoft.com/office/drawing/2016/5/11/chartex" xmlns:cx6="http://schemas.microsoft.com/office/drawing/2016/5/12/chartex" xmlns:cx7="http://schemas.microsoft.com/office/drawing/2016/5/13/chartex" xmlns:cx8="http://schemas.microsoft.com/office/drawing/2016/5/14/chartex" xmlns:mc="http://schemas.openxmlformats.org/markup-compatibility/2006" xmlns:aink="http://schemas.microsoft.com/office/drawing/2016/ink" xmlns:am3d="http://schemas.microsoft.com/office/drawing/2017/model3d" xmlns:o="urn:schemas-microsoft-com:office:office" xmlns:r="http://schemas.openxmlformats.org/officeDocument/2006/relationships" xmlns:m="http://schemas.openxmlformats.org/officeDocument/2006/math" xmlns:v="urn:schemas-microsoft-com:vml" xmlns:wp14="http://schemas.microsoft.com/office/word/2010/wordprocessingDrawing" xmlns:wp="http://schemas.openxmlformats.org/drawingml/2006/wordprocessingDrawing" xmlns:w10="urn:schemas-microsoft-com:office:word" xmlns:w="http://schemas.openxmlformats.org/wordprocessingml/2006/main" xmlns:w14="http://schemas.microsoft.com/office/word/2010/wordml" xmlns:w15="http://schemas.microsoft.com/office/word/2012/wordml" xmlns:w16cex="http://schemas.microsoft.com/office/word/2018/wordml/cex" xmlns:w16cid="http://schemas.microsoft.com/office/word/2016/wordml/cid" xmlns:w16="http://schemas.microsoft.com/office/word/2018/wordml" xmlns:w16sdtdh="http://schemas.microsoft.com/office/word/2020/wordml/sdtdatahash" xmlns:w16se="http://schemas.microsoft.com/office/word/2015/wordml/symex" xmlns:wpg="http://schemas.microsoft.com/office/word/2010/wordprocessingGroup" xmlns:wpi="http://schemas.microsoft.com/office/word/2010/wordprocessingInk" xmlns:wne="http://schemas.microsoft.com/office/word/2006/wordml" xmlns:wps="http://schemas.microsoft.com/office/word/2010/wordprocessingShape"/>
-</file>
-
 <file path=word/endnotes.xml><?xml version="1.0" encoding="utf-8"?>
-<w:endnotes xmlns:wpc="http://schemas.microsoft.com/office/word/2010/wordprocessingCanvas" xmlns:mc="http://schemas.openxmlformats.org/markup-compatibility/2006" xmlns:o="urn:schemas-microsoft-com:office:office" xmlns:r="http://schemas.openxmlformats.org/officeDocument/2006/relationships" xmlns:m="http://schemas.openxmlformats.org/officeDocument/2006/math" xmlns:v="urn:schemas-microsoft-com:vml" xmlns:wp14="http://schemas.microsoft.com/office/word/2010/wordprocessingDrawing" xmlns:wp="http://schemas.openxmlformats.org/drawingml/2006/wordprocessingDrawing" xmlns:w10="urn:schemas-microsoft-com:office:word" xmlns:w="http://schemas.openxmlformats.org/wordprocessingml/2006/main" xmlns:w14="http://schemas.microsoft.com/office/word/2010/wordml" xmlns:w15="http://schemas.microsoft.com/office/word/2012/wordml" xmlns:wpg="http://schemas.microsoft.com/office/word/2010/wordprocessingGroup" xmlns:wpi="http://schemas.microsoft.com/office/word/2010/wordprocessingInk" xmlns:wne="http://schemas.microsoft.com/office/word/2006/wordml" xmlns:wps="http://schemas.microsoft.com/office/word/2010/wordprocessingShape" mc:Ignorable="w14 w15 wp14">
+<w:endnotes xmlns:wpc="http://schemas.microsoft.com/office/word/2010/wordprocessingCanvas" xmlns:cx="http://schemas.microsoft.com/office/drawing/2014/chartex" xmlns:cx1="http://schemas.microsoft.com/office/drawing/2015/9/8/chartex" xmlns:cx2="http://schemas.microsoft.com/office/drawing/2015/10/21/chartex" xmlns:cx3="http://schemas.microsoft.com/office/drawing/2016/5/9/chartex" xmlns:cx4="http://schemas.microsoft.com/office/drawing/2016/5/10/chartex" xmlns:cx5="http://schemas.microsoft.com/office/drawing/2016/5/11/chartex" xmlns:cx6="http://schemas.microsoft.com/office/drawing/2016/5/12/chartex" xmlns:cx7="http://schemas.microsoft.com/office/drawing/2016/5/13/chartex" xmlns:cx8="http://schemas.microsoft.com/office/drawing/2016/5/14/chartex" xmlns:mc="http://schemas.openxmlformats.org/markup-compatibility/2006" xmlns:aink="http://schemas.microsoft.com/office/drawing/2016/ink" xmlns:am3d="http://schemas.microsoft.com/office/drawing/2017/model3d" xmlns:o="urn:schemas-microsoft-com:office:office" xmlns:oel="http://schemas.microsoft.com/office/2019/extlst" xmlns:r="http://schemas.openxmlformats.org/officeDocument/2006/relationships" xmlns:m="http://schemas.openxmlformats.org/officeDocument/2006/math" xmlns:v="urn:schemas-microsoft-com:vml" xmlns:wp14="http://schemas.microsoft.com/office/word/2010/wordprocessingDrawing" xmlns:wp="http://schemas.openxmlformats.org/drawingml/2006/wordprocessingDrawing" xmlns:w10="urn:schemas-microsoft-com:office:word" xmlns:w="http://schemas.openxmlformats.org/wordprocessingml/2006/main" xmlns:w14="http://schemas.microsoft.com/office/word/2010/wordml" xmlns:w15="http://schemas.microsoft.com/office/word/2012/wordml" xmlns:w16cei="http://schemas.microsoft.com/office/word/2026/wordml/cei" xmlns:w16cex="http://schemas.microsoft.com/office/word/2018/wordml/cex" xmlns:w16cid="http://schemas.microsoft.com/office/word/2016/wordml/cid" xmlns:w16="http://schemas.microsoft.com/office/word/2018/wordml" xmlns:w16du="http://schemas.microsoft.com/office/word/2023/wordml/word16du" xmlns:w16sdtdh="http://schemas.microsoft.com/office/word/2020/wordml/sdtdatahash" xmlns:w16sdtfl="http://schemas.microsoft.com/office/word/2024/wordml/sdtformatlock" xmlns:w16se="http://schemas.microsoft.com/office/word/2015/wordml/symex" xmlns:wpg="http://schemas.microsoft.com/office/word/2010/wordprocessingGroup" xmlns:wpi="http://schemas.microsoft.com/office/word/2010/wordprocessingInk" xmlns:wne="http://schemas.microsoft.com/office/word/2006/wordml" xmlns:wps="http://schemas.microsoft.com/office/word/2010/wordprocessingShape" mc:Ignorable="w14 w15 w16se w16cid w16 w16cex w16sdtdh w16sdtfl w16du wp14">
   <w:endnote w:type="separator" w:id="-1">
     <w:p>
-      <w:pPr>
-        <w:spacing w:after="0" w:line="240" w:lineRule="auto"/>
-      </w:pPr>
-      <w:r>
-        <w:rPr>
-          <w:rStyle w:val="EndnoteReference"/>
-        </w:rPr>
-        <w:endnoteRef/>
-      </w:r>
       <w:r>
         <w:separator/>
       </w:r>
@@ -3194,15 +2986,6 @@
   </w:endnote>
   <w:endnote w:type="continuationSeparator" w:id="0">
     <w:p>
-      <w:pPr>
-        <w:spacing w:after="0" w:line="240" w:lineRule="auto"/>
-      </w:pPr>
-      <w:r>
-        <w:rPr>
-          <w:rStyle w:val="EndnoteReference"/>
-        </w:rPr>
-        <w:endnoteRef/>
-      </w:r>
       <w:r>
         <w:continuationSeparator/>
       </w:r>
@@ -3212,18 +2995,9 @@
 </file>
 
 <file path=word/footnotes.xml><?xml version="1.0" encoding="utf-8"?>
-<w:footnotes xmlns:wpc="http://schemas.microsoft.com/office/word/2010/wordprocessingCanvas" xmlns:mc="http://schemas.openxmlformats.org/markup-compatibility/2006" xmlns:o="urn:schemas-microsoft-com:office:office" xmlns:r="http://schemas.openxmlformats.org/officeDocument/2006/relationships" xmlns:m="http://schemas.openxmlformats.org/officeDocument/2006/math" xmlns:v="urn:schemas-microsoft-com:vml" xmlns:wp14="http://schemas.microsoft.com/office/word/2010/wordprocessingDrawing" xmlns:wp="http://schemas.openxmlformats.org/drawingml/2006/wordprocessingDrawing" xmlns:w10="urn:schemas-microsoft-com:office:word" xmlns:w="http://schemas.openxmlformats.org/wordprocessingml/2006/main" xmlns:w14="http://schemas.microsoft.com/office/word/2010/wordml" xmlns:w15="http://schemas.microsoft.com/office/word/2012/wordml" xmlns:wpg="http://schemas.microsoft.com/office/word/2010/wordprocessingGroup" xmlns:wpi="http://schemas.microsoft.com/office/word/2010/wordprocessingInk" xmlns:wne="http://schemas.microsoft.com/office/word/2006/wordml" xmlns:wps="http://schemas.microsoft.com/office/word/2010/wordprocessingShape" mc:Ignorable="w14 w15 wp14">
+<w:footnotes xmlns:wpc="http://schemas.microsoft.com/office/word/2010/wordprocessingCanvas" xmlns:cx="http://schemas.microsoft.com/office/drawing/2014/chartex" xmlns:cx1="http://schemas.microsoft.com/office/drawing/2015/9/8/chartex" xmlns:cx2="http://schemas.microsoft.com/office/drawing/2015/10/21/chartex" xmlns:cx3="http://schemas.microsoft.com/office/drawing/2016/5/9/chartex" xmlns:cx4="http://schemas.microsoft.com/office/drawing/2016/5/10/chartex" xmlns:cx5="http://schemas.microsoft.com/office/drawing/2016/5/11/chartex" xmlns:cx6="http://schemas.microsoft.com/office/drawing/2016/5/12/chartex" xmlns:cx7="http://schemas.microsoft.com/office/drawing/2016/5/13/chartex" xmlns:cx8="http://schemas.microsoft.com/office/drawing/2016/5/14/chartex" xmlns:mc="http://schemas.openxmlformats.org/markup-compatibility/2006" xmlns:aink="http://schemas.microsoft.com/office/drawing/2016/ink" xmlns:am3d="http://schemas.microsoft.com/office/drawing/2017/model3d" xmlns:o="urn:schemas-microsoft-com:office:office" xmlns:oel="http://schemas.microsoft.com/office/2019/extlst" xmlns:r="http://schemas.openxmlformats.org/officeDocument/2006/relationships" xmlns:m="http://schemas.openxmlformats.org/officeDocument/2006/math" xmlns:v="urn:schemas-microsoft-com:vml" xmlns:wp14="http://schemas.microsoft.com/office/word/2010/wordprocessingDrawing" xmlns:wp="http://schemas.openxmlformats.org/drawingml/2006/wordprocessingDrawing" xmlns:w10="urn:schemas-microsoft-com:office:word" xmlns:w="http://schemas.openxmlformats.org/wordprocessingml/2006/main" xmlns:w14="http://schemas.microsoft.com/office/word/2010/wordml" xmlns:w15="http://schemas.microsoft.com/office/word/2012/wordml" xmlns:w16cei="http://schemas.microsoft.com/office/word/2026/wordml/cei" xmlns:w16cex="http://schemas.microsoft.com/office/word/2018/wordml/cex" xmlns:w16cid="http://schemas.microsoft.com/office/word/2016/wordml/cid" xmlns:w16="http://schemas.microsoft.com/office/word/2018/wordml" xmlns:w16du="http://schemas.microsoft.com/office/word/2023/wordml/word16du" xmlns:w16sdtdh="http://schemas.microsoft.com/office/word/2020/wordml/sdtdatahash" xmlns:w16sdtfl="http://schemas.microsoft.com/office/word/2024/wordml/sdtformatlock" xmlns:w16se="http://schemas.microsoft.com/office/word/2015/wordml/symex" xmlns:wpg="http://schemas.microsoft.com/office/word/2010/wordprocessingGroup" xmlns:wpi="http://schemas.microsoft.com/office/word/2010/wordprocessingInk" xmlns:wne="http://schemas.microsoft.com/office/word/2006/wordml" xmlns:wps="http://schemas.microsoft.com/office/word/2010/wordprocessingShape" mc:Ignorable="w14 w15 w16se w16cid w16 w16cex w16sdtdh w16sdtfl w16du wp14">
   <w:footnote w:type="separator" w:id="-1">
     <w:p>
-      <w:pPr>
-        <w:spacing w:after="0" w:line="240" w:lineRule="auto"/>
-      </w:pPr>
-      <w:r>
-        <w:rPr>
-          <w:rStyle w:val="FootnoteReference"/>
-        </w:rPr>
-        <w:footnoteRef/>
-      </w:r>
       <w:r>
         <w:separator/>
       </w:r>
@@ -3231,15 +3005,6 @@
   </w:footnote>
   <w:footnote w:type="continuationSeparator" w:id="0">
     <w:p>
-      <w:pPr>
-        <w:spacing w:after="0" w:line="240" w:lineRule="auto"/>
-      </w:pPr>
-      <w:r>
-        <w:rPr>
-          <w:rStyle w:val="FootnoteReference"/>
-        </w:rPr>
-        <w:footnoteRef/>
-      </w:r>
       <w:r>
         <w:continuationSeparator/>
       </w:r>
@@ -3248,11 +3013,191 @@
 </w:footnotes>
 </file>
 
+<file path=word/header1.xml><?xml version="1.0" encoding="utf-8"?>
+<w:hdr xmlns:wpc="http://schemas.microsoft.com/office/word/2010/wordprocessingCanvas" xmlns:cx="http://schemas.microsoft.com/office/drawing/2014/chartex" xmlns:cx1="http://schemas.microsoft.com/office/drawing/2015/9/8/chartex" xmlns:cx2="http://schemas.microsoft.com/office/drawing/2015/10/21/chartex" xmlns:cx3="http://schemas.microsoft.com/office/drawing/2016/5/9/chartex" xmlns:cx4="http://schemas.microsoft.com/office/drawing/2016/5/10/chartex" xmlns:cx5="http://schemas.microsoft.com/office/drawing/2016/5/11/chartex" xmlns:cx6="http://schemas.microsoft.com/office/drawing/2016/5/12/chartex" xmlns:cx7="http://schemas.microsoft.com/office/drawing/2016/5/13/chartex" xmlns:cx8="http://schemas.microsoft.com/office/drawing/2016/5/14/chartex" xmlns:mc="http://schemas.openxmlformats.org/markup-compatibility/2006" xmlns:aink="http://schemas.microsoft.com/office/drawing/2016/ink" xmlns:am3d="http://schemas.microsoft.com/office/drawing/2017/model3d" xmlns:o="urn:schemas-microsoft-com:office:office" xmlns:oel="http://schemas.microsoft.com/office/2019/extlst" xmlns:r="http://schemas.openxmlformats.org/officeDocument/2006/relationships" xmlns:m="http://schemas.openxmlformats.org/officeDocument/2006/math" xmlns:v="urn:schemas-microsoft-com:vml" xmlns:wp14="http://schemas.microsoft.com/office/word/2010/wordprocessingDrawing" xmlns:wp="http://schemas.openxmlformats.org/drawingml/2006/wordprocessingDrawing" xmlns:w10="urn:schemas-microsoft-com:office:word" xmlns:w="http://schemas.openxmlformats.org/wordprocessingml/2006/main" xmlns:w14="http://schemas.microsoft.com/office/word/2010/wordml" xmlns:w15="http://schemas.microsoft.com/office/word/2012/wordml" xmlns:w16cei="http://schemas.microsoft.com/office/word/2026/wordml/cei" xmlns:w16cex="http://schemas.microsoft.com/office/word/2018/wordml/cex" xmlns:w16cid="http://schemas.microsoft.com/office/word/2016/wordml/cid" xmlns:w16="http://schemas.microsoft.com/office/word/2018/wordml" xmlns:w16du="http://schemas.microsoft.com/office/word/2023/wordml/word16du" xmlns:w16sdtdh="http://schemas.microsoft.com/office/word/2020/wordml/sdtdatahash" xmlns:w16sdtfl="http://schemas.microsoft.com/office/word/2024/wordml/sdtformatlock" xmlns:w16se="http://schemas.microsoft.com/office/word/2015/wordml/symex" xmlns:wpg="http://schemas.microsoft.com/office/word/2010/wordprocessingGroup" xmlns:wpi="http://schemas.microsoft.com/office/word/2010/wordprocessingInk" xmlns:wne="http://schemas.microsoft.com/office/word/2006/wordml" xmlns:wps="http://schemas.microsoft.com/office/word/2010/wordprocessingShape" mc:Ignorable="w14 w15 w16se w16cid w16 w16cex w16sdtdh w16sdtfl w16du wp14">
+  <w:p>
+    <w:pPr>
+      <w:spacing w:after="60"/>
+      <w:rPr>
+        <w:b/>
+        <w:bCs/>
+        <w:color w:val="007E45"/>
+        <w:sz w:val="44"/>
+        <w:szCs w:val="44"/>
+      </w:rPr>
+    </w:pPr>
+    <w:r>
+      <w:rPr>
+        <w:noProof/>
+      </w:rPr>
+      <w:drawing>
+        <wp:anchor distT="0" distB="0" distL="114300" distR="114300" simplePos="0" relativeHeight="251659264" behindDoc="1" locked="0" layoutInCell="1" allowOverlap="1" wp14:anchorId="56245748" wp14:editId="5E1B1E86">
+          <wp:simplePos x="0" y="0"/>
+          <wp:positionH relativeFrom="margin">
+            <wp:posOffset>5501005</wp:posOffset>
+          </wp:positionH>
+          <wp:positionV relativeFrom="paragraph">
+            <wp:posOffset>1905</wp:posOffset>
+          </wp:positionV>
+          <wp:extent cx="762000" cy="766445"/>
+          <wp:effectExtent l="0" t="0" r="0" b="0"/>
+          <wp:wrapTight wrapText="bothSides">
+            <wp:wrapPolygon edited="0">
+              <wp:start x="6480" y="0"/>
+              <wp:lineTo x="0" y="3221"/>
+              <wp:lineTo x="0" y="14495"/>
+              <wp:lineTo x="1080" y="17717"/>
+              <wp:lineTo x="6480" y="20938"/>
+              <wp:lineTo x="7020" y="20938"/>
+              <wp:lineTo x="14040" y="20938"/>
+              <wp:lineTo x="14580" y="20938"/>
+              <wp:lineTo x="19980" y="17717"/>
+              <wp:lineTo x="21060" y="13959"/>
+              <wp:lineTo x="21060" y="3221"/>
+              <wp:lineTo x="14580" y="0"/>
+              <wp:lineTo x="6480" y="0"/>
+            </wp:wrapPolygon>
+          </wp:wrapTight>
+          <wp:docPr id="2024696761" name="Picture 1"/>
+          <wp:cNvGraphicFramePr>
+            <a:graphicFrameLocks xmlns:a="http://schemas.openxmlformats.org/drawingml/2006/main" noChangeAspect="1"/>
+          </wp:cNvGraphicFramePr>
+          <a:graphic xmlns:a="http://schemas.openxmlformats.org/drawingml/2006/main">
+            <a:graphicData uri="http://schemas.openxmlformats.org/drawingml/2006/picture">
+              <pic:pic xmlns:pic="http://schemas.openxmlformats.org/drawingml/2006/picture">
+                <pic:nvPicPr>
+                  <pic:cNvPr id="0" name="Picture 1"/>
+                  <pic:cNvPicPr>
+                    <a:picLocks noChangeAspect="1" noChangeArrowheads="1"/>
+                  </pic:cNvPicPr>
+                </pic:nvPicPr>
+                <pic:blipFill>
+                  <a:blip r:embed="rId1">
+                    <a:extLst>
+                      <a:ext uri="{28A0092B-C50C-407E-A947-70E740481C1C}">
+                        <a14:useLocalDpi xmlns:a14="http://schemas.microsoft.com/office/drawing/2010/main" val="0"/>
+                      </a:ext>
+                    </a:extLst>
+                  </a:blip>
+                  <a:srcRect/>
+                  <a:stretch>
+                    <a:fillRect/>
+                  </a:stretch>
+                </pic:blipFill>
+                <pic:spPr bwMode="auto">
+                  <a:xfrm>
+                    <a:off x="0" y="0"/>
+                    <a:ext cx="762000" cy="766445"/>
+                  </a:xfrm>
+                  <a:prstGeom prst="rect">
+                    <a:avLst/>
+                  </a:prstGeom>
+                  <a:noFill/>
+                  <a:ln>
+                    <a:noFill/>
+                  </a:ln>
+                </pic:spPr>
+              </pic:pic>
+            </a:graphicData>
+          </a:graphic>
+        </wp:anchor>
+      </w:drawing>
+    </w:r>
+  </w:p>
+  <w:p>
+    <w:pPr>
+      <w:spacing w:after="60"/>
+      <w:jc w:val="center"/>
+    </w:pPr>
+    <w:r>
+      <w:rPr>
+        <w:b/>
+        <w:bCs/>
+        <w:color w:val="007E45"/>
+        <w:sz w:val="44"/>
+        <w:szCs w:val="44"/>
+      </w:rPr>
+      <w:t>Item Transfer</w:t>
+    </w:r>
+  </w:p>
+  <w:p>
+    <w:pPr>
+      <w:spacing w:after="60"/>
+      <w:jc w:val="center"/>
+    </w:pPr>
+    <w:r>
+      <w:rPr>
+        <w:color w:val="66756D"/>
+        <w:sz w:val="24"/>
+        <w:szCs w:val="24"/>
+      </w:rPr>
+      <w:t>Moving stock from one warehouse to another Fuse Manufacturing — user guide 02</w:t>
+    </w:r>
+  </w:p>
+</w:hdr>
+</file>
+
 <file path=word/numbering.xml><?xml version="1.0" encoding="utf-8"?>
-<w:numbering xmlns:wpc="http://schemas.microsoft.com/office/word/2010/wordprocessingCanvas" xmlns:mc="http://schemas.openxmlformats.org/markup-compatibility/2006" xmlns:o="urn:schemas-microsoft-com:office:office" xmlns:r="http://schemas.openxmlformats.org/officeDocument/2006/relationships" xmlns:m="http://schemas.openxmlformats.org/officeDocument/2006/math" xmlns:v="urn:schemas-microsoft-com:vml" xmlns:wp14="http://schemas.microsoft.com/office/word/2010/wordprocessingDrawing" xmlns:wp="http://schemas.openxmlformats.org/drawingml/2006/wordprocessingDrawing" xmlns:w10="urn:schemas-microsoft-com:office:word" xmlns:w="http://schemas.openxmlformats.org/wordprocessingml/2006/main" xmlns:w14="http://schemas.microsoft.com/office/word/2010/wordml" xmlns:w15="http://schemas.microsoft.com/office/word/2012/wordml" xmlns:wpg="http://schemas.microsoft.com/office/word/2010/wordprocessingGroup" xmlns:wpi="http://schemas.microsoft.com/office/word/2010/wordprocessingInk" xmlns:wne="http://schemas.microsoft.com/office/word/2006/wordml" xmlns:wps="http://schemas.microsoft.com/office/word/2010/wordprocessingShape" mc:Ignorable="w14 w15 wp14">
+<w:numbering xmlns:wpc="http://schemas.microsoft.com/office/word/2010/wordprocessingCanvas" xmlns:cx="http://schemas.microsoft.com/office/drawing/2014/chartex" xmlns:cx1="http://schemas.microsoft.com/office/drawing/2015/9/8/chartex" xmlns:cx2="http://schemas.microsoft.com/office/drawing/2015/10/21/chartex" xmlns:cx3="http://schemas.microsoft.com/office/drawing/2016/5/9/chartex" xmlns:cx4="http://schemas.microsoft.com/office/drawing/2016/5/10/chartex" xmlns:cx5="http://schemas.microsoft.com/office/drawing/2016/5/11/chartex" xmlns:cx6="http://schemas.microsoft.com/office/drawing/2016/5/12/chartex" xmlns:cx7="http://schemas.microsoft.com/office/drawing/2016/5/13/chartex" xmlns:cx8="http://schemas.microsoft.com/office/drawing/2016/5/14/chartex" xmlns:mc="http://schemas.openxmlformats.org/markup-compatibility/2006" xmlns:aink="http://schemas.microsoft.com/office/drawing/2016/ink" xmlns:am3d="http://schemas.microsoft.com/office/drawing/2017/model3d" xmlns:o="urn:schemas-microsoft-com:office:office" xmlns:oel="http://schemas.microsoft.com/office/2019/extlst" xmlns:r="http://schemas.openxmlformats.org/officeDocument/2006/relationships" xmlns:m="http://schemas.openxmlformats.org/officeDocument/2006/math" xmlns:v="urn:schemas-microsoft-com:vml" xmlns:wp14="http://schemas.microsoft.com/office/word/2010/wordprocessingDrawing" xmlns:wp="http://schemas.openxmlformats.org/drawingml/2006/wordprocessingDrawing" xmlns:w10="urn:schemas-microsoft-com:office:word" xmlns:w="http://schemas.openxmlformats.org/wordprocessingml/2006/main" xmlns:w14="http://schemas.microsoft.com/office/word/2010/wordml" xmlns:w15="http://schemas.microsoft.com/office/word/2012/wordml" xmlns:w16cei="http://schemas.microsoft.com/office/word/2026/wordml/cei" xmlns:w16cex="http://schemas.microsoft.com/office/word/2018/wordml/cex" xmlns:w16cid="http://schemas.microsoft.com/office/word/2016/wordml/cid" xmlns:w16="http://schemas.microsoft.com/office/word/2018/wordml" xmlns:w16du="http://schemas.microsoft.com/office/word/2023/wordml/word16du" xmlns:w16sdtdh="http://schemas.microsoft.com/office/word/2020/wordml/sdtdatahash" xmlns:w16sdtfl="http://schemas.microsoft.com/office/word/2024/wordml/sdtformatlock" xmlns:w16se="http://schemas.microsoft.com/office/word/2015/wordml/symex" xmlns:wpg="http://schemas.microsoft.com/office/word/2010/wordprocessingGroup" xmlns:wpi="http://schemas.microsoft.com/office/word/2010/wordprocessingInk" xmlns:wne="http://schemas.microsoft.com/office/word/2006/wordml" xmlns:wps="http://schemas.microsoft.com/office/word/2010/wordprocessingShape" mc:Ignorable="w14 w15 w16se w16cid w16 w16cex w16sdtdh w16sdtfl w16du wp14">
+  <w:abstractNum w:abstractNumId="0" w15:restartNumberingAfterBreak="0">
+    <w:nsid w:val="16961B03"/>
+    <w:multiLevelType w:val="hybridMultilevel"/>
+    <w:tmpl w:val="CC58E9E4"/>
+    <w:lvl w:ilvl="0" w:tplc="84983EEE">
+      <w:start w:val="1"/>
+      <w:numFmt w:val="bullet"/>
+      <w:lvlText w:val="•"/>
+      <w:lvlJc w:val="left"/>
+      <w:pPr>
+        <w:ind w:left="700" w:hanging="360"/>
+      </w:pPr>
+    </w:lvl>
+    <w:lvl w:ilvl="1" w:tplc="ADF0770A">
+      <w:numFmt w:val="decimal"/>
+      <w:lvlText w:val=""/>
+      <w:lvlJc w:val="left"/>
+    </w:lvl>
+    <w:lvl w:ilvl="2" w:tplc="17BA90FC">
+      <w:numFmt w:val="decimal"/>
+      <w:lvlText w:val=""/>
+      <w:lvlJc w:val="left"/>
+    </w:lvl>
+    <w:lvl w:ilvl="3" w:tplc="AEC69468">
+      <w:numFmt w:val="decimal"/>
+      <w:lvlText w:val=""/>
+      <w:lvlJc w:val="left"/>
+    </w:lvl>
+    <w:lvl w:ilvl="4" w:tplc="E89A06C6">
+      <w:numFmt w:val="decimal"/>
+      <w:lvlText w:val=""/>
+      <w:lvlJc w:val="left"/>
+    </w:lvl>
+    <w:lvl w:ilvl="5" w:tplc="599E5440">
+      <w:numFmt w:val="decimal"/>
+      <w:lvlText w:val=""/>
+      <w:lvlJc w:val="left"/>
+    </w:lvl>
+    <w:lvl w:ilvl="6" w:tplc="91B093FC">
+      <w:numFmt w:val="decimal"/>
+      <w:lvlText w:val=""/>
+      <w:lvlJc w:val="left"/>
+    </w:lvl>
+    <w:lvl w:ilvl="7" w:tplc="AB184FAE">
+      <w:numFmt w:val="decimal"/>
+      <w:lvlText w:val=""/>
+      <w:lvlJc w:val="left"/>
+    </w:lvl>
+    <w:lvl w:ilvl="8" w:tplc="4184B6F4">
+      <w:numFmt w:val="decimal"/>
+      <w:lvlText w:val=""/>
+      <w:lvlJc w:val="left"/>
+    </w:lvl>
+  </w:abstractNum>
   <w:abstractNum w:abstractNumId="1" w15:restartNumberingAfterBreak="0">
+    <w:nsid w:val="30C95245"/>
     <w:multiLevelType w:val="hybridMultilevel"/>
-    <w:lvl w:ilvl="0" w15:tentative="1">
+    <w:tmpl w:val="C08C5242"/>
+    <w:lvl w:ilvl="0" w:tplc="1C929368">
       <w:start w:val="1"/>
       <w:numFmt w:val="bullet"/>
       <w:lvlText w:val="●"/>
@@ -3261,7 +3206,7 @@
         <w:ind w:left="720" w:hanging="360"/>
       </w:pPr>
     </w:lvl>
-    <w:lvl w:ilvl="1" w15:tentative="1">
+    <w:lvl w:ilvl="1" w:tplc="805E1880">
       <w:start w:val="1"/>
       <w:numFmt w:val="bullet"/>
       <w:lvlText w:val="○"/>
@@ -3270,7 +3215,7 @@
         <w:ind w:left="1440" w:hanging="360"/>
       </w:pPr>
     </w:lvl>
-    <w:lvl w:ilvl="2" w15:tentative="1">
+    <w:lvl w:ilvl="2" w:tplc="245AEB2C">
       <w:start w:val="1"/>
       <w:numFmt w:val="bullet"/>
       <w:lvlText w:val="■"/>
@@ -3279,7 +3224,7 @@
         <w:ind w:left="2160" w:hanging="360"/>
       </w:pPr>
     </w:lvl>
-    <w:lvl w:ilvl="3" w15:tentative="1">
+    <w:lvl w:ilvl="3" w:tplc="786EA4DE">
       <w:start w:val="1"/>
       <w:numFmt w:val="bullet"/>
       <w:lvlText w:val="●"/>
@@ -3288,7 +3233,7 @@
         <w:ind w:left="2880" w:hanging="360"/>
       </w:pPr>
     </w:lvl>
-    <w:lvl w:ilvl="4" w15:tentative="1">
+    <w:lvl w:ilvl="4" w:tplc="6A90B070">
       <w:start w:val="1"/>
       <w:numFmt w:val="bullet"/>
       <w:lvlText w:val="○"/>
@@ -3297,7 +3242,7 @@
         <w:ind w:left="3600" w:hanging="360"/>
       </w:pPr>
     </w:lvl>
-    <w:lvl w:ilvl="5" w15:tentative="1">
+    <w:lvl w:ilvl="5" w:tplc="427856D6">
       <w:start w:val="1"/>
       <w:numFmt w:val="bullet"/>
       <w:lvlText w:val="■"/>
@@ -3306,7 +3251,7 @@
         <w:ind w:left="4320" w:hanging="360"/>
       </w:pPr>
     </w:lvl>
-    <w:lvl w:ilvl="6" w15:tentative="1">
+    <w:lvl w:ilvl="6" w:tplc="C9766836">
       <w:start w:val="1"/>
       <w:numFmt w:val="bullet"/>
       <w:lvlText w:val="●"/>
@@ -3315,7 +3260,7 @@
         <w:ind w:left="5040" w:hanging="360"/>
       </w:pPr>
     </w:lvl>
-    <w:lvl w:ilvl="7" w15:tentative="1">
+    <w:lvl w:ilvl="7" w:tplc="350ECD86">
       <w:start w:val="1"/>
       <w:numFmt w:val="bullet"/>
       <w:lvlText w:val="●"/>
@@ -3324,7 +3269,7 @@
         <w:ind w:left="5760" w:hanging="360"/>
       </w:pPr>
     </w:lvl>
-    <w:lvl w:ilvl="8" w15:tentative="1">
+    <w:lvl w:ilvl="8" w:tplc="1B4CAA4A">
       <w:start w:val="1"/>
       <w:numFmt w:val="bullet"/>
       <w:lvlText w:val="●"/>
@@ -3335,61 +3280,133 @@
     </w:lvl>
   </w:abstractNum>
   <w:abstractNum w:abstractNumId="2" w15:restartNumberingAfterBreak="0">
+    <w:nsid w:val="3B212141"/>
     <w:multiLevelType w:val="hybridMultilevel"/>
-    <w:lvl w:ilvl="0" w15:tentative="1">
+    <w:tmpl w:val="E0B4E43C"/>
+    <w:lvl w:ilvl="0" w:tplc="8138C522">
       <w:start w:val="1"/>
       <w:numFmt w:val="decimal"/>
       <w:lvlText w:val="%1."/>
-      <w:lvlJc w:val="start"/>
+      <w:lvlJc w:val="left"/>
       <w:pPr>
         <w:ind w:left="700" w:hanging="360"/>
       </w:pPr>
+    </w:lvl>
+    <w:lvl w:ilvl="1" w:tplc="49A495C4">
+      <w:numFmt w:val="decimal"/>
+      <w:lvlText w:val=""/>
+      <w:lvlJc w:val="left"/>
+    </w:lvl>
+    <w:lvl w:ilvl="2" w:tplc="FC2270DC">
+      <w:numFmt w:val="decimal"/>
+      <w:lvlText w:val=""/>
+      <w:lvlJc w:val="left"/>
+    </w:lvl>
+    <w:lvl w:ilvl="3" w:tplc="108623A0">
+      <w:numFmt w:val="decimal"/>
+      <w:lvlText w:val=""/>
+      <w:lvlJc w:val="left"/>
+    </w:lvl>
+    <w:lvl w:ilvl="4" w:tplc="13BC68D8">
+      <w:numFmt w:val="decimal"/>
+      <w:lvlText w:val=""/>
+      <w:lvlJc w:val="left"/>
+    </w:lvl>
+    <w:lvl w:ilvl="5" w:tplc="8F3677C2">
+      <w:numFmt w:val="decimal"/>
+      <w:lvlText w:val=""/>
+      <w:lvlJc w:val="left"/>
+    </w:lvl>
+    <w:lvl w:ilvl="6" w:tplc="CE38DD82">
+      <w:numFmt w:val="decimal"/>
+      <w:lvlText w:val=""/>
+      <w:lvlJc w:val="left"/>
+    </w:lvl>
+    <w:lvl w:ilvl="7" w:tplc="5A3C0754">
+      <w:numFmt w:val="decimal"/>
+      <w:lvlText w:val=""/>
+      <w:lvlJc w:val="left"/>
+    </w:lvl>
+    <w:lvl w:ilvl="8" w:tplc="813E8EE8">
+      <w:numFmt w:val="decimal"/>
+      <w:lvlText w:val=""/>
+      <w:lvlJc w:val="left"/>
     </w:lvl>
   </w:abstractNum>
   <w:abstractNum w:abstractNumId="3" w15:restartNumberingAfterBreak="0">
+    <w:nsid w:val="68E01AD6"/>
     <w:multiLevelType w:val="hybridMultilevel"/>
-    <w:lvl w:ilvl="0" w15:tentative="1">
-      <w:start w:val="1"/>
-      <w:numFmt w:val="bullet"/>
-      <w:lvlText w:val="•"/>
-      <w:lvlJc w:val="start"/>
-      <w:pPr>
-        <w:ind w:left="700" w:hanging="360"/>
-      </w:pPr>
-    </w:lvl>
-  </w:abstractNum>
-  <w:abstractNum w:abstractNumId="4" w15:restartNumberingAfterBreak="0">
-    <w:multiLevelType w:val="hybridMultilevel"/>
-    <w:lvl w:ilvl="0" w15:tentative="1">
+    <w:tmpl w:val="6384589A"/>
+    <w:lvl w:ilvl="0" w:tplc="6B90F9B2">
       <w:start w:val="1"/>
       <w:numFmt w:val="lowerLetter"/>
       <w:lvlText w:val="%1)"/>
-      <w:lvlJc w:val="start"/>
+      <w:lvlJc w:val="left"/>
       <w:pPr>
         <w:ind w:left="1080" w:hanging="340"/>
       </w:pPr>
+    </w:lvl>
+    <w:lvl w:ilvl="1" w:tplc="CA468576">
+      <w:numFmt w:val="decimal"/>
+      <w:lvlText w:val=""/>
+      <w:lvlJc w:val="left"/>
+    </w:lvl>
+    <w:lvl w:ilvl="2" w:tplc="60AACE90">
+      <w:numFmt w:val="decimal"/>
+      <w:lvlText w:val=""/>
+      <w:lvlJc w:val="left"/>
+    </w:lvl>
+    <w:lvl w:ilvl="3" w:tplc="27A68CC2">
+      <w:numFmt w:val="decimal"/>
+      <w:lvlText w:val=""/>
+      <w:lvlJc w:val="left"/>
+    </w:lvl>
+    <w:lvl w:ilvl="4" w:tplc="6302C548">
+      <w:numFmt w:val="decimal"/>
+      <w:lvlText w:val=""/>
+      <w:lvlJc w:val="left"/>
+    </w:lvl>
+    <w:lvl w:ilvl="5" w:tplc="E68C479E">
+      <w:numFmt w:val="decimal"/>
+      <w:lvlText w:val=""/>
+      <w:lvlJc w:val="left"/>
+    </w:lvl>
+    <w:lvl w:ilvl="6" w:tplc="0C4E86EE">
+      <w:numFmt w:val="decimal"/>
+      <w:lvlText w:val=""/>
+      <w:lvlJc w:val="left"/>
+    </w:lvl>
+    <w:lvl w:ilvl="7" w:tplc="DED2D18A">
+      <w:numFmt w:val="decimal"/>
+      <w:lvlText w:val=""/>
+      <w:lvlJc w:val="left"/>
+    </w:lvl>
+    <w:lvl w:ilvl="8" w:tplc="3C74A5FA">
+      <w:numFmt w:val="decimal"/>
+      <w:lvlText w:val=""/>
+      <w:lvlJc w:val="left"/>
     </w:lvl>
   </w:abstractNum>
-  <w:num w:numId="1">
+  <w:num w:numId="1" w16cid:durableId="1045564917">
     <w:abstractNumId w:val="1"/>
     <w:lvlOverride w:ilvl="0">
       <w:startOverride w:val="1"/>
     </w:lvlOverride>
   </w:num>
-  <w:num w:numId="2">
-    <w:abstractNumId w:val="3"/>
+  <w:num w:numId="2" w16cid:durableId="843252041">
+    <w:abstractNumId w:val="0"/>
     <w:lvlOverride w:ilvl="0">
       <w:startOverride w:val="1"/>
     </w:lvlOverride>
   </w:num>
-  <w:num w:numId="3">
+  <w:num w:numId="3" w16cid:durableId="1484392925">
     <w:abstractNumId w:val="2"/>
     <w:lvlOverride w:ilvl="0">
       <w:startOverride w:val="1"/>
     </w:lvlOverride>
   </w:num>
-  <w:num w:numId="4">
-    <w:abstractNumId w:val="4"/>
+  <w:num w:numId="4" w16cid:durableId="1848471803">
+    <w:abstractNumId w:val="3"/>
     <w:lvlOverride w:ilvl="0">
       <w:startOverride w:val="1"/>
     </w:lvlOverride>
@@ -3398,33 +3415,408 @@
 </file>
 
 <file path=word/styles.xml><?xml version="1.0" encoding="utf-8"?>
-<w:styles xmlns:mc="http://schemas.openxmlformats.org/markup-compatibility/2006" xmlns:r="http://schemas.openxmlformats.org/officeDocument/2006/relationships" xmlns:w="http://schemas.openxmlformats.org/wordprocessingml/2006/main" xmlns:w14="http://schemas.microsoft.com/office/word/2010/wordml" xmlns:w15="http://schemas.microsoft.com/office/word/2012/wordml" mc:Ignorable="w14 w15">
+<w:styles xmlns:mc="http://schemas.openxmlformats.org/markup-compatibility/2006" xmlns:r="http://schemas.openxmlformats.org/officeDocument/2006/relationships" xmlns:w="http://schemas.openxmlformats.org/wordprocessingml/2006/main" xmlns:w14="http://schemas.microsoft.com/office/word/2010/wordml" xmlns:w15="http://schemas.microsoft.com/office/word/2012/wordml" xmlns:w16cex="http://schemas.microsoft.com/office/word/2018/wordml/cex" xmlns:w16cid="http://schemas.microsoft.com/office/word/2016/wordml/cid" xmlns:w16="http://schemas.microsoft.com/office/word/2018/wordml" xmlns:w16du="http://schemas.microsoft.com/office/word/2023/wordml/word16du" xmlns:w16sdtdh="http://schemas.microsoft.com/office/word/2020/wordml/sdtdatahash" xmlns:w16sdtfl="http://schemas.microsoft.com/office/word/2024/wordml/sdtformatlock" xmlns:w16se="http://schemas.microsoft.com/office/word/2015/wordml/symex" mc:Ignorable="w14 w15 w16se w16cid w16 w16cex w16sdtdh w16sdtfl w16du">
   <w:docDefaults>
     <w:rPrDefault>
       <w:rPr>
-        <w:rFonts w:ascii="Calibri" w:cs="Calibri" w:eastAsia="Calibri" w:hAnsi="Calibri"/>
+        <w:rFonts w:ascii="Calibri" w:eastAsia="Calibri" w:hAnsi="Calibri" w:cs="Calibri"/>
         <w:color w:val="16241C"/>
         <w:sz w:val="22"/>
         <w:szCs w:val="22"/>
+        <w:lang w:val="en-ZA" w:eastAsia="en-ZA" w:bidi="ar-SA"/>
       </w:rPr>
     </w:rPrDefault>
     <w:pPrDefault/>
   </w:docDefaults>
-  <w:style w:type="paragraph" w:styleId="Title">
-    <w:name w:val="Title"/>
-    <w:basedOn w:val="Normal"/>
-    <w:next w:val="Normal"/>
+  <w:latentStyles w:defLockedState="0" w:defUIPriority="99" w:defSemiHidden="0" w:defUnhideWhenUsed="0" w:defQFormat="0" w:count="376">
+    <w:lsdException w:name="Normal" w:uiPriority="0" w:qFormat="1"/>
+    <w:lsdException w:name="heading 1" w:uiPriority="9" w:qFormat="1"/>
+    <w:lsdException w:name="heading 2" w:semiHidden="1" w:uiPriority="9" w:unhideWhenUsed="1" w:qFormat="1"/>
+    <w:lsdException w:name="heading 3" w:semiHidden="1" w:uiPriority="9" w:unhideWhenUsed="1" w:qFormat="1"/>
+    <w:lsdException w:name="heading 4" w:semiHidden="1" w:uiPriority="9" w:unhideWhenUsed="1" w:qFormat="1"/>
+    <w:lsdException w:name="heading 5" w:semiHidden="1" w:uiPriority="9" w:unhideWhenUsed="1" w:qFormat="1"/>
+    <w:lsdException w:name="heading 6" w:semiHidden="1" w:uiPriority="9" w:unhideWhenUsed="1" w:qFormat="1"/>
+    <w:lsdException w:name="heading 7" w:semiHidden="1" w:uiPriority="9" w:unhideWhenUsed="1" w:qFormat="1"/>
+    <w:lsdException w:name="heading 8" w:semiHidden="1" w:uiPriority="9" w:unhideWhenUsed="1" w:qFormat="1"/>
+    <w:lsdException w:name="heading 9" w:semiHidden="1" w:uiPriority="9" w:unhideWhenUsed="1" w:qFormat="1"/>
+    <w:lsdException w:name="index 1" w:semiHidden="1" w:unhideWhenUsed="1"/>
+    <w:lsdException w:name="index 2" w:semiHidden="1" w:unhideWhenUsed="1"/>
+    <w:lsdException w:name="index 3" w:semiHidden="1" w:unhideWhenUsed="1"/>
+    <w:lsdException w:name="index 4" w:semiHidden="1" w:unhideWhenUsed="1"/>
+    <w:lsdException w:name="index 5" w:semiHidden="1" w:unhideWhenUsed="1"/>
+    <w:lsdException w:name="index 6" w:semiHidden="1" w:unhideWhenUsed="1"/>
+    <w:lsdException w:name="index 7" w:semiHidden="1" w:unhideWhenUsed="1"/>
+    <w:lsdException w:name="index 8" w:semiHidden="1" w:unhideWhenUsed="1"/>
+    <w:lsdException w:name="index 9" w:semiHidden="1" w:unhideWhenUsed="1"/>
+    <w:lsdException w:name="toc 1" w:semiHidden="1" w:uiPriority="39" w:unhideWhenUsed="1"/>
+    <w:lsdException w:name="toc 2" w:semiHidden="1" w:uiPriority="39" w:unhideWhenUsed="1"/>
+    <w:lsdException w:name="toc 3" w:semiHidden="1" w:uiPriority="39" w:unhideWhenUsed="1"/>
+    <w:lsdException w:name="toc 4" w:semiHidden="1" w:uiPriority="39" w:unhideWhenUsed="1"/>
+    <w:lsdException w:name="toc 5" w:semiHidden="1" w:uiPriority="39" w:unhideWhenUsed="1"/>
+    <w:lsdException w:name="toc 6" w:semiHidden="1" w:uiPriority="39" w:unhideWhenUsed="1"/>
+    <w:lsdException w:name="toc 7" w:semiHidden="1" w:uiPriority="39" w:unhideWhenUsed="1"/>
+    <w:lsdException w:name="toc 8" w:semiHidden="1" w:uiPriority="39" w:unhideWhenUsed="1"/>
+    <w:lsdException w:name="toc 9" w:semiHidden="1" w:uiPriority="39" w:unhideWhenUsed="1"/>
+    <w:lsdException w:name="Normal Indent" w:semiHidden="1" w:unhideWhenUsed="1"/>
+    <w:lsdException w:name="footnote text" w:semiHidden="1" w:unhideWhenUsed="1"/>
+    <w:lsdException w:name="annotation text" w:semiHidden="1" w:unhideWhenUsed="1"/>
+    <w:lsdException w:name="header" w:semiHidden="1" w:unhideWhenUsed="1"/>
+    <w:lsdException w:name="footer" w:semiHidden="1" w:unhideWhenUsed="1"/>
+    <w:lsdException w:name="index heading" w:semiHidden="1" w:unhideWhenUsed="1"/>
+    <w:lsdException w:name="caption" w:semiHidden="1" w:uiPriority="35" w:unhideWhenUsed="1" w:qFormat="1"/>
+    <w:lsdException w:name="table of figures" w:semiHidden="1" w:unhideWhenUsed="1"/>
+    <w:lsdException w:name="envelope address" w:semiHidden="1" w:unhideWhenUsed="1"/>
+    <w:lsdException w:name="envelope return" w:semiHidden="1" w:unhideWhenUsed="1"/>
+    <w:lsdException w:name="footnote reference" w:semiHidden="1" w:unhideWhenUsed="1"/>
+    <w:lsdException w:name="annotation reference" w:semiHidden="1" w:unhideWhenUsed="1"/>
+    <w:lsdException w:name="line number" w:semiHidden="1" w:unhideWhenUsed="1"/>
+    <w:lsdException w:name="page number" w:semiHidden="1" w:unhideWhenUsed="1"/>
+    <w:lsdException w:name="endnote reference" w:semiHidden="1" w:unhideWhenUsed="1"/>
+    <w:lsdException w:name="endnote text" w:semiHidden="1" w:unhideWhenUsed="1"/>
+    <w:lsdException w:name="table of authorities" w:semiHidden="1" w:unhideWhenUsed="1"/>
+    <w:lsdException w:name="macro" w:semiHidden="1" w:unhideWhenUsed="1"/>
+    <w:lsdException w:name="toa heading" w:semiHidden="1" w:unhideWhenUsed="1"/>
+    <w:lsdException w:name="List" w:semiHidden="1" w:unhideWhenUsed="1"/>
+    <w:lsdException w:name="List Bullet" w:semiHidden="1" w:unhideWhenUsed="1"/>
+    <w:lsdException w:name="List Number" w:semiHidden="1" w:unhideWhenUsed="1"/>
+    <w:lsdException w:name="List 2" w:semiHidden="1" w:unhideWhenUsed="1"/>
+    <w:lsdException w:name="List 3" w:semiHidden="1" w:unhideWhenUsed="1"/>
+    <w:lsdException w:name="List 4" w:semiHidden="1" w:unhideWhenUsed="1"/>
+    <w:lsdException w:name="List 5" w:semiHidden="1" w:unhideWhenUsed="1"/>
+    <w:lsdException w:name="List Bullet 2" w:semiHidden="1" w:unhideWhenUsed="1"/>
+    <w:lsdException w:name="List Bullet 3" w:semiHidden="1" w:unhideWhenUsed="1"/>
+    <w:lsdException w:name="List Bullet 4" w:semiHidden="1" w:unhideWhenUsed="1"/>
+    <w:lsdException w:name="List Bullet 5" w:semiHidden="1" w:unhideWhenUsed="1"/>
+    <w:lsdException w:name="List Number 2" w:semiHidden="1" w:unhideWhenUsed="1"/>
+    <w:lsdException w:name="List Number 3" w:semiHidden="1" w:unhideWhenUsed="1"/>
+    <w:lsdException w:name="List Number 4" w:semiHidden="1" w:unhideWhenUsed="1"/>
+    <w:lsdException w:name="List Number 5" w:semiHidden="1" w:unhideWhenUsed="1"/>
+    <w:lsdException w:name="Title" w:uiPriority="10" w:qFormat="1"/>
+    <w:lsdException w:name="Closing" w:semiHidden="1" w:unhideWhenUsed="1"/>
+    <w:lsdException w:name="Signature" w:semiHidden="1" w:unhideWhenUsed="1"/>
+    <w:lsdException w:name="Default Paragraph Font" w:semiHidden="1" w:uiPriority="1" w:unhideWhenUsed="1"/>
+    <w:lsdException w:name="Body Text" w:semiHidden="1" w:unhideWhenUsed="1"/>
+    <w:lsdException w:name="Body Text Indent" w:semiHidden="1" w:unhideWhenUsed="1"/>
+    <w:lsdException w:name="List Continue" w:semiHidden="1" w:unhideWhenUsed="1"/>
+    <w:lsdException w:name="List Continue 2" w:semiHidden="1" w:unhideWhenUsed="1"/>
+    <w:lsdException w:name="List Continue 3" w:semiHidden="1" w:unhideWhenUsed="1"/>
+    <w:lsdException w:name="List Continue 4" w:semiHidden="1" w:unhideWhenUsed="1"/>
+    <w:lsdException w:name="List Continue 5" w:semiHidden="1" w:unhideWhenUsed="1"/>
+    <w:lsdException w:name="Message Header" w:semiHidden="1" w:unhideWhenUsed="1"/>
+    <w:lsdException w:name="Subtitle" w:uiPriority="11" w:qFormat="1"/>
+    <w:lsdException w:name="Salutation" w:semiHidden="1" w:unhideWhenUsed="1"/>
+    <w:lsdException w:name="Date" w:semiHidden="1" w:unhideWhenUsed="1"/>
+    <w:lsdException w:name="Body Text First Indent" w:semiHidden="1" w:unhideWhenUsed="1"/>
+    <w:lsdException w:name="Body Text First Indent 2" w:semiHidden="1" w:unhideWhenUsed="1"/>
+    <w:lsdException w:name="Note Heading" w:semiHidden="1" w:unhideWhenUsed="1"/>
+    <w:lsdException w:name="Body Text 2" w:semiHidden="1" w:unhideWhenUsed="1"/>
+    <w:lsdException w:name="Body Text 3" w:semiHidden="1" w:unhideWhenUsed="1"/>
+    <w:lsdException w:name="Body Text Indent 2" w:semiHidden="1" w:unhideWhenUsed="1"/>
+    <w:lsdException w:name="Body Text Indent 3" w:semiHidden="1" w:unhideWhenUsed="1"/>
+    <w:lsdException w:name="Block Text" w:semiHidden="1" w:unhideWhenUsed="1"/>
+    <w:lsdException w:name="Hyperlink" w:semiHidden="1" w:unhideWhenUsed="1"/>
+    <w:lsdException w:name="FollowedHyperlink" w:semiHidden="1" w:unhideWhenUsed="1"/>
+    <w:lsdException w:name="Strong" w:uiPriority="22" w:qFormat="1"/>
+    <w:lsdException w:name="Emphasis" w:uiPriority="20" w:qFormat="1"/>
+    <w:lsdException w:name="Document Map" w:semiHidden="1" w:unhideWhenUsed="1"/>
+    <w:lsdException w:name="Plain Text" w:semiHidden="1" w:unhideWhenUsed="1"/>
+    <w:lsdException w:name="E-mail Signature" w:semiHidden="1" w:unhideWhenUsed="1"/>
+    <w:lsdException w:name="HTML Top of Form" w:semiHidden="1" w:unhideWhenUsed="1"/>
+    <w:lsdException w:name="HTML Bottom of Form" w:semiHidden="1" w:unhideWhenUsed="1"/>
+    <w:lsdException w:name="Normal (Web)" w:semiHidden="1" w:unhideWhenUsed="1"/>
+    <w:lsdException w:name="HTML Acronym" w:semiHidden="1" w:unhideWhenUsed="1"/>
+    <w:lsdException w:name="HTML Address" w:semiHidden="1" w:unhideWhenUsed="1"/>
+    <w:lsdException w:name="HTML Cite" w:semiHidden="1" w:unhideWhenUsed="1"/>
+    <w:lsdException w:name="HTML Code" w:semiHidden="1" w:unhideWhenUsed="1"/>
+    <w:lsdException w:name="HTML Definition" w:semiHidden="1" w:unhideWhenUsed="1"/>
+    <w:lsdException w:name="HTML Keyboard" w:semiHidden="1" w:unhideWhenUsed="1"/>
+    <w:lsdException w:name="HTML Preformatted" w:semiHidden="1" w:unhideWhenUsed="1"/>
+    <w:lsdException w:name="HTML Sample" w:semiHidden="1" w:unhideWhenUsed="1"/>
+    <w:lsdException w:name="HTML Typewriter" w:semiHidden="1" w:unhideWhenUsed="1"/>
+    <w:lsdException w:name="HTML Variable" w:semiHidden="1" w:unhideWhenUsed="1"/>
+    <w:lsdException w:name="Normal Table" w:semiHidden="1" w:unhideWhenUsed="1"/>
+    <w:lsdException w:name="annotation subject" w:semiHidden="1" w:unhideWhenUsed="1"/>
+    <w:lsdException w:name="No List" w:semiHidden="1" w:unhideWhenUsed="1"/>
+    <w:lsdException w:name="Outline List 1" w:semiHidden="1" w:unhideWhenUsed="1"/>
+    <w:lsdException w:name="Outline List 2" w:semiHidden="1" w:unhideWhenUsed="1"/>
+    <w:lsdException w:name="Outline List 3" w:semiHidden="1" w:unhideWhenUsed="1"/>
+    <w:lsdException w:name="Table Simple 1" w:semiHidden="1" w:unhideWhenUsed="1"/>
+    <w:lsdException w:name="Table Simple 2" w:semiHidden="1" w:unhideWhenUsed="1"/>
+    <w:lsdException w:name="Table Simple 3" w:semiHidden="1" w:unhideWhenUsed="1"/>
+    <w:lsdException w:name="Table Classic 1" w:semiHidden="1" w:unhideWhenUsed="1"/>
+    <w:lsdException w:name="Table Classic 2" w:semiHidden="1" w:unhideWhenUsed="1"/>
+    <w:lsdException w:name="Table Classic 3" w:semiHidden="1" w:unhideWhenUsed="1"/>
+    <w:lsdException w:name="Table Classic 4" w:semiHidden="1" w:unhideWhenUsed="1"/>
+    <w:lsdException w:name="Table Colorful 1" w:semiHidden="1" w:unhideWhenUsed="1"/>
+    <w:lsdException w:name="Table Colorful 2" w:semiHidden="1" w:unhideWhenUsed="1"/>
+    <w:lsdException w:name="Table Colorful 3" w:semiHidden="1" w:unhideWhenUsed="1"/>
+    <w:lsdException w:name="Table Columns 1" w:semiHidden="1" w:unhideWhenUsed="1"/>
+    <w:lsdException w:name="Table Columns 2" w:semiHidden="1" w:unhideWhenUsed="1"/>
+    <w:lsdException w:name="Table Columns 3" w:semiHidden="1" w:unhideWhenUsed="1"/>
+    <w:lsdException w:name="Table Columns 4" w:semiHidden="1" w:unhideWhenUsed="1"/>
+    <w:lsdException w:name="Table Columns 5" w:semiHidden="1" w:unhideWhenUsed="1"/>
+    <w:lsdException w:name="Table Grid 1" w:semiHidden="1" w:unhideWhenUsed="1"/>
+    <w:lsdException w:name="Table Grid 2" w:semiHidden="1" w:unhideWhenUsed="1"/>
+    <w:lsdException w:name="Table Grid 3" w:semiHidden="1" w:unhideWhenUsed="1"/>
+    <w:lsdException w:name="Table Grid 4" w:semiHidden="1" w:unhideWhenUsed="1"/>
+    <w:lsdException w:name="Table Grid 5" w:semiHidden="1" w:unhideWhenUsed="1"/>
+    <w:lsdException w:name="Table Grid 6" w:semiHidden="1" w:unhideWhenUsed="1"/>
+    <w:lsdException w:name="Table Grid 7" w:semiHidden="1" w:unhideWhenUsed="1"/>
+    <w:lsdException w:name="Table Grid 8" w:semiHidden="1" w:unhideWhenUsed="1"/>
+    <w:lsdException w:name="Table List 1" w:semiHidden="1" w:unhideWhenUsed="1"/>
+    <w:lsdException w:name="Table List 2" w:semiHidden="1" w:unhideWhenUsed="1"/>
+    <w:lsdException w:name="Table List 3" w:semiHidden="1" w:unhideWhenUsed="1"/>
+    <w:lsdException w:name="Table List 4" w:semiHidden="1" w:unhideWhenUsed="1"/>
+    <w:lsdException w:name="Table List 5" w:semiHidden="1" w:unhideWhenUsed="1"/>
+    <w:lsdException w:name="Table List 6" w:semiHidden="1" w:unhideWhenUsed="1"/>
+    <w:lsdException w:name="Table List 7" w:semiHidden="1" w:unhideWhenUsed="1"/>
+    <w:lsdException w:name="Table List 8" w:semiHidden="1" w:unhideWhenUsed="1"/>
+    <w:lsdException w:name="Table 3D effects 1" w:semiHidden="1" w:unhideWhenUsed="1"/>
+    <w:lsdException w:name="Table 3D effects 2" w:semiHidden="1" w:unhideWhenUsed="1"/>
+    <w:lsdException w:name="Table 3D effects 3" w:semiHidden="1" w:unhideWhenUsed="1"/>
+    <w:lsdException w:name="Table Contemporary" w:semiHidden="1" w:unhideWhenUsed="1"/>
+    <w:lsdException w:name="Table Elegant" w:semiHidden="1" w:unhideWhenUsed="1"/>
+    <w:lsdException w:name="Table Professional" w:semiHidden="1" w:unhideWhenUsed="1"/>
+    <w:lsdException w:name="Table Subtle 1" w:semiHidden="1" w:unhideWhenUsed="1"/>
+    <w:lsdException w:name="Table Subtle 2" w:semiHidden="1" w:unhideWhenUsed="1"/>
+    <w:lsdException w:name="Table Web 1" w:semiHidden="1" w:unhideWhenUsed="1"/>
+    <w:lsdException w:name="Table Web 2" w:semiHidden="1" w:unhideWhenUsed="1"/>
+    <w:lsdException w:name="Table Web 3" w:semiHidden="1" w:unhideWhenUsed="1"/>
+    <w:lsdException w:name="Balloon Text" w:semiHidden="1" w:unhideWhenUsed="1"/>
+    <w:lsdException w:name="Table Grid" w:uiPriority="39"/>
+    <w:lsdException w:name="Table Theme" w:semiHidden="1" w:unhideWhenUsed="1"/>
+    <w:lsdException w:name="Placeholder Text" w:semiHidden="1"/>
+    <w:lsdException w:name="No Spacing" w:uiPriority="1" w:qFormat="1"/>
+    <w:lsdException w:name="Light Shading" w:uiPriority="60"/>
+    <w:lsdException w:name="Light List" w:uiPriority="61"/>
+    <w:lsdException w:name="Light Grid" w:uiPriority="62"/>
+    <w:lsdException w:name="Medium Shading 1" w:uiPriority="63"/>
+    <w:lsdException w:name="Medium Shading 2" w:uiPriority="64"/>
+    <w:lsdException w:name="Medium List 1" w:uiPriority="65"/>
+    <w:lsdException w:name="Medium List 2" w:uiPriority="66"/>
+    <w:lsdException w:name="Medium Grid 1" w:uiPriority="67"/>
+    <w:lsdException w:name="Medium Grid 2" w:uiPriority="68"/>
+    <w:lsdException w:name="Medium Grid 3" w:uiPriority="69"/>
+    <w:lsdException w:name="Dark List" w:uiPriority="70"/>
+    <w:lsdException w:name="Colorful Shading" w:uiPriority="71"/>
+    <w:lsdException w:name="Colorful List" w:uiPriority="72"/>
+    <w:lsdException w:name="Colorful Grid" w:uiPriority="73"/>
+    <w:lsdException w:name="Light Shading Accent 1" w:uiPriority="60"/>
+    <w:lsdException w:name="Light List Accent 1" w:uiPriority="61"/>
+    <w:lsdException w:name="Light Grid Accent 1" w:uiPriority="62"/>
+    <w:lsdException w:name="Medium Shading 1 Accent 1" w:uiPriority="63"/>
+    <w:lsdException w:name="Medium Shading 2 Accent 1" w:uiPriority="64"/>
+    <w:lsdException w:name="Medium List 1 Accent 1" w:uiPriority="65"/>
+    <w:lsdException w:name="Revision" w:semiHidden="1"/>
+    <w:lsdException w:name="List Paragraph" w:uiPriority="34" w:qFormat="1"/>
+    <w:lsdException w:name="Quote" w:uiPriority="29" w:qFormat="1"/>
+    <w:lsdException w:name="Intense Quote" w:uiPriority="30" w:qFormat="1"/>
+    <w:lsdException w:name="Medium List 2 Accent 1" w:uiPriority="66"/>
+    <w:lsdException w:name="Medium Grid 1 Accent 1" w:uiPriority="67"/>
+    <w:lsdException w:name="Medium Grid 2 Accent 1" w:uiPriority="68"/>
+    <w:lsdException w:name="Medium Grid 3 Accent 1" w:uiPriority="69"/>
+    <w:lsdException w:name="Dark List Accent 1" w:uiPriority="70"/>
+    <w:lsdException w:name="Colorful Shading Accent 1" w:uiPriority="71"/>
+    <w:lsdException w:name="Colorful List Accent 1" w:uiPriority="72"/>
+    <w:lsdException w:name="Colorful Grid Accent 1" w:uiPriority="73"/>
+    <w:lsdException w:name="Light Shading Accent 2" w:uiPriority="60"/>
+    <w:lsdException w:name="Light List Accent 2" w:uiPriority="61"/>
+    <w:lsdException w:name="Light Grid Accent 2" w:uiPriority="62"/>
+    <w:lsdException w:name="Medium Shading 1 Accent 2" w:uiPriority="63"/>
+    <w:lsdException w:name="Medium Shading 2 Accent 2" w:uiPriority="64"/>
+    <w:lsdException w:name="Medium List 1 Accent 2" w:uiPriority="65"/>
+    <w:lsdException w:name="Medium List 2 Accent 2" w:uiPriority="66"/>
+    <w:lsdException w:name="Medium Grid 1 Accent 2" w:uiPriority="67"/>
+    <w:lsdException w:name="Medium Grid 2 Accent 2" w:uiPriority="68"/>
+    <w:lsdException w:name="Medium Grid 3 Accent 2" w:uiPriority="69"/>
+    <w:lsdException w:name="Dark List Accent 2" w:uiPriority="70"/>
+    <w:lsdException w:name="Colorful Shading Accent 2" w:uiPriority="71"/>
+    <w:lsdException w:name="Colorful List Accent 2" w:uiPriority="72"/>
+    <w:lsdException w:name="Colorful Grid Accent 2" w:uiPriority="73"/>
+    <w:lsdException w:name="Light Shading Accent 3" w:uiPriority="60"/>
+    <w:lsdException w:name="Light List Accent 3" w:uiPriority="61"/>
+    <w:lsdException w:name="Light Grid Accent 3" w:uiPriority="62"/>
+    <w:lsdException w:name="Medium Shading 1 Accent 3" w:uiPriority="63"/>
+    <w:lsdException w:name="Medium Shading 2 Accent 3" w:uiPriority="64"/>
+    <w:lsdException w:name="Medium List 1 Accent 3" w:uiPriority="65"/>
+    <w:lsdException w:name="Medium List 2 Accent 3" w:uiPriority="66"/>
+    <w:lsdException w:name="Medium Grid 1 Accent 3" w:uiPriority="67"/>
+    <w:lsdException w:name="Medium Grid 2 Accent 3" w:uiPriority="68"/>
+    <w:lsdException w:name="Medium Grid 3 Accent 3" w:uiPriority="69"/>
+    <w:lsdException w:name="Dark List Accent 3" w:uiPriority="70"/>
+    <w:lsdException w:name="Colorful Shading Accent 3" w:uiPriority="71"/>
+    <w:lsdException w:name="Colorful List Accent 3" w:uiPriority="72"/>
+    <w:lsdException w:name="Colorful Grid Accent 3" w:uiPriority="73"/>
+    <w:lsdException w:name="Light Shading Accent 4" w:uiPriority="60"/>
+    <w:lsdException w:name="Light List Accent 4" w:uiPriority="61"/>
+    <w:lsdException w:name="Light Grid Accent 4" w:uiPriority="62"/>
+    <w:lsdException w:name="Medium Shading 1 Accent 4" w:uiPriority="63"/>
+    <w:lsdException w:name="Medium Shading 2 Accent 4" w:uiPriority="64"/>
+    <w:lsdException w:name="Medium List 1 Accent 4" w:uiPriority="65"/>
+    <w:lsdException w:name="Medium List 2 Accent 4" w:uiPriority="66"/>
+    <w:lsdException w:name="Medium Grid 1 Accent 4" w:uiPriority="67"/>
+    <w:lsdException w:name="Medium Grid 2 Accent 4" w:uiPriority="68"/>
+    <w:lsdException w:name="Medium Grid 3 Accent 4" w:uiPriority="69"/>
+    <w:lsdException w:name="Dark List Accent 4" w:uiPriority="70"/>
+    <w:lsdException w:name="Colorful Shading Accent 4" w:uiPriority="71"/>
+    <w:lsdException w:name="Colorful List Accent 4" w:uiPriority="72"/>
+    <w:lsdException w:name="Colorful Grid Accent 4" w:uiPriority="73"/>
+    <w:lsdException w:name="Light Shading Accent 5" w:uiPriority="60"/>
+    <w:lsdException w:name="Light List Accent 5" w:uiPriority="61"/>
+    <w:lsdException w:name="Light Grid Accent 5" w:uiPriority="62"/>
+    <w:lsdException w:name="Medium Shading 1 Accent 5" w:uiPriority="63"/>
+    <w:lsdException w:name="Medium Shading 2 Accent 5" w:uiPriority="64"/>
+    <w:lsdException w:name="Medium List 1 Accent 5" w:uiPriority="65"/>
+    <w:lsdException w:name="Medium List 2 Accent 5" w:uiPriority="66"/>
+    <w:lsdException w:name="Medium Grid 1 Accent 5" w:uiPriority="67"/>
+    <w:lsdException w:name="Medium Grid 2 Accent 5" w:uiPriority="68"/>
+    <w:lsdException w:name="Medium Grid 3 Accent 5" w:uiPriority="69"/>
+    <w:lsdException w:name="Dark List Accent 5" w:uiPriority="70"/>
+    <w:lsdException w:name="Colorful Shading Accent 5" w:uiPriority="71"/>
+    <w:lsdException w:name="Colorful List Accent 5" w:uiPriority="72"/>
+    <w:lsdException w:name="Colorful Grid Accent 5" w:uiPriority="73"/>
+    <w:lsdException w:name="Light Shading Accent 6" w:uiPriority="60"/>
+    <w:lsdException w:name="Light List Accent 6" w:uiPriority="61"/>
+    <w:lsdException w:name="Light Grid Accent 6" w:uiPriority="62"/>
+    <w:lsdException w:name="Medium Shading 1 Accent 6" w:uiPriority="63"/>
+    <w:lsdException w:name="Medium Shading 2 Accent 6" w:uiPriority="64"/>
+    <w:lsdException w:name="Medium List 1 Accent 6" w:uiPriority="65"/>
+    <w:lsdException w:name="Medium List 2 Accent 6" w:uiPriority="66"/>
+    <w:lsdException w:name="Medium Grid 1 Accent 6" w:uiPriority="67"/>
+    <w:lsdException w:name="Medium Grid 2 Accent 6" w:uiPriority="68"/>
+    <w:lsdException w:name="Medium Grid 3 Accent 6" w:uiPriority="69"/>
+    <w:lsdException w:name="Dark List Accent 6" w:uiPriority="70"/>
+    <w:lsdException w:name="Colorful Shading Accent 6" w:uiPriority="71"/>
+    <w:lsdException w:name="Colorful List Accent 6" w:uiPriority="72"/>
+    <w:lsdException w:name="Colorful Grid Accent 6" w:uiPriority="73"/>
+    <w:lsdException w:name="Subtle Emphasis" w:uiPriority="19" w:qFormat="1"/>
+    <w:lsdException w:name="Intense Emphasis" w:uiPriority="21" w:qFormat="1"/>
+    <w:lsdException w:name="Subtle Reference" w:uiPriority="31" w:qFormat="1"/>
+    <w:lsdException w:name="Intense Reference" w:uiPriority="32" w:qFormat="1"/>
+    <w:lsdException w:name="Book Title" w:uiPriority="33" w:qFormat="1"/>
+    <w:lsdException w:name="Bibliography" w:semiHidden="1" w:uiPriority="37" w:unhideWhenUsed="1"/>
+    <w:lsdException w:name="TOC Heading" w:semiHidden="1" w:uiPriority="39" w:unhideWhenUsed="1" w:qFormat="1"/>
+    <w:lsdException w:name="Plain Table 1" w:uiPriority="41"/>
+    <w:lsdException w:name="Plain Table 2" w:uiPriority="42"/>
+    <w:lsdException w:name="Plain Table 3" w:uiPriority="43"/>
+    <w:lsdException w:name="Plain Table 4" w:uiPriority="44"/>
+    <w:lsdException w:name="Plain Table 5" w:uiPriority="45"/>
+    <w:lsdException w:name="Grid Table Light" w:uiPriority="40"/>
+    <w:lsdException w:name="Grid Table 1 Light" w:uiPriority="46"/>
+    <w:lsdException w:name="Grid Table 2" w:uiPriority="47"/>
+    <w:lsdException w:name="Grid Table 3" w:uiPriority="48"/>
+    <w:lsdException w:name="Grid Table 4" w:uiPriority="49"/>
+    <w:lsdException w:name="Grid Table 5 Dark" w:uiPriority="50"/>
+    <w:lsdException w:name="Grid Table 6 Colorful" w:uiPriority="51"/>
+    <w:lsdException w:name="Grid Table 7 Colorful" w:uiPriority="52"/>
+    <w:lsdException w:name="Grid Table 1 Light Accent 1" w:uiPriority="46"/>
+    <w:lsdException w:name="Grid Table 2 Accent 1" w:uiPriority="47"/>
+    <w:lsdException w:name="Grid Table 3 Accent 1" w:uiPriority="48"/>
+    <w:lsdException w:name="Grid Table 4 Accent 1" w:uiPriority="49"/>
+    <w:lsdException w:name="Grid Table 5 Dark Accent 1" w:uiPriority="50"/>
+    <w:lsdException w:name="Grid Table 6 Colorful Accent 1" w:uiPriority="51"/>
+    <w:lsdException w:name="Grid Table 7 Colorful Accent 1" w:uiPriority="52"/>
+    <w:lsdException w:name="Grid Table 1 Light Accent 2" w:uiPriority="46"/>
+    <w:lsdException w:name="Grid Table 2 Accent 2" w:uiPriority="47"/>
+    <w:lsdException w:name="Grid Table 3 Accent 2" w:uiPriority="48"/>
+    <w:lsdException w:name="Grid Table 4 Accent 2" w:uiPriority="49"/>
+    <w:lsdException w:name="Grid Table 5 Dark Accent 2" w:uiPriority="50"/>
+    <w:lsdException w:name="Grid Table 6 Colorful Accent 2" w:uiPriority="51"/>
+    <w:lsdException w:name="Grid Table 7 Colorful Accent 2" w:uiPriority="52"/>
+    <w:lsdException w:name="Grid Table 1 Light Accent 3" w:uiPriority="46"/>
+    <w:lsdException w:name="Grid Table 2 Accent 3" w:uiPriority="47"/>
+    <w:lsdException w:name="Grid Table 3 Accent 3" w:uiPriority="48"/>
+    <w:lsdException w:name="Grid Table 4 Accent 3" w:uiPriority="49"/>
+    <w:lsdException w:name="Grid Table 5 Dark Accent 3" w:uiPriority="50"/>
+    <w:lsdException w:name="Grid Table 6 Colorful Accent 3" w:uiPriority="51"/>
+    <w:lsdException w:name="Grid Table 7 Colorful Accent 3" w:uiPriority="52"/>
+    <w:lsdException w:name="Grid Table 1 Light Accent 4" w:uiPriority="46"/>
+    <w:lsdException w:name="Grid Table 2 Accent 4" w:uiPriority="47"/>
+    <w:lsdException w:name="Grid Table 3 Accent 4" w:uiPriority="48"/>
+    <w:lsdException w:name="Grid Table 4 Accent 4" w:uiPriority="49"/>
+    <w:lsdException w:name="Grid Table 5 Dark Accent 4" w:uiPriority="50"/>
+    <w:lsdException w:name="Grid Table 6 Colorful Accent 4" w:uiPriority="51"/>
+    <w:lsdException w:name="Grid Table 7 Colorful Accent 4" w:uiPriority="52"/>
+    <w:lsdException w:name="Grid Table 1 Light Accent 5" w:uiPriority="46"/>
+    <w:lsdException w:name="Grid Table 2 Accent 5" w:uiPriority="47"/>
+    <w:lsdException w:name="Grid Table 3 Accent 5" w:uiPriority="48"/>
+    <w:lsdException w:name="Grid Table 4 Accent 5" w:uiPriority="49"/>
+    <w:lsdException w:name="Grid Table 5 Dark Accent 5" w:uiPriority="50"/>
+    <w:lsdException w:name="Grid Table 6 Colorful Accent 5" w:uiPriority="51"/>
+    <w:lsdException w:name="Grid Table 7 Colorful Accent 5" w:uiPriority="52"/>
+    <w:lsdException w:name="Grid Table 1 Light Accent 6" w:uiPriority="46"/>
+    <w:lsdException w:name="Grid Table 2 Accent 6" w:uiPriority="47"/>
+    <w:lsdException w:name="Grid Table 3 Accent 6" w:uiPriority="48"/>
+    <w:lsdException w:name="Grid Table 4 Accent 6" w:uiPriority="49"/>
+    <w:lsdException w:name="Grid Table 5 Dark Accent 6" w:uiPriority="50"/>
+    <w:lsdException w:name="Grid Table 6 Colorful Accent 6" w:uiPriority="51"/>
+    <w:lsdException w:name="Grid Table 7 Colorful Accent 6" w:uiPriority="52"/>
+    <w:lsdException w:name="List Table 1 Light" w:uiPriority="46"/>
+    <w:lsdException w:name="List Table 2" w:uiPriority="47"/>
+    <w:lsdException w:name="List Table 3" w:uiPriority="48"/>
+    <w:lsdException w:name="List Table 4" w:uiPriority="49"/>
+    <w:lsdException w:name="List Table 5 Dark" w:uiPriority="50"/>
+    <w:lsdException w:name="List Table 6 Colorful" w:uiPriority="51"/>
+    <w:lsdException w:name="List Table 7 Colorful" w:uiPriority="52"/>
+    <w:lsdException w:name="List Table 1 Light Accent 1" w:uiPriority="46"/>
+    <w:lsdException w:name="List Table 2 Accent 1" w:uiPriority="47"/>
+    <w:lsdException w:name="List Table 3 Accent 1" w:uiPriority="48"/>
+    <w:lsdException w:name="List Table 4 Accent 1" w:uiPriority="49"/>
+    <w:lsdException w:name="List Table 5 Dark Accent 1" w:uiPriority="50"/>
+    <w:lsdException w:name="List Table 6 Colorful Accent 1" w:uiPriority="51"/>
+    <w:lsdException w:name="List Table 7 Colorful Accent 1" w:uiPriority="52"/>
+    <w:lsdException w:name="List Table 1 Light Accent 2" w:uiPriority="46"/>
+    <w:lsdException w:name="List Table 2 Accent 2" w:uiPriority="47"/>
+    <w:lsdException w:name="List Table 3 Accent 2" w:uiPriority="48"/>
+    <w:lsdException w:name="List Table 4 Accent 2" w:uiPriority="49"/>
+    <w:lsdException w:name="List Table 5 Dark Accent 2" w:uiPriority="50"/>
+    <w:lsdException w:name="List Table 6 Colorful Accent 2" w:uiPriority="51"/>
+    <w:lsdException w:name="List Table 7 Colorful Accent 2" w:uiPriority="52"/>
+    <w:lsdException w:name="List Table 1 Light Accent 3" w:uiPriority="46"/>
+    <w:lsdException w:name="List Table 2 Accent 3" w:uiPriority="47"/>
+    <w:lsdException w:name="List Table 3 Accent 3" w:uiPriority="48"/>
+    <w:lsdException w:name="List Table 4 Accent 3" w:uiPriority="49"/>
+    <w:lsdException w:name="List Table 5 Dark Accent 3" w:uiPriority="50"/>
+    <w:lsdException w:name="List Table 6 Colorful Accent 3" w:uiPriority="51"/>
+    <w:lsdException w:name="List Table 7 Colorful Accent 3" w:uiPriority="52"/>
+    <w:lsdException w:name="List Table 1 Light Accent 4" w:uiPriority="46"/>
+    <w:lsdException w:name="List Table 2 Accent 4" w:uiPriority="47"/>
+    <w:lsdException w:name="List Table 3 Accent 4" w:uiPriority="48"/>
+    <w:lsdException w:name="List Table 4 Accent 4" w:uiPriority="49"/>
+    <w:lsdException w:name="List Table 5 Dark Accent 4" w:uiPriority="50"/>
+    <w:lsdException w:name="List Table 6 Colorful Accent 4" w:uiPriority="51"/>
+    <w:lsdException w:name="List Table 7 Colorful Accent 4" w:uiPriority="52"/>
+    <w:lsdException w:name="List Table 1 Light Accent 5" w:uiPriority="46"/>
+    <w:lsdException w:name="List Table 2 Accent 5" w:uiPriority="47"/>
+    <w:lsdException w:name="List Table 3 Accent 5" w:uiPriority="48"/>
+    <w:lsdException w:name="List Table 4 Accent 5" w:uiPriority="49"/>
+    <w:lsdException w:name="List Table 5 Dark Accent 5" w:uiPriority="50"/>
+    <w:lsdException w:name="List Table 6 Colorful Accent 5" w:uiPriority="51"/>
+    <w:lsdException w:name="List Table 7 Colorful Accent 5" w:uiPriority="52"/>
+    <w:lsdException w:name="List Table 1 Light Accent 6" w:uiPriority="46"/>
+    <w:lsdException w:name="List Table 2 Accent 6" w:uiPriority="47"/>
+    <w:lsdException w:name="List Table 3 Accent 6" w:uiPriority="48"/>
+    <w:lsdException w:name="List Table 4 Accent 6" w:uiPriority="49"/>
+    <w:lsdException w:name="List Table 5 Dark Accent 6" w:uiPriority="50"/>
+    <w:lsdException w:name="List Table 6 Colorful Accent 6" w:uiPriority="51"/>
+    <w:lsdException w:name="List Table 7 Colorful Accent 6" w:uiPriority="52"/>
+    <w:lsdException w:name="Mention" w:semiHidden="1" w:unhideWhenUsed="1"/>
+    <w:lsdException w:name="Smart Hyperlink" w:semiHidden="1" w:unhideWhenUsed="1"/>
+    <w:lsdException w:name="Hashtag" w:semiHidden="1" w:unhideWhenUsed="1"/>
+    <w:lsdException w:name="Unresolved Mention" w:semiHidden="1" w:unhideWhenUsed="1"/>
+    <w:lsdException w:name="Smart Link" w:semiHidden="1" w:unhideWhenUsed="1"/>
+  </w:latentStyles>
+  <w:style w:type="paragraph" w:default="1" w:styleId="Normal">
+    <w:name w:val="Normal"/>
     <w:qFormat/>
-    <w:rPr>
-      <w:sz w:val="56"/>
-      <w:szCs w:val="56"/>
-    </w:rPr>
   </w:style>
   <w:style w:type="paragraph" w:styleId="Heading1">
-    <w:name w:val="Heading 1"/>
-    <w:basedOn w:val="Normal"/>
-    <w:next w:val="Normal"/>
+    <w:name w:val="heading 1"/>
+    <w:uiPriority w:val="9"/>
     <w:qFormat/>
+    <w:pPr>
+      <w:outlineLvl w:val="0"/>
+    </w:pPr>
     <w:rPr>
       <w:color w:val="2E74B5"/>
       <w:sz w:val="32"/>
@@ -3432,10 +3824,13 @@
     </w:rPr>
   </w:style>
   <w:style w:type="paragraph" w:styleId="Heading2">
-    <w:name w:val="Heading 2"/>
-    <w:basedOn w:val="Normal"/>
-    <w:next w:val="Normal"/>
+    <w:name w:val="heading 2"/>
+    <w:uiPriority w:val="9"/>
+    <w:unhideWhenUsed/>
     <w:qFormat/>
+    <w:pPr>
+      <w:outlineLvl w:val="1"/>
+    </w:pPr>
     <w:rPr>
       <w:color w:val="2E74B5"/>
       <w:sz w:val="26"/>
@@ -3443,10 +3838,14 @@
     </w:rPr>
   </w:style>
   <w:style w:type="paragraph" w:styleId="Heading3">
-    <w:name w:val="Heading 3"/>
-    <w:basedOn w:val="Normal"/>
-    <w:next w:val="Normal"/>
+    <w:name w:val="heading 3"/>
+    <w:uiPriority w:val="9"/>
+    <w:semiHidden/>
+    <w:unhideWhenUsed/>
     <w:qFormat/>
+    <w:pPr>
+      <w:outlineLvl w:val="2"/>
+    </w:pPr>
     <w:rPr>
       <w:color w:val="1F4D78"/>
       <w:sz w:val="24"/>
@@ -3454,10 +3853,14 @@
     </w:rPr>
   </w:style>
   <w:style w:type="paragraph" w:styleId="Heading4">
-    <w:name w:val="Heading 4"/>
-    <w:basedOn w:val="Normal"/>
-    <w:next w:val="Normal"/>
+    <w:name w:val="heading 4"/>
+    <w:uiPriority w:val="9"/>
+    <w:semiHidden/>
+    <w:unhideWhenUsed/>
     <w:qFormat/>
+    <w:pPr>
+      <w:outlineLvl w:val="3"/>
+    </w:pPr>
     <w:rPr>
       <w:i/>
       <w:iCs/>
@@ -3465,27 +3868,69 @@
     </w:rPr>
   </w:style>
   <w:style w:type="paragraph" w:styleId="Heading5">
-    <w:name w:val="Heading 5"/>
-    <w:basedOn w:val="Normal"/>
-    <w:next w:val="Normal"/>
+    <w:name w:val="heading 5"/>
+    <w:uiPriority w:val="9"/>
+    <w:semiHidden/>
+    <w:unhideWhenUsed/>
     <w:qFormat/>
+    <w:pPr>
+      <w:outlineLvl w:val="4"/>
+    </w:pPr>
     <w:rPr>
       <w:color w:val="2E74B5"/>
     </w:rPr>
   </w:style>
   <w:style w:type="paragraph" w:styleId="Heading6">
-    <w:name w:val="Heading 6"/>
-    <w:basedOn w:val="Normal"/>
-    <w:next w:val="Normal"/>
+    <w:name w:val="heading 6"/>
+    <w:uiPriority w:val="9"/>
+    <w:semiHidden/>
+    <w:unhideWhenUsed/>
     <w:qFormat/>
+    <w:pPr>
+      <w:outlineLvl w:val="5"/>
+    </w:pPr>
     <w:rPr>
       <w:color w:val="1F4D78"/>
     </w:rPr>
   </w:style>
-  <w:style w:type="paragraph" w:styleId="Strong">
-    <w:name w:val="Strong"/>
-    <w:basedOn w:val="Normal"/>
-    <w:next w:val="Normal"/>
+  <w:style w:type="character" w:default="1" w:styleId="DefaultParagraphFont">
+    <w:name w:val="Default Paragraph Font"/>
+    <w:uiPriority w:val="1"/>
+    <w:semiHidden/>
+    <w:unhideWhenUsed/>
+  </w:style>
+  <w:style w:type="table" w:default="1" w:styleId="TableNormal">
+    <w:name w:val="Normal Table"/>
+    <w:uiPriority w:val="99"/>
+    <w:semiHidden/>
+    <w:unhideWhenUsed/>
+    <w:tblPr>
+      <w:tblInd w:w="0" w:type="dxa"/>
+      <w:tblCellMar>
+        <w:top w:w="0" w:type="dxa"/>
+        <w:left w:w="108" w:type="dxa"/>
+        <w:bottom w:w="0" w:type="dxa"/>
+        <w:right w:w="108" w:type="dxa"/>
+      </w:tblCellMar>
+    </w:tblPr>
+  </w:style>
+  <w:style w:type="numbering" w:default="1" w:styleId="NoList">
+    <w:name w:val="No List"/>
+    <w:uiPriority w:val="99"/>
+    <w:semiHidden/>
+    <w:unhideWhenUsed/>
+  </w:style>
+  <w:style w:type="paragraph" w:styleId="Title">
+    <w:name w:val="Title"/>
+    <w:uiPriority w:val="10"/>
+    <w:qFormat/>
+    <w:rPr>
+      <w:sz w:val="56"/>
+      <w:szCs w:val="56"/>
+    </w:rPr>
+  </w:style>
+  <w:style w:type="paragraph" w:customStyle="1" w:styleId="Strong1">
+    <w:name w:val="Strong1"/>
     <w:qFormat/>
     <w:rPr>
       <w:b/>
@@ -3494,12 +3939,10 @@
   </w:style>
   <w:style w:type="paragraph" w:styleId="ListParagraph">
     <w:name w:val="List Paragraph"/>
-    <w:basedOn w:val="Normal"/>
     <w:qFormat/>
   </w:style>
   <w:style w:type="character" w:styleId="Hyperlink">
     <w:name w:val="Hyperlink"/>
-    <w:basedOn w:val="DefaultParagraphFont"/>
     <w:uiPriority w:val="99"/>
     <w:unhideWhenUsed/>
     <w:rPr>
@@ -3509,7 +3952,6 @@
   </w:style>
   <w:style w:type="character" w:styleId="FootnoteReference">
     <w:name w:val="footnote reference"/>
-    <w:basedOn w:val="DefaultParagraphFont"/>
     <w:uiPriority w:val="99"/>
     <w:semiHidden/>
     <w:unhideWhenUsed/>
@@ -3519,22 +3961,17 @@
   </w:style>
   <w:style w:type="paragraph" w:styleId="FootnoteText">
     <w:name w:val="footnote text"/>
-    <w:basedOn w:val="Normal"/>
     <w:link w:val="FootnoteTextChar"/>
     <w:uiPriority w:val="99"/>
     <w:semiHidden/>
     <w:unhideWhenUsed/>
-    <w:pPr>
-      <w:spacing w:after="0" w:line="240" w:lineRule="auto"/>
-    </w:pPr>
     <w:rPr>
       <w:sz w:val="20"/>
       <w:szCs w:val="20"/>
     </w:rPr>
   </w:style>
-  <w:style w:type="character" w:styleId="FootnoteTextChar">
+  <w:style w:type="character" w:customStyle="1" w:styleId="FootnoteTextChar">
     <w:name w:val="Footnote Text Char"/>
-    <w:basedOn w:val="DefaultParagraphFont"/>
     <w:link w:val="FootnoteText"/>
     <w:uiPriority w:val="99"/>
     <w:semiHidden/>
@@ -3546,7 +3983,6 @@
   </w:style>
   <w:style w:type="character" w:styleId="EndnoteReference">
     <w:name w:val="endnote reference"/>
-    <w:basedOn w:val="DefaultParagraphFont"/>
     <w:uiPriority w:val="99"/>
     <w:semiHidden/>
     <w:unhideWhenUsed/>
@@ -3556,22 +3992,17 @@
   </w:style>
   <w:style w:type="paragraph" w:styleId="EndnoteText">
     <w:name w:val="endnote text"/>
-    <w:basedOn w:val="Normal"/>
     <w:link w:val="EndnoteTextChar"/>
     <w:uiPriority w:val="99"/>
     <w:semiHidden/>
     <w:unhideWhenUsed/>
-    <w:pPr>
-      <w:spacing w:after="0" w:line="240" w:lineRule="auto"/>
-    </w:pPr>
     <w:rPr>
       <w:sz w:val="20"/>
       <w:szCs w:val="20"/>
     </w:rPr>
   </w:style>
-  <w:style w:type="character" w:styleId="EndnoteTextChar">
+  <w:style w:type="character" w:customStyle="1" w:styleId="EndnoteTextChar">
     <w:name w:val="Endnote Text Char"/>
-    <w:basedOn w:val="DefaultParagraphFont"/>
     <w:link w:val="EndnoteText"/>
     <w:uiPriority w:val="99"/>
     <w:semiHidden/>
@@ -3581,5 +4012,362 @@
       <w:szCs w:val="20"/>
     </w:rPr>
   </w:style>
+  <w:style w:type="paragraph" w:styleId="Header">
+    <w:name w:val="header"/>
+    <w:basedOn w:val="Normal"/>
+    <w:link w:val="HeaderChar"/>
+    <w:uiPriority w:val="99"/>
+    <w:unhideWhenUsed/>
+    <w:rsid w:val="00F30A50"/>
+    <w:pPr>
+      <w:tabs>
+        <w:tab w:val="center" w:pos="4513"/>
+        <w:tab w:val="right" w:pos="9026"/>
+      </w:tabs>
+    </w:pPr>
+  </w:style>
+  <w:style w:type="character" w:customStyle="1" w:styleId="HeaderChar">
+    <w:name w:val="Header Char"/>
+    <w:basedOn w:val="DefaultParagraphFont"/>
+    <w:link w:val="Header"/>
+    <w:uiPriority w:val="99"/>
+    <w:rsid w:val="00F30A50"/>
+  </w:style>
+  <w:style w:type="paragraph" w:styleId="Footer">
+    <w:name w:val="footer"/>
+    <w:basedOn w:val="Normal"/>
+    <w:link w:val="FooterChar"/>
+    <w:uiPriority w:val="99"/>
+    <w:unhideWhenUsed/>
+    <w:rsid w:val="00F30A50"/>
+    <w:pPr>
+      <w:tabs>
+        <w:tab w:val="center" w:pos="4513"/>
+        <w:tab w:val="right" w:pos="9026"/>
+      </w:tabs>
+    </w:pPr>
+  </w:style>
+  <w:style w:type="character" w:customStyle="1" w:styleId="FooterChar">
+    <w:name w:val="Footer Char"/>
+    <w:basedOn w:val="DefaultParagraphFont"/>
+    <w:link w:val="Footer"/>
+    <w:uiPriority w:val="99"/>
+    <w:rsid w:val="00F30A50"/>
+  </w:style>
 </w:styles>
+</file>
+
+<file path=word/theme/theme1.xml><?xml version="1.0" encoding="utf-8"?>
+<a:theme xmlns:a="http://schemas.openxmlformats.org/drawingml/2006/main" name="Office Theme">
+  <a:themeElements>
+    <a:clrScheme name="Office">
+      <a:dk1>
+        <a:sysClr val="windowText" lastClr="000000"/>
+      </a:dk1>
+      <a:lt1>
+        <a:sysClr val="window" lastClr="FFFFFF"/>
+      </a:lt1>
+      <a:dk2>
+        <a:srgbClr val="0E2841"/>
+      </a:dk2>
+      <a:lt2>
+        <a:srgbClr val="E8E8E8"/>
+      </a:lt2>
+      <a:accent1>
+        <a:srgbClr val="156082"/>
+      </a:accent1>
+      <a:accent2>
+        <a:srgbClr val="E97132"/>
+      </a:accent2>
+      <a:accent3>
+        <a:srgbClr val="196B24"/>
+      </a:accent3>
+      <a:accent4>
+        <a:srgbClr val="0F9ED5"/>
+      </a:accent4>
+      <a:accent5>
+        <a:srgbClr val="A02B93"/>
+      </a:accent5>
+      <a:accent6>
+        <a:srgbClr val="4EA72E"/>
+      </a:accent6>
+      <a:hlink>
+        <a:srgbClr val="467886"/>
+      </a:hlink>
+      <a:folHlink>
+        <a:srgbClr val="96607D"/>
+      </a:folHlink>
+    </a:clrScheme>
+    <a:fontScheme name="Office">
+      <a:majorFont>
+        <a:latin typeface="Aptos Display" panose="02110004020202020204"/>
+        <a:ea typeface=""/>
+        <a:cs typeface=""/>
+        <a:font script="Jpan" typeface="游ゴシック Light"/>
+        <a:font script="Hang" typeface="맑은 고딕"/>
+        <a:font script="Hans" typeface="等线 Light"/>
+        <a:font script="Hant" typeface="新細明體"/>
+        <a:font script="Arab" typeface="Times New Roman"/>
+        <a:font script="Hebr" typeface="Times New Roman"/>
+        <a:font script="Thai" typeface="Angsana New"/>
+        <a:font script="Ethi" typeface="Nyala"/>
+        <a:font script="Beng" typeface="Vrinda"/>
+        <a:font script="Gujr" typeface="Shruti"/>
+        <a:font script="Khmr" typeface="MoolBoran"/>
+        <a:font script="Knda" typeface="Tunga"/>
+        <a:font script="Guru" typeface="Raavi"/>
+        <a:font script="Cans" typeface="Euphemia"/>
+        <a:font script="Cher" typeface="Plantagenet Cherokee"/>
+        <a:font script="Yiii" typeface="Microsoft Yi Baiti"/>
+        <a:font script="Tibt" typeface="Microsoft Himalaya"/>
+        <a:font script="Thaa" typeface="MV Boli"/>
+        <a:font script="Deva" typeface="Mangal"/>
+        <a:font script="Telu" typeface="Gautami"/>
+        <a:font script="Taml" typeface="Latha"/>
+        <a:font script="Syrc" typeface="Estrangelo Edessa"/>
+        <a:font script="Orya" typeface="Kalinga"/>
+        <a:font script="Mlym" typeface="Kartika"/>
+        <a:font script="Laoo" typeface="DokChampa"/>
+        <a:font script="Sinh" typeface="Iskoola Pota"/>
+        <a:font script="Mong" typeface="Mongolian Baiti"/>
+        <a:font script="Viet" typeface="Times New Roman"/>
+        <a:font script="Uigh" typeface="Microsoft Uighur"/>
+        <a:font script="Geor" typeface="Sylfaen"/>
+        <a:font script="Armn" typeface="Arial"/>
+        <a:font script="Bugi" typeface="Leelawadee UI"/>
+        <a:font script="Bopo" typeface="Microsoft JhengHei"/>
+        <a:font script="Java" typeface="Javanese Text"/>
+        <a:font script="Lisu" typeface="Segoe UI"/>
+        <a:font script="Mymr" typeface="Myanmar Text"/>
+        <a:font script="Nkoo" typeface="Ebrima"/>
+        <a:font script="Olck" typeface="Nirmala UI"/>
+        <a:font script="Osma" typeface="Ebrima"/>
+        <a:font script="Phag" typeface="Phagspa"/>
+        <a:font script="Syrn" typeface="Estrangelo Edessa"/>
+        <a:font script="Syrj" typeface="Estrangelo Edessa"/>
+        <a:font script="Syre" typeface="Estrangelo Edessa"/>
+        <a:font script="Sora" typeface="Nirmala UI"/>
+        <a:font script="Tale" typeface="Microsoft Tai Le"/>
+        <a:font script="Talu" typeface="Microsoft New Tai Lue"/>
+        <a:font script="Tfng" typeface="Ebrima"/>
+      </a:majorFont>
+      <a:minorFont>
+        <a:latin typeface="Aptos" panose="02110004020202020204"/>
+        <a:ea typeface=""/>
+        <a:cs typeface=""/>
+        <a:font script="Jpan" typeface="游明朝"/>
+        <a:font script="Hang" typeface="맑은 고딕"/>
+        <a:font script="Hans" typeface="等线"/>
+        <a:font script="Hant" typeface="新細明體"/>
+        <a:font script="Arab" typeface="Arial"/>
+        <a:font script="Hebr" typeface="Arial"/>
+        <a:font script="Thai" typeface="Cordia New"/>
+        <a:font script="Ethi" typeface="Nyala"/>
+        <a:font script="Beng" typeface="Vrinda"/>
+        <a:font script="Gujr" typeface="Shruti"/>
+        <a:font script="Khmr" typeface="DaunPenh"/>
+        <a:font script="Knda" typeface="Tunga"/>
+        <a:font script="Guru" typeface="Raavi"/>
+        <a:font script="Cans" typeface="Euphemia"/>
+        <a:font script="Cher" typeface="Plantagenet Cherokee"/>
+        <a:font script="Yiii" typeface="Microsoft Yi Baiti"/>
+        <a:font script="Tibt" typeface="Microsoft Himalaya"/>
+        <a:font script="Thaa" typeface="MV Boli"/>
+        <a:font script="Deva" typeface="Mangal"/>
+        <a:font script="Telu" typeface="Gautami"/>
+        <a:font script="Taml" typeface="Latha"/>
+        <a:font script="Syrc" typeface="Estrangelo Edessa"/>
+        <a:font script="Orya" typeface="Kalinga"/>
+        <a:font script="Mlym" typeface="Kartika"/>
+        <a:font script="Laoo" typeface="DokChampa"/>
+        <a:font script="Sinh" typeface="Iskoola Pota"/>
+        <a:font script="Mong" typeface="Mongolian Baiti"/>
+        <a:font script="Viet" typeface="Arial"/>
+        <a:font script="Uigh" typeface="Microsoft Uighur"/>
+        <a:font script="Geor" typeface="Sylfaen"/>
+        <a:font script="Armn" typeface="Arial"/>
+        <a:font script="Bugi" typeface="Leelawadee UI"/>
+        <a:font script="Bopo" typeface="Microsoft JhengHei"/>
+        <a:font script="Java" typeface="Javanese Text"/>
+        <a:font script="Lisu" typeface="Segoe UI"/>
+        <a:font script="Mymr" typeface="Myanmar Text"/>
+        <a:font script="Nkoo" typeface="Ebrima"/>
+        <a:font script="Olck" typeface="Nirmala UI"/>
+        <a:font script="Osma" typeface="Ebrima"/>
+        <a:font script="Phag" typeface="Phagspa"/>
+        <a:font script="Syrn" typeface="Estrangelo Edessa"/>
+        <a:font script="Syrj" typeface="Estrangelo Edessa"/>
+        <a:font script="Syre" typeface="Estrangelo Edessa"/>
+        <a:font script="Sora" typeface="Nirmala UI"/>
+        <a:font script="Tale" typeface="Microsoft Tai Le"/>
+        <a:font script="Talu" typeface="Microsoft New Tai Lue"/>
+        <a:font script="Tfng" typeface="Ebrima"/>
+      </a:minorFont>
+    </a:fontScheme>
+    <a:fmtScheme name="Office">
+      <a:fillStyleLst>
+        <a:solidFill>
+          <a:schemeClr val="phClr"/>
+        </a:solidFill>
+        <a:gradFill rotWithShape="1">
+          <a:gsLst>
+            <a:gs pos="0">
+              <a:schemeClr val="phClr">
+                <a:lumMod val="110000"/>
+                <a:satMod val="105000"/>
+                <a:tint val="67000"/>
+              </a:schemeClr>
+            </a:gs>
+            <a:gs pos="50000">
+              <a:schemeClr val="phClr">
+                <a:lumMod val="105000"/>
+                <a:satMod val="103000"/>
+                <a:tint val="73000"/>
+              </a:schemeClr>
+            </a:gs>
+            <a:gs pos="100000">
+              <a:schemeClr val="phClr">
+                <a:lumMod val="105000"/>
+                <a:satMod val="109000"/>
+                <a:tint val="81000"/>
+              </a:schemeClr>
+            </a:gs>
+          </a:gsLst>
+          <a:lin ang="5400000" scaled="0"/>
+        </a:gradFill>
+        <a:gradFill rotWithShape="1">
+          <a:gsLst>
+            <a:gs pos="0">
+              <a:schemeClr val="phClr">
+                <a:satMod val="103000"/>
+                <a:lumMod val="102000"/>
+                <a:tint val="94000"/>
+              </a:schemeClr>
+            </a:gs>
+            <a:gs pos="50000">
+              <a:schemeClr val="phClr">
+                <a:satMod val="110000"/>
+                <a:lumMod val="100000"/>
+                <a:shade val="100000"/>
+              </a:schemeClr>
+            </a:gs>
+            <a:gs pos="100000">
+              <a:schemeClr val="phClr">
+                <a:lumMod val="99000"/>
+                <a:satMod val="120000"/>
+                <a:shade val="78000"/>
+              </a:schemeClr>
+            </a:gs>
+          </a:gsLst>
+          <a:lin ang="5400000" scaled="0"/>
+        </a:gradFill>
+      </a:fillStyleLst>
+      <a:lnStyleLst>
+        <a:ln w="12700" cap="flat" cmpd="sng" algn="ctr">
+          <a:solidFill>
+            <a:schemeClr val="phClr"/>
+          </a:solidFill>
+          <a:prstDash val="solid"/>
+          <a:miter lim="800000"/>
+        </a:ln>
+        <a:ln w="19050" cap="flat" cmpd="sng" algn="ctr">
+          <a:solidFill>
+            <a:schemeClr val="phClr"/>
+          </a:solidFill>
+          <a:prstDash val="solid"/>
+          <a:miter lim="800000"/>
+        </a:ln>
+        <a:ln w="25400" cap="flat" cmpd="sng" algn="ctr">
+          <a:solidFill>
+            <a:schemeClr val="phClr"/>
+          </a:solidFill>
+          <a:prstDash val="solid"/>
+          <a:miter lim="800000"/>
+        </a:ln>
+      </a:lnStyleLst>
+      <a:effectStyleLst>
+        <a:effectStyle>
+          <a:effectLst/>
+        </a:effectStyle>
+        <a:effectStyle>
+          <a:effectLst/>
+        </a:effectStyle>
+        <a:effectStyle>
+          <a:effectLst>
+            <a:outerShdw blurRad="57150" dist="19050" dir="5400000" algn="ctr" rotWithShape="0">
+              <a:srgbClr val="000000">
+                <a:alpha val="63000"/>
+              </a:srgbClr>
+            </a:outerShdw>
+          </a:effectLst>
+        </a:effectStyle>
+      </a:effectStyleLst>
+      <a:bgFillStyleLst>
+        <a:solidFill>
+          <a:schemeClr val="phClr"/>
+        </a:solidFill>
+        <a:solidFill>
+          <a:schemeClr val="phClr">
+            <a:tint val="95000"/>
+            <a:satMod val="170000"/>
+          </a:schemeClr>
+        </a:solidFill>
+        <a:gradFill rotWithShape="1">
+          <a:gsLst>
+            <a:gs pos="0">
+              <a:schemeClr val="phClr">
+                <a:tint val="93000"/>
+                <a:satMod val="150000"/>
+                <a:shade val="98000"/>
+                <a:lumMod val="102000"/>
+              </a:schemeClr>
+            </a:gs>
+            <a:gs pos="50000">
+              <a:schemeClr val="phClr">
+                <a:tint val="98000"/>
+                <a:satMod val="130000"/>
+                <a:shade val="90000"/>
+                <a:lumMod val="103000"/>
+              </a:schemeClr>
+            </a:gs>
+            <a:gs pos="100000">
+              <a:schemeClr val="phClr">
+                <a:shade val="63000"/>
+                <a:satMod val="120000"/>
+              </a:schemeClr>
+            </a:gs>
+          </a:gsLst>
+          <a:lin ang="5400000" scaled="0"/>
+        </a:gradFill>
+      </a:bgFillStyleLst>
+    </a:fmtScheme>
+  </a:themeElements>
+  <a:objectDefaults>
+    <a:lnDef>
+      <a:spPr/>
+      <a:bodyPr/>
+      <a:lstStyle/>
+      <a:style>
+        <a:lnRef idx="2">
+          <a:schemeClr val="accent1"/>
+        </a:lnRef>
+        <a:fillRef idx="0">
+          <a:schemeClr val="accent1"/>
+        </a:fillRef>
+        <a:effectRef idx="1">
+          <a:schemeClr val="accent1"/>
+        </a:effectRef>
+        <a:fontRef idx="minor">
+          <a:schemeClr val="tx1"/>
+        </a:fontRef>
+      </a:style>
+    </a:lnDef>
+  </a:objectDefaults>
+  <a:extraClrSchemeLst/>
+  <a:extLst>
+    <a:ext uri="{05A4C25C-085E-4340-85A3-A5531E510DB2}">
+      <thm15:themeFamily xmlns:thm15="http://schemas.microsoft.com/office/thememl/2012/main" name="Office Theme" id="{2E142A2C-CD16-42D6-873A-C26D2A0506FA}" vid="{1BDDFF52-6CD6-40A5-AB3C-68EB2F1E4D0A}"/>
+    </a:ext>
+  </a:extLst>
+</a:theme>
 </file>